--- a/paper_3_audit/paper1_manuscript_en.docx
+++ b/paper_3_audit/paper1_manuscript_en.docx
@@ -132,7 +132,7 @@
         <w:jc w:val="both"/>
       </w:pPr>
       <w:r>
-        <w:t>Post-breach studies of the site have characterised the event predominantly through planform quantities — water extent, exposed area and their change.</w:t>
+        <w:t>Post-breach studies of the site have characterised the event predominantly through planform quantities — water extent, exposed area and their change ((Vyshnevskyi et al., 2023); (Maksymenko et al., 2026)).</w:t>
       </w:r>
     </w:p>
     <w:p>
@@ -203,7 +203,7 @@
         <w:jc w:val="both"/>
       </w:pPr>
       <w:r>
-        <w:t>ICESat-2 photon-counting lidar and SWOT Ka-band interferometry observe water-surface elevation along tracks and across swaths rather than at virtual stations, so they can resolve the longitudinal gradient of a reach directly — provided that thousands of along-track measurements from one pass are not mistaken for thousands of independent observations, and provided that heights reported on different ellipsoids, geoids and permanent-tide conventions are reduced to one frame before they are compared.</w:t>
+        <w:t>ICESat-2 photon-counting lidar and SWOT Ka-band interferometry observe water-surface elevation along tracks and across swaths rather than at virtual stations, so they can resolve the longitudinal gradient of a reach directly ((Scherer et al., 2022); (Musaeus et al., 2024); (Dhote et al., 2024)), and reach-scale slope is now produced globally from ICESat-2 ((Scherer et al., 2023)) and mapped dynamically by SWOT ((Jiang et al., 2025); (Ledauphin et al., 2025)) — provided that thousands of along-track measurements from one pass are not mistaken for thousands of independent observations, and provided that heights reported on different ellipsoids, geoids and permanent-tide conventions are reduced to one frame before they are compared. Hydraulic models informed by such elevations are only as good as that reduction ((Bauer-Gottwein et al., 2023)).</w:t>
       </w:r>
     </w:p>
     <w:p>
@@ -220,7 +220,7 @@
         <w:jc w:val="both"/>
       </w:pPr>
       <w:r>
-        <w:t>Gauge stages in Baltic 1977, ICESat-2 heights in a tide-free ellipsoidal system, SWOT heights with tide fields supplied but not applied, and a legacy survey reduced to an operating level are four surfaces. The corrections between them are of the same order as the hydraulic signal sought — centimetres per kilometre over tens of kilometres — so the harmonisation is not a preprocessing convenience but the method itself.</w:t>
+        <w:t>Gauge stages in Baltic 1977, ICESat-2 heights in a tide-free ellipsoidal system, SWOT heights with tide fields supplied but not applied, and a legacy survey reduced to an operating level are four surfaces. The corrections between them are of the same order as the hydraulic signal sought — centimetres per kilometre over tens of kilometres — so the harmonisation is not a preprocessing convenience but the method itself. Height-datum unification is a mature discipline in geodesy ((Barzaghi et al., 2020); (Featherstone et al., 2011); (Schwabe et al., 2026)), and the consequence of neglecting it — an apparent gradient produced by the levelling network rather than by the water — is documented ((Penna et al., 2013)).</w:t>
       </w:r>
     </w:p>
     <w:p>
@@ -254,7 +254,7 @@
         <w:jc w:val="both"/>
       </w:pPr>
       <w:r>
-        <w:t>The study system is registered in four analysis zones defined once in a geometry registry and loaded by every script: ZONE_1 (the former reservoir and the lower Dnipro, 11 412 km², with the 2 144 km² reservoir core), ZONE_2 (the Kherson delta, 1 677 km²), ZONE_3 (the Dnipro–Buh estuary, 7 621 km²) and ZONE_4 (the dam-to-Kherson floodway, defined as the June 2023 Sentinel-1 flood envelope plus a 1 km buffer, 695 km²). Chainage for the reservoir profiles is measured from the dam along a reservoir-axis centreline; the historical reach boundaries of the design documentation are placed on it where tie points allow — a limitation, since only two of five ties are usable (ratio ~1.36 at two independent points; a ~30 km residual is isolated to reach 1) — and reach 5 lies outside the mapped domain. SWOT's calibration-phase orbit never covered the pool, so SWOT enters this study only downstream at Kherson.</w:t>
+        <w:t>The study system is registered in four analysis zones defined once in a geometry registry and loaded by every script: ZONE_1 (the former reservoir and the lower Dnipro, 11 412 km², with the 2 144 km² reservoir core), ZONE_2 (the Kherson delta, 1 677 km²), ZONE_3 (the Dnipro–Buh estuary, 7 621 km²) and ZONE_4 (the dam-to-Kherson floodway, defined as the June 2023 Sentinel-1 flood envelope plus a 1 km buffer, 695 km²). Chainage for the reservoir profiles is measured from the dam along a reservoir-axis centreline; the historical reach boundaries of the design documentation are placed on it where tie points allow — a limitation, since only two of five ties are usable (ratio ~1.36 at two independent points; a ~30 km residual is isolated to reach 1) — and reach 5 lies outside the mapped domain. SWOT's fast-sampling calibration orbit crossed both the reservoir outlet and the reach below the dam daily through the breach fortnight, so the mission observed the drawdown and the flood wave as they happened; its science-orbit LakeSP passes continue over the residual water bodies from late July 2023. What the calibration orbit did not give is repeated coverage of the whole pool on one date, so SWOT constrains the outlet and the downstream profile rather than the reservoir-wide slope.</w:t>
       </w:r>
     </w:p>
     <w:p>
@@ -767,7 +767,7 @@
         <w:pStyle w:val="Heading1"/>
       </w:pPr>
       <w:r>
-        <w:t>5.10 Area-weighted exposure</w:t>
+        <w:t>5.9.1 An independent test of the reconstructed bed</w:t>
       </w:r>
     </w:p>
     <w:p>
@@ -776,7 +776,7 @@
         <w:jc w:val="both"/>
       </w:pPr>
       <w:r>
-        <w:t>whole mapped reservoir: historical 12.9% vs reconstructed 12.77% (diff -0.18 pp) (across interpolators 12.61-13.29% (spread 0.68 pp); by reach historical 3.9 / 9.4 / 26.0 % vs reconstructed 7.5 / 9.3 / 21.7 %). The historical fraction was used as validation, not calibration. The reconstructed bed also reproduces the published level–area curve (RMS area error 74 km2 (3.8% of mean area); median +1.7%) and the exposure fraction is converged with grid resolution (250 m -&gt; 12.77%; 50 m -&gt; 12.79%; 30 m -&gt; 12.79%).</w:t>
+        <w:t>The cross-validation of Section 5.9 withholds soundings from a surface built out of soundings, so it measures interpolation error and nothing else. ICESat-2 ground returns acquired over the bed after it dried are independent of every input to the reconstruction, and against them the surface holds to RMSE 1.448 m, bias +0.204 m, NMAD 0.882 m (P05 -2.04 m, P95 2.45 m; n = 16164 points on 15 reference ground tracks). The residual is not uniform: it tracks the support the interpolation actually had, from RMSE 1.535 m, bias +0.291 m within 250 m of a sounding to RMSE 2.48 m beyond 2 km from a sounding. Part of what remains is real — the soundings predate the breach and the photons postdate it, so bed change is inside the residual and cannot be separated from reconstruction error (ICESat-2 ground returns over sparsely vegetated sediment carry their own bias; the comparison is of a 2019-22 sounding surface against a 2023-24 surface, so real bed change is inside the residual.).</w:t>
       </w:r>
     </w:p>
     <w:p>
@@ -784,7 +784,7 @@
         <w:pStyle w:val="Heading1"/>
       </w:pPr>
       <w:r>
-        <w:t>5.11 Downstream zone beds</w:t>
+        <w:t>5.9.2 The datum of the surrounding terrain</w:t>
       </w:r>
     </w:p>
     <w:p>
@@ -793,7 +793,67 @@
         <w:jc w:val="both"/>
       </w:pPr>
       <w:r>
+        <w:t>The bed is seamed into FABDEM for the land above the water line, so the two must share a datum. Sampled on stable bare land against the same ICESat-2 frame, FABDEM shows bias -0.164 m, NMAD 0.267 m (n = 196357 points), a decimetre-level offset an order below the bed error.</w:t>
+      </w:r>
+    </w:p>
+    <w:p>
+      <w:pPr>
+        <w:pStyle w:val="Heading1"/>
+      </w:pPr>
+      <w:r>
+        <w:t>5.10 Area-weighted exposure</w:t>
+      </w:r>
+    </w:p>
+    <w:p>
+      <w:pPr>
+        <w:spacing w:line="360" w:lineRule="auto"/>
+        <w:jc w:val="both"/>
+      </w:pPr>
+      <w:r>
+        <w:t>whole mapped reservoir: historical 12.9% vs reconstructed 12.77% (diff -0.18 pp) (across interpolators 12.61-13.29% (spread 0.68 pp); by reach historical 3.9 / 9.4 / 26.0 % vs reconstructed 7.5 / 9.3 / 21.7 %). The historical fraction was used as validation, not calibration. The reconstructed bed also reproduces the published level–area curve (RMS area error 74 km2 (3.8% of mean area); median +1.7%) and the exposure fraction is converged with grid resolution (250 m -&gt; 12.77%; 50 m -&gt; 12.79%; 30 m -&gt; 12.79%).</w:t>
+      </w:r>
+    </w:p>
+    <w:p>
+      <w:pPr>
+        <w:pStyle w:val="Heading1"/>
+      </w:pPr>
+      <w:r>
+        <w:t>5.11 Downstream zone beds</w:t>
+      </w:r>
+    </w:p>
+    <w:p>
+      <w:pPr>
+        <w:spacing w:line="360" w:lineRule="auto"/>
+        <w:jc w:val="both"/>
+      </w:pPr>
+      <w:r>
         <w:t>In the delta, estuary and floodway the soundings-only arm wins in every zone: SND_ONLY / LINEAR: RMSE 2.31 m, bias +0.02 m, NMAD 1.67 m; SND_ONLY / OK: RMSE 2.62 m, bias +0.04 m, NMAD 2.27 m; SND_ONLY / LINEAR: RMSE 2.20 m, bias -0.07 m, NMAD 1.24 m. Shoreline soft constraints and pseudo-points add metre-scale positive bias where the near-shore band holds most of the soundings.</w:t>
+      </w:r>
+    </w:p>
+    <w:p>
+      <w:pPr>
+        <w:spacing w:line="360" w:lineRule="auto"/>
+        <w:jc w:val="both"/>
+      </w:pPr>
+      <w:r>
+        <w:t>Support, not method, sets what these numbers mean: in the estuary CV RMSE 2.61 m over 3342 km², 20.2% of it sounding-supported (Only a fifth of the estuary is within sounding support; the remainder is carried by EMODnet bathymetry and is not independently validated here.).</w:t>
+      </w:r>
+    </w:p>
+    <w:p>
+      <w:pPr>
+        <w:pStyle w:val="Heading1"/>
+      </w:pPr>
+      <w:r>
+        <w:t>5.11.1 The terrain delivered to the companion paper</w:t>
+      </w:r>
+    </w:p>
+    <w:p>
+      <w:pPr>
+        <w:spacing w:line="360" w:lineRule="auto"/>
+        <w:jc w:val="both"/>
+      </w:pPr>
+      <w:r>
+        <w:t>The bed, the downstream zone surfaces and FABDEM are merged into one seamless terrain, which is the object the hydraulic models of the companion paper stand on. Against night-time ICESat-2 returns over the whole domain it achieves RMSE 1.092 m, LE90 1.036 m, NMAD 0.389 m (LE95 1.792 m; n = 841752 night points). That figure is an average over land covers that behave differently (Accuracy is strongly land-cover dependent: cropland RMSE 0.52 m against 3.16 m under tree cover, where the residual is canopy, not terrain error.), and the per-class breakdown rather than the pooled statistic is what a modeller needs.</w:t>
       </w:r>
     </w:p>
     <w:p>
@@ -1446,6 +1506,23 @@
       </w:pPr>
       <w:r>
         <w:t>The five overpasses of July–September 2023 already carry the post-breach gradient: Theil-Sen median +3.245 cm/km (2023-07-07..2023-09-07) (n = 5). The structural change is therefore visible during the transient drainage itself, not only once the system had settled.</w:t>
+      </w:r>
+    </w:p>
+    <w:p>
+      <w:pPr>
+        <w:pStyle w:val="Heading1"/>
+      </w:pPr>
+      <w:r>
+        <w:t>6.2.1 The drawdown and the flood wave from orbit</w:t>
+      </w:r>
+    </w:p>
+    <w:p>
+      <w:pPr>
+        <w:spacing w:line="360" w:lineRule="auto"/>
+        <w:jc w:val="both"/>
+      </w:pPr>
+      <w:r>
+        <w:t>That SWOT caught this event is not a new observation: the flood below the dam has been described from the same mission and used to test outburst-flood models ((Lehnigk et al., 2026)). What is added here is the outlet itself, carried in the same vertical frame as the gauges and the bed. Because the calibration orbit repeated daily over the outlet, the emptying of the pool was recorded directly rather than inferred: outlet 5.63 m EVRF2019 on 13 June, from 17.53 m on 31 May (n = 3 SWOT nodes on the date). Below the dam the same passes describe the wave that carried that water away, rising rise 9.10 m at 15 km (peak 10.24 m on 2023-06-07) and decaying downstream to about two metres by 80 km. Both series are snapshots from a handful of nodes per date (Node counts per date are small (1-3) and some dates rest on a single node; the series is a sequence of snapshots, not a gauged hydrograph.), so they are read as a sequence of observed water surfaces, not as a hydrograph.</w:t>
       </w:r>
     </w:p>
     <w:p>
@@ -2182,6 +2259,15 @@
     </w:p>
     <w:p>
       <w:pPr>
+        <w:spacing w:line="360" w:lineRule="auto"/>
+        <w:jc w:val="both"/>
+      </w:pPr>
+      <w:r>
+        <w:t>Reaches released from an impoundment adjust in ways that are neither uniform nor immediate ((Nichols et al., 2017)), and incisional channels formed after dam removal widen and narrow through migrating fronts rather than settling monotonically ((Cantelli et al., 2004); (Cantelli et al., 2007)).</w:t>
+      </w:r>
+    </w:p>
+    <w:p>
+      <w:pPr>
         <w:pStyle w:val="Heading1"/>
       </w:pPr>
       <w:r>
@@ -3015,6 +3101,312 @@
       </w:pPr>
       <w:r>
         <w:t>REFERENCES</w:t>
+      </w:r>
+    </w:p>
+    <w:p>
+      <w:pPr>
+        <w:spacing w:line="360" w:lineRule="auto"/>
+        <w:jc w:val="both"/>
+      </w:pPr>
+      <w:r>
+        <w:t xml:space="preserve">- [barzaghi2020] Barzaghi, Riccardo; De Gaetani, Carlo Iapige; Betti, Barbara (2020). The worldwide physical height datum project. </w:t>
+      </w:r>
+      <w:r>
+        <w:rPr>
+          <w:i/>
+        </w:rPr>
+        <w:t>Rendiconti Lincei. Scienze Fisiche e Naturali</w:t>
+      </w:r>
+      <w:r>
+        <w:t>. https://doi.org/10.1007/s12210-020-00948-0</w:t>
+      </w:r>
+    </w:p>
+    <w:p>
+      <w:pPr>
+        <w:spacing w:line="360" w:lineRule="auto"/>
+        <w:jc w:val="both"/>
+      </w:pPr>
+      <w:r>
+        <w:t xml:space="preserve">- [bauergottwein2023] Bauer-Gottwein, Peter; Zakharova, Elena; Coppo Frías, Monica; Ranndal, Heidi; Nielsen, Karina; Christoffersen, Linda; Liu, Jun; Jiang, Liguang (2023). A hydraulic model of the Amur River informed by ICESat-2 elevation. </w:t>
+      </w:r>
+      <w:r>
+        <w:rPr>
+          <w:i/>
+        </w:rPr>
+        <w:t>Hydrological Sciences Journal</w:t>
+      </w:r>
+      <w:r>
+        <w:t>. https://doi.org/10.1080/02626667.2023.2245811</w:t>
+      </w:r>
+    </w:p>
+    <w:p>
+      <w:pPr>
+        <w:spacing w:line="360" w:lineRule="auto"/>
+        <w:jc w:val="both"/>
+      </w:pPr>
+      <w:r>
+        <w:t xml:space="preserve">- [cantelli2004] Cantelli, Alessandro; Paola, Chris; Parker, Gary (2004). Experiments on upstream‐migrating erosional narrowing and widening of an incisional channel caused by dam removal. </w:t>
+      </w:r>
+      <w:r>
+        <w:rPr>
+          <w:i/>
+        </w:rPr>
+        <w:t>Water Resources Research</w:t>
+      </w:r>
+      <w:r>
+        <w:t>. https://doi.org/10.1029/2003wr002940</w:t>
+      </w:r>
+    </w:p>
+    <w:p>
+      <w:pPr>
+        <w:spacing w:line="360" w:lineRule="auto"/>
+        <w:jc w:val="both"/>
+      </w:pPr>
+      <w:r>
+        <w:t xml:space="preserve">- [cantelli2007] Cantelli, A.; Wong, M.; Parker, G.; Paola, C. (2007). Numerical model linking bed and bank evolution of incisional channel created by dam removal. </w:t>
+      </w:r>
+      <w:r>
+        <w:rPr>
+          <w:i/>
+        </w:rPr>
+        <w:t>Water Resources Research</w:t>
+      </w:r>
+      <w:r>
+        <w:t>. https://doi.org/10.1029/2006wr005621</w:t>
+      </w:r>
+    </w:p>
+    <w:p>
+      <w:pPr>
+        <w:spacing w:line="360" w:lineRule="auto"/>
+        <w:jc w:val="both"/>
+      </w:pPr>
+      <w:r>
+        <w:t xml:space="preserve">- [dhote2024] Dhote, Pankaj R.; Agarwal, Ankit; Singhal, Gaurish; Calmant, Stephane; Thakur, Praveen K.; Oubanas, Hind; Paris, Adrien; Singh, Raghavendra P. (2024). River Water Level and Water Surface Slope Measurement From Spaceborne Radar and LiDAR Altimetry: Evaluation and Implications for Hydrological Studies in the Ganga River. </w:t>
+      </w:r>
+      <w:r>
+        <w:rPr>
+          <w:i/>
+        </w:rPr>
+        <w:t>IEEE Journal of Selected Topics in Applied Earth Observations and Remote Sensing</w:t>
+      </w:r>
+      <w:r>
+        <w:t>. https://doi.org/10.1109/jstars.2024.3379874</w:t>
+      </w:r>
+    </w:p>
+    <w:p>
+      <w:pPr>
+        <w:spacing w:line="360" w:lineRule="auto"/>
+        <w:jc w:val="both"/>
+      </w:pPr>
+      <w:r>
+        <w:t xml:space="preserve">- [featherstone2011] Featherstone, W. E.; Kirby, J. F.; Hirt, C.; Filmer, M. S.; Claessens, S. J.; Brown, N. J.; Hu, G.; Johnston, G. M. (2011). The AUSGeoid09 model of the Australian Height Datum. </w:t>
+      </w:r>
+      <w:r>
+        <w:rPr>
+          <w:i/>
+        </w:rPr>
+        <w:t>Journal of Geodesy</w:t>
+      </w:r>
+      <w:r>
+        <w:t>. https://doi.org/10.1007/s00190-010-0422-2</w:t>
+      </w:r>
+    </w:p>
+    <w:p>
+      <w:pPr>
+        <w:spacing w:line="360" w:lineRule="auto"/>
+        <w:jc w:val="both"/>
+      </w:pPr>
+      <w:r>
+        <w:t xml:space="preserve">- [jiang2025] Jiang, Liguang; Nielsen, Karina; Andersen, Ole B.; Liu, Junguo (2025). SWOT Reveals Detailed Dynamics of Longitudinal River Slope in the Missouri River Basin. </w:t>
+      </w:r>
+      <w:r>
+        <w:rPr>
+          <w:i/>
+        </w:rPr>
+        <w:t>Geophysical Research Letters</w:t>
+      </w:r>
+      <w:r>
+        <w:t>. https://doi.org/10.1029/2025gl115953</w:t>
+      </w:r>
+    </w:p>
+    <w:p>
+      <w:pPr>
+        <w:spacing w:line="360" w:lineRule="auto"/>
+        <w:jc w:val="both"/>
+      </w:pPr>
+      <w:r>
+        <w:t xml:space="preserve">- [ledauphin2025] Ledauphin, T.; Garambois, P.‐A.; Larnier, K.; Azzoni, M.; Emery, C.; Picot, N.; Amzil, S.; Fjørtoft, R.; Maxant, J.; Yésou, H. (2025). Assessing SWOT's Hydraulic Visibility on the Rhine: Precision Flow Lines and Slope‐Based Flood Wave Propagation Signatures. </w:t>
+      </w:r>
+      <w:r>
+        <w:rPr>
+          <w:i/>
+        </w:rPr>
+        <w:t>Earth and Space Science</w:t>
+      </w:r>
+      <w:r>
+        <w:t>. https://doi.org/10.1029/2025ea004309</w:t>
+      </w:r>
+    </w:p>
+    <w:p>
+      <w:pPr>
+        <w:spacing w:line="360" w:lineRule="auto"/>
+        <w:jc w:val="both"/>
+      </w:pPr>
+      <w:r>
+        <w:t xml:space="preserve">- [lehnigk2026] Lehnigk, K. E.; Pavelsky, T. M.; Lang, K. A. (2026). SWOT Satellite Observations of the Kakhovka Dam Break Flood Highlight Limitations of Outburst Flood Models. </w:t>
+      </w:r>
+      <w:r>
+        <w:rPr>
+          <w:i/>
+        </w:rPr>
+        <w:t>Geophysical Research Letters</w:t>
+      </w:r>
+      <w:r>
+        <w:t>. https://doi.org/10.1029/2025gl120832</w:t>
+      </w:r>
+    </w:p>
+    <w:p>
+      <w:pPr>
+        <w:spacing w:line="360" w:lineRule="auto"/>
+        <w:jc w:val="both"/>
+      </w:pPr>
+      <w:r>
+        <w:t xml:space="preserve">- [maksymenko2026] Maksymenko, V. O.; Bezsonnyi, V. L. (2026). Remote sensing assessment of the spatio-temporal transformation of the Kakhovka reservoir after dam destruction using Sentinel-2 data. </w:t>
+      </w:r>
+      <w:r>
+        <w:rPr>
+          <w:i/>
+        </w:rPr>
+        <w:t>Man and Environment Issues of Neoecology</w:t>
+      </w:r>
+      <w:r>
+        <w:t>. https://doi.org/10.26565/1992-4224-2026-45-07</w:t>
+      </w:r>
+    </w:p>
+    <w:p>
+      <w:pPr>
+        <w:spacing w:line="360" w:lineRule="auto"/>
+        <w:jc w:val="both"/>
+      </w:pPr>
+      <w:r>
+        <w:t xml:space="preserve">- [musaeus2024] Musaeus, Aske Folkmann; Kittel, Cécile Marie Margaretha; Luchner, Jakob; Frias, Monica Coppo; Bauer‐Gottwein, Peter (2024). Hydraulic River Models From ICESat‐2 Elevation and Water Surface Slope. </w:t>
+      </w:r>
+      <w:r>
+        <w:rPr>
+          <w:i/>
+        </w:rPr>
+        <w:t>Water Resources Research</w:t>
+      </w:r>
+      <w:r>
+        <w:t>. https://doi.org/10.1029/2023wr036428</w:t>
+      </w:r>
+    </w:p>
+    <w:p>
+      <w:pPr>
+        <w:spacing w:line="360" w:lineRule="auto"/>
+        <w:jc w:val="both"/>
+      </w:pPr>
+      <w:r>
+        <w:t xml:space="preserve">- [nichols2017] Nichols, A. L.; Viers, J. H. (2017). Not all breaks are equal: Variable hydrologic and geomorphic responses to intentional levee breaches along the lower Cosumnes River, California. </w:t>
+      </w:r>
+      <w:r>
+        <w:rPr>
+          <w:i/>
+        </w:rPr>
+        <w:t>River Research and Applications</w:t>
+      </w:r>
+      <w:r>
+        <w:t>. https://doi.org/10.1002/rra.3159</w:t>
+      </w:r>
+    </w:p>
+    <w:p>
+      <w:pPr>
+        <w:spacing w:line="360" w:lineRule="auto"/>
+        <w:jc w:val="both"/>
+      </w:pPr>
+      <w:r>
+        <w:t xml:space="preserve">- [penna2013] Penna, N. T.; Featherstone, W. E.; Gazeaux, J.; Bingham, R. J. (2013). The apparent British sea slope is caused by systematic errors in the levelling-based vertical datum. </w:t>
+      </w:r>
+      <w:r>
+        <w:rPr>
+          <w:i/>
+        </w:rPr>
+        <w:t>Geophysical Journal International</w:t>
+      </w:r>
+      <w:r>
+        <w:t>. https://doi.org/10.1093/gji/ggt161</w:t>
+      </w:r>
+    </w:p>
+    <w:p>
+      <w:pPr>
+        <w:spacing w:line="360" w:lineRule="auto"/>
+        <w:jc w:val="both"/>
+      </w:pPr>
+      <w:r>
+        <w:t xml:space="preserve">- [scherer2022] Scherer, Daniel; Schwatke, Christian; Dettmering, Denise; Seitz, Florian (2022). ICESat‐2 Based River Surface Slope and Its Impact on Water Level Time Series From Satellite Altimetry. </w:t>
+      </w:r>
+      <w:r>
+        <w:rPr>
+          <w:i/>
+        </w:rPr>
+        <w:t>Water Resources Research</w:t>
+      </w:r>
+      <w:r>
+        <w:t>. https://doi.org/10.1029/2022wr032842</w:t>
+      </w:r>
+    </w:p>
+    <w:p>
+      <w:pPr>
+        <w:spacing w:line="360" w:lineRule="auto"/>
+        <w:jc w:val="both"/>
+      </w:pPr>
+      <w:r>
+        <w:t xml:space="preserve">- [scherer2023] Scherer, Daniel; Schwatke, Christian; Dettmering, Denise; Seitz, Florian (2023). ICESat-2 river surface slope (IRIS): A global reach-scale water surface slope dataset. </w:t>
+      </w:r>
+      <w:r>
+        <w:rPr>
+          <w:i/>
+        </w:rPr>
+        <w:t>Scientific Data</w:t>
+      </w:r>
+      <w:r>
+        <w:t>. https://doi.org/10.1038/s41597-023-02215-x</w:t>
+      </w:r>
+    </w:p>
+    <w:p>
+      <w:pPr>
+        <w:spacing w:line="360" w:lineRule="auto"/>
+        <w:jc w:val="both"/>
+      </w:pPr>
+      <w:r>
+        <w:t xml:space="preserve">- [schwabe2026] Schwabe, Joachim; Varbla, Sander; Ågren, Jonas; Teitsson, Hergeir; Ellmann, Artu; Liebsch, Gunter; Forsberg, René; Strykowski, Gabriel; Bilker-Koivula, Mirjam; Liepiņš, Ivars; Paršeliūnas, Eimuntas; Keller, Kristian; Omang, Ove Christian Dahl; Vestøl, Olav; Kaminskis, Jānis; Wilde-Piórko, Monika; Szelachowska, Małgorzata; Pyrchla, Krzysztof; Somla, Jarosław; Westfeld, Patrick; Hammarklint, Thomas; Olsson, Per-Anders; Förste, Christoph; Ince, E. Sinem (2026). The development of the unified Baltic Sea Chart Datum 2000 (BSCD2000) height transformation grid: an unprecedented example of height system unification based on state-of-the-art marine geoid modelling. </w:t>
+      </w:r>
+      <w:r>
+        <w:rPr>
+          <w:i/>
+        </w:rPr>
+        <w:t>Journal of Geodesy</w:t>
+      </w:r>
+      <w:r>
+        <w:t>. https://doi.org/10.1007/s00190-026-02096-z</w:t>
+      </w:r>
+    </w:p>
+    <w:p>
+      <w:pPr>
+        <w:spacing w:line="360" w:lineRule="auto"/>
+        <w:jc w:val="both"/>
+      </w:pPr>
+      <w:r>
+        <w:t xml:space="preserve">- [vyshnevskyi2023] Vyshnevskyi, Viktor; Shevchuk, Serhii; Komorin, Viktor; Oleynik, Yurii; Gleick, Peter (2023). The destruction of the Kakhovka dam and its consequences. </w:t>
+      </w:r>
+      <w:r>
+        <w:rPr>
+          <w:i/>
+        </w:rPr>
+        <w:t>Water International</w:t>
+      </w:r>
+      <w:r>
+        <w:t>. https://doi.org/10.1080/02508060.2023.2247679</w:t>
       </w:r>
     </w:p>
     <w:sectPr>

--- a/paper_3_audit/paper1_manuscript_en.docx
+++ b/paper_3_audit/paper1_manuscript_en.docx
@@ -628,6 +628,817 @@
     </w:p>
     <w:p>
       <w:pPr>
+        <w:spacing w:line="360" w:lineRule="auto"/>
+        <w:jc w:val="both"/>
+      </w:pPr>
+      <w:r>
+        <w:rPr>
+          <w:b/>
+        </w:rPr>
+        <w:t>Table 2. The vertical chain: each sensor's native frame, the correction applied, and the residual against the gauges.</w:t>
+      </w:r>
+    </w:p>
+    <w:tbl>
+      <w:tblPr>
+        <w:tblStyle w:val="TableGrid"/>
+        <w:tblW w:type="auto" w:w="0"/>
+        <w:jc w:val="center"/>
+        <w:tblLook w:firstColumn="1" w:firstRow="1" w:lastColumn="0" w:lastRow="0" w:noHBand="0" w:noVBand="1" w:val="04A0"/>
+      </w:tblPr>
+      <w:tblGrid>
+        <w:gridCol w:w="1728"/>
+        <w:gridCol w:w="1728"/>
+        <w:gridCol w:w="1728"/>
+        <w:gridCol w:w="1728"/>
+        <w:gridCol w:w="1728"/>
+      </w:tblGrid>
+      <w:tr>
+        <w:tc>
+          <w:tcPr>
+            <w:tcW w:type="dxa" w:w="1728"/>
+          </w:tcPr>
+          <w:p>
+            <w:r>
+              <w:rPr>
+                <w:b/>
+              </w:rPr>
+              <w:t>claim_id</w:t>
+            </w:r>
+          </w:p>
+        </w:tc>
+        <w:tc>
+          <w:tcPr>
+            <w:tcW w:type="dxa" w:w="1728"/>
+          </w:tcPr>
+          <w:p>
+            <w:r>
+              <w:rPr>
+                <w:b/>
+              </w:rPr>
+              <w:t>claim_text</w:t>
+            </w:r>
+          </w:p>
+        </w:tc>
+        <w:tc>
+          <w:tcPr>
+            <w:tcW w:type="dxa" w:w="1728"/>
+          </w:tcPr>
+          <w:p>
+            <w:r>
+              <w:rPr>
+                <w:b/>
+              </w:rPr>
+              <w:t>value_resolved</w:t>
+            </w:r>
+          </w:p>
+        </w:tc>
+        <w:tc>
+          <w:tcPr>
+            <w:tcW w:type="dxa" w:w="1728"/>
+          </w:tcPr>
+          <w:p>
+            <w:r>
+              <w:rPr>
+                <w:b/>
+              </w:rPr>
+              <w:t>n_resolved</w:t>
+            </w:r>
+          </w:p>
+        </w:tc>
+        <w:tc>
+          <w:tcPr>
+            <w:tcW w:type="dxa" w:w="1728"/>
+          </w:tcPr>
+          <w:p>
+            <w:r>
+              <w:rPr>
+                <w:b/>
+              </w:rPr>
+              <w:t>audit_status</w:t>
+            </w:r>
+          </w:p>
+        </w:tc>
+      </w:tr>
+      <w:tr>
+        <w:tc>
+          <w:tcPr>
+            <w:tcW w:type="dxa" w:w="1728"/>
+          </w:tcPr>
+          <w:p>
+            <w:r>
+              <w:t>V1.1</w:t>
+            </w:r>
+          </w:p>
+        </w:tc>
+        <w:tc>
+          <w:tcPr>
+            <w:tcW w:type="dxa" w:w="1728"/>
+          </w:tcPr>
+          <w:p>
+            <w:r>
+              <w:t>All gauge stages are carried into one geodetic frame by the official operation EPSG:9902 (BS-77 normal height -&gt; EVRF2019 normal height), applied at each station's own coordinates.</w:t>
+            </w:r>
+          </w:p>
+        </w:tc>
+        <w:tc>
+          <w:tcPr>
+            <w:tcW w:type="dxa" w:w="1728"/>
+          </w:tcPr>
+          <w:p>
+            <w:r>
+              <w:t>10,194 daily values transformed</w:t>
+            </w:r>
+          </w:p>
+        </w:tc>
+        <w:tc>
+          <w:tcPr>
+            <w:tcW w:type="dxa" w:w="1728"/>
+          </w:tcPr>
+          <w:p>
+            <w:r>
+              <w:t>7</w:t>
+            </w:r>
+          </w:p>
+        </w:tc>
+        <w:tc>
+          <w:tcPr>
+            <w:tcW w:type="dxa" w:w="1728"/>
+          </w:tcPr>
+          <w:p>
+            <w:r>
+              <w:t>SUPPORTED</w:t>
+            </w:r>
+          </w:p>
+        </w:tc>
+      </w:tr>
+      <w:tr>
+        <w:tc>
+          <w:tcPr>
+            <w:tcW w:type="dxa" w:w="1728"/>
+          </w:tcPr>
+          <w:p>
+            <w:r>
+              <w:t>V1.2</w:t>
+            </w:r>
+          </w:p>
+        </w:tc>
+        <w:tc>
+          <w:tcPr>
+            <w:tcW w:type="dxa" w:w="1728"/>
+          </w:tcPr>
+          <w:p>
+            <w:r>
+              <w:t>The BS-77 -&gt; EVRF2019 offset is spatially varying across the study reach, so a single national constant is not admissible.</w:t>
+            </w:r>
+          </w:p>
+        </w:tc>
+        <w:tc>
+          <w:tcPr>
+            <w:tcW w:type="dxa" w:w="1728"/>
+          </w:tcPr>
+          <w:p>
+            <w:r>
+              <w:t>0.1715 to 0.2157 m</w:t>
+            </w:r>
+          </w:p>
+        </w:tc>
+        <w:tc>
+          <w:tcPr>
+            <w:tcW w:type="dxa" w:w="1728"/>
+          </w:tcPr>
+          <w:p>
+            <w:r>
+              <w:t>8</w:t>
+            </w:r>
+          </w:p>
+        </w:tc>
+        <w:tc>
+          <w:tcPr>
+            <w:tcW w:type="dxa" w:w="1728"/>
+          </w:tcPr>
+          <w:p>
+            <w:r>
+              <w:t>SUPPORTED</w:t>
+            </w:r>
+          </w:p>
+        </w:tc>
+      </w:tr>
+      <w:tr>
+        <w:tc>
+          <w:tcPr>
+            <w:tcW w:type="dxa" w:w="1728"/>
+          </w:tcPr>
+          <w:p>
+            <w:r>
+              <w:t>V2.1</w:t>
+            </w:r>
+          </w:p>
+        </w:tc>
+        <w:tc>
+          <w:tcPr>
+            <w:tcW w:type="dxa" w:w="1728"/>
+          </w:tcPr>
+          <w:p>
+            <w:r>
+              <w:t>The documented SWOT PIXC chain height-(solid_earth_tide+load_tide_fes+pole_tide) reproduces RiverSP node heights of the same cycle and pass; the three alternative branches do not.</w:t>
+            </w:r>
+          </w:p>
+        </w:tc>
+        <w:tc>
+          <w:tcPr>
+            <w:tcW w:type="dxa" w:w="1728"/>
+          </w:tcPr>
+          <w:p>
+            <w:r>
+              <w:t>-0.0010 m for the documented chain</w:t>
+            </w:r>
+          </w:p>
+        </w:tc>
+        <w:tc>
+          <w:tcPr>
+            <w:tcW w:type="dxa" w:w="1728"/>
+          </w:tcPr>
+          <w:p>
+            <w:r>
+              <w:t>1023</w:t>
+            </w:r>
+          </w:p>
+        </w:tc>
+        <w:tc>
+          <w:tcPr>
+            <w:tcW w:type="dxa" w:w="1728"/>
+          </w:tcPr>
+          <w:p>
+            <w:r>
+              <w:t>SUPPORTED</w:t>
+            </w:r>
+          </w:p>
+        </w:tc>
+      </w:tr>
+      <w:tr>
+        <w:tc>
+          <w:tcPr>
+            <w:tcW w:type="dxa" w:w="1728"/>
+          </w:tcPr>
+          <w:p>
+            <w:r>
+              <w:t>V3.1</w:t>
+            </w:r>
+          </w:p>
+        </w:tc>
+        <w:tc>
+          <w:tcPr>
+            <w:tcW w:type="dxa" w:w="1728"/>
+          </w:tcPr>
+          <w:p>
+            <w:r>
+              <w:t>Under good temporal collocation SWOT and ICESat-2 water-surface heights agree at the centimetre level in the common frame with no correction applied.</w:t>
+            </w:r>
+          </w:p>
+        </w:tc>
+        <w:tc>
+          <w:tcPr>
+            <w:tcW w:type="dxa" w:w="1728"/>
+          </w:tcPr>
+          <w:p>
+            <w:r>
+              <w:t>best pair 2023-05-14: +0.0036 m (dt -2.28 h, 3417 segments)</w:t>
+            </w:r>
+          </w:p>
+        </w:tc>
+        <w:tc>
+          <w:tcPr>
+            <w:tcW w:type="dxa" w:w="1728"/>
+          </w:tcPr>
+          <w:p>
+            <w:r>
+              <w:t>3</w:t>
+            </w:r>
+          </w:p>
+        </w:tc>
+        <w:tc>
+          <w:tcPr>
+            <w:tcW w:type="dxa" w:w="1728"/>
+          </w:tcPr>
+          <w:p>
+            <w:r>
+              <w:t>SUPPORTED</w:t>
+            </w:r>
+          </w:p>
+        </w:tc>
+      </w:tr>
+      <w:tr>
+        <w:tc>
+          <w:tcPr>
+            <w:tcW w:type="dxa" w:w="1728"/>
+          </w:tcPr>
+          <w:p>
+            <w:r>
+              <w:t>V4.1</w:t>
+            </w:r>
+          </w:p>
+        </w:tc>
+        <w:tc>
+          <w:tcPr>
+            <w:tcW w:type="dxa" w:w="1728"/>
+          </w:tcPr>
+          <w:p>
+            <w:r>
+              <w:t>The SWOT branch is locally consistent with the independent Kherson in-situ record.</w:t>
+            </w:r>
+          </w:p>
+        </w:tc>
+        <w:tc>
+          <w:tcPr>
+            <w:tcW w:type="dxa" w:w="1728"/>
+          </w:tcPr>
+          <w:p>
+            <w:r>
+              <w:t>+0.0264 m (satellite - gauge)</w:t>
+            </w:r>
+          </w:p>
+        </w:tc>
+        <w:tc>
+          <w:tcPr>
+            <w:tcW w:type="dxa" w:w="1728"/>
+          </w:tcPr>
+          <w:p>
+            <w:r>
+              <w:t>9</w:t>
+            </w:r>
+          </w:p>
+        </w:tc>
+        <w:tc>
+          <w:tcPr>
+            <w:tcW w:type="dxa" w:w="1728"/>
+          </w:tcPr>
+          <w:p>
+            <w:r>
+              <w:t>SUPPORTED</w:t>
+            </w:r>
+          </w:p>
+        </w:tc>
+      </w:tr>
+      <w:tr>
+        <w:tc>
+          <w:tcPr>
+            <w:tcW w:type="dxa" w:w="1728"/>
+          </w:tcPr>
+          <w:p>
+            <w:r>
+              <w:t>V4.2</w:t>
+            </w:r>
+          </w:p>
+        </w:tc>
+        <w:tc>
+          <w:tcPr>
+            <w:tcW w:type="dxa" w:w="1728"/>
+          </w:tcPr>
+          <w:p>
+            <w:r>
+              <w:t>The 2023-04-05 SWOT-ICESat-2 discrepancy is NOT explained by the Kherson hydrograph: the gauge was rising, so hydrology predicts the opposite sign and enlarges the residual.</w:t>
+            </w:r>
+          </w:p>
+        </w:tc>
+        <w:tc>
+          <w:tcPr>
+            <w:tcW w:type="dxa" w:w="1728"/>
+          </w:tcPr>
+          <w:p>
+            <w:r>
+              <w:t>observed -18.1 cm; expected +5.9 cm from gauge +10.0 cm/day over dt 14.2 h</w:t>
+            </w:r>
+          </w:p>
+        </w:tc>
+        <w:tc>
+          <w:tcPr>
+            <w:tcW w:type="dxa" w:w="1728"/>
+          </w:tcPr>
+          <w:p>
+            <w:r>
+              <w:t>1</w:t>
+            </w:r>
+          </w:p>
+        </w:tc>
+        <w:tc>
+          <w:tcPr>
+            <w:tcW w:type="dxa" w:w="1728"/>
+          </w:tcPr>
+          <w:p>
+            <w:r>
+              <w:t>NOT_TESTABLE</w:t>
+            </w:r>
+          </w:p>
+        </w:tc>
+      </w:tr>
+      <w:tr>
+        <w:tc>
+          <w:tcPr>
+            <w:tcW w:type="dxa" w:w="1728"/>
+          </w:tcPr>
+          <w:p>
+            <w:r>
+              <w:t>V5.1</w:t>
+            </w:r>
+          </w:p>
+        </w:tc>
+        <w:tc>
+          <w:tcPr>
+            <w:tcW w:type="dxa" w:w="1728"/>
+          </w:tcPr>
+          <w:p>
+            <w:r>
+              <w:t>The reservoir-derived empirical alignment constant does not transfer to the Kherson reach: the two independent estimates have disjoint confidence intervals, and zero lies inside Kherson's.</w:t>
+            </w:r>
+          </w:p>
+        </w:tc>
+        <w:tc>
+          <w:tcPr>
+            <w:tcW w:type="dxa" w:w="1728"/>
+          </w:tcPr>
+          <w:p>
+            <w:r>
+              <w:t>reservoir -0.130 m [-0.184, -0.081] (n=5 stations) vs Kherson +0.0051 m [-0.0515, +0.0608]</w:t>
+            </w:r>
+          </w:p>
+        </w:tc>
+        <w:tc>
+          <w:tcPr>
+            <w:tcW w:type="dxa" w:w="1728"/>
+          </w:tcPr>
+          <w:p>
+            <w:r>
+              <w:t>6</w:t>
+            </w:r>
+          </w:p>
+        </w:tc>
+        <w:tc>
+          <w:tcPr>
+            <w:tcW w:type="dxa" w:w="1728"/>
+          </w:tcPr>
+          <w:p>
+            <w:r>
+              <w:t>SUPPORTED</w:t>
+            </w:r>
+          </w:p>
+        </w:tc>
+      </w:tr>
+      <w:tr>
+        <w:tc>
+          <w:tcPr>
+            <w:tcW w:type="dxa" w:w="1728"/>
+          </w:tcPr>
+          <w:p>
+            <w:r>
+              <w:t>V6.1</w:t>
+            </w:r>
+          </w:p>
+        </w:tc>
+        <w:tc>
+          <w:tcPr>
+            <w:tcW w:type="dxa" w:w="1728"/>
+          </w:tcPr>
+          <w:p>
+            <w:r>
+              <w:t>The S-57 sounding depths are reduced to the published navigation drawdown level UNS 14.00 m, not to the normal impoundment level 16.00 m. On 14.00 m the survey and ICESat-2 exposed bed agree within uncertainty; on 16.00</w:t>
+            </w:r>
+          </w:p>
+        </w:tc>
+        <w:tc>
+          <w:tcPr>
+            <w:tcW w:type="dxa" w:w="1728"/>
+          </w:tcPr>
+          <w:p>
+            <w:r>
+              <w:t>14.00 m: +0.0979 m [-0.0756, +0.3028], zero inside CI / 16.00 m: -1.9021 m [-2.0787, -1.6848], zero outside CI</w:t>
+            </w:r>
+          </w:p>
+        </w:tc>
+        <w:tc>
+          <w:tcPr>
+            <w:tcW w:type="dxa" w:w="1728"/>
+          </w:tcPr>
+          <w:p>
+            <w:r>
+              <w:t>28</w:t>
+            </w:r>
+          </w:p>
+        </w:tc>
+        <w:tc>
+          <w:tcPr>
+            <w:tcW w:type="dxa" w:w="1728"/>
+          </w:tcPr>
+          <w:p>
+            <w:r>
+              <w:t>SUPPORTED</w:t>
+            </w:r>
+          </w:p>
+        </w:tc>
+      </w:tr>
+      <w:tr>
+        <w:tc>
+          <w:tcPr>
+            <w:tcW w:type="dxa" w:w="1728"/>
+          </w:tcPr>
+          <w:p>
+            <w:r>
+              <w:t>V6.2</w:t>
+            </w:r>
+          </w:p>
+        </w:tc>
+        <w:tc>
+          <w:tcPr>
+            <w:tcW w:type="dxa" w:w="1728"/>
+          </w:tcPr>
+          <w:p>
+            <w:r>
+              <w:t>The historical reference level carried into EVRF2019 is spatially varying, not a constant.</w:t>
+            </w:r>
+          </w:p>
+        </w:tc>
+        <w:tc>
+          <w:tcPr>
+            <w:tcW w:type="dxa" w:w="1728"/>
+          </w:tcPr>
+          <w:p>
+            <w:r>
+              <w:t>14.162 to 14.216 m EVRF2019, median 14.185 m</w:t>
+            </w:r>
+          </w:p>
+        </w:tc>
+        <w:tc>
+          <w:tcPr>
+            <w:tcW w:type="dxa" w:w="1728"/>
+          </w:tcPr>
+          <w:p>
+            <w:r>
+              <w:t>7514</w:t>
+            </w:r>
+          </w:p>
+        </w:tc>
+        <w:tc>
+          <w:tcPr>
+            <w:tcW w:type="dxa" w:w="1728"/>
+          </w:tcPr>
+          <w:p>
+            <w:r>
+              <w:t>SUPPORTED</w:t>
+            </w:r>
+          </w:p>
+        </w:tc>
+      </w:tr>
+      <w:tr>
+        <w:tc>
+          <w:tcPr>
+            <w:tcW w:type="dxa" w:w="1728"/>
+          </w:tcPr>
+          <w:p>
+            <w:r>
+              <w:t>V7.1</w:t>
+            </w:r>
+          </w:p>
+        </w:tc>
+        <w:tc>
+          <w:tcPr>
+            <w:tcW w:type="dxa" w:w="1728"/>
+          </w:tcPr>
+          <w:p>
+            <w:r>
+              <w:t>The digitised field-measured historical longitudinal free-surface curve (Fig. 16 curve 2, 22-25 April 1970) reproduces the independently tabulated profile of Table 20 to a few centimetres over the pool.</w:t>
+            </w:r>
+          </w:p>
+        </w:tc>
+        <w:tc>
+          <w:tcPr>
+            <w:tcW w:type="dxa" w:w="1728"/>
+          </w:tcPr>
+          <w:p>
+            <w:r>
+              <w:t>median deviation +0.022 m; NMAD 0.045 m</w:t>
+            </w:r>
+          </w:p>
+        </w:tc>
+        <w:tc>
+          <w:tcPr>
+            <w:tcW w:type="dxa" w:w="1728"/>
+          </w:tcPr>
+          <w:p>
+            <w:r>
+              <w:t>12</w:t>
+            </w:r>
+          </w:p>
+        </w:tc>
+        <w:tc>
+          <w:tcPr>
+            <w:tcW w:type="dxa" w:w="1728"/>
+          </w:tcPr>
+          <w:p>
+            <w:r>
+              <w:t>SUPPORTED</w:t>
+            </w:r>
+          </w:p>
+        </w:tc>
+      </w:tr>
+      <w:tr>
+        <w:tc>
+          <w:tcPr>
+            <w:tcW w:type="dxa" w:w="1728"/>
+          </w:tcPr>
+          <w:p>
+            <w:r>
+              <w:t>V7.2</w:t>
+            </w:r>
+          </w:p>
+        </w:tc>
+        <w:tc>
+          <w:tcPr>
+            <w:tcW w:type="dxa" w:w="1728"/>
+          </w:tcPr>
+          <w:p>
+            <w:r>
+              <w:t>Pre-breach ICESat-2 water-surface slopes are statistically indistinguishable from zero throughout the impounded reach and steepen in the uppermost reach, reproducing the documented free-surface geometry (near-level main</w:t>
+            </w:r>
+          </w:p>
+        </w:tc>
+        <w:tc>
+          <w:tcPr>
+            <w:tcW w:type="dxa" w:w="1728"/>
+          </w:tcPr>
+          <w:p>
+            <w:r>
+              <w:t>0-180 km: +0.00, -0.06, +0.06 cm/km; 210-240 km: +0.13 cm/km</w:t>
+            </w:r>
+          </w:p>
+        </w:tc>
+        <w:tc>
+          <w:tcPr>
+            <w:tcW w:type="dxa" w:w="1728"/>
+          </w:tcPr>
+          <w:p>
+            <w:r>
+              <w:t>5</w:t>
+            </w:r>
+          </w:p>
+        </w:tc>
+        <w:tc>
+          <w:tcPr>
+            <w:tcW w:type="dxa" w:w="1728"/>
+          </w:tcPr>
+          <w:p>
+            <w:r>
+              <w:t>SUPPORTED_WITH_LIMITATION</w:t>
+            </w:r>
+          </w:p>
+        </w:tc>
+      </w:tr>
+      <w:tr>
+        <w:tc>
+          <w:tcPr>
+            <w:tcW w:type="dxa" w:w="1728"/>
+          </w:tcPr>
+          <w:p>
+            <w:r>
+              <w:t>V8.1</w:t>
+            </w:r>
+          </w:p>
+        </w:tc>
+        <w:tc>
+          <w:tcPr>
+            <w:tcW w:type="dxa" w:w="1728"/>
+          </w:tcPr>
+          <w:p>
+            <w:r>
+              <w:t>Instantaneous water-level disturbances documented for this reservoir (seiches, wind setup) are far larger than the mean longitudinal hydraulic gradient, which explains why individual pre-breach overpasses can show small</w:t>
+            </w:r>
+          </w:p>
+        </w:tc>
+        <w:tc>
+          <w:tcPr>
+            <w:tcW w:type="dxa" w:w="1728"/>
+          </w:tcPr>
+          <w:p>
+            <w:r>
+              <w:t>mean hydraulic rise over 183 km: 0 cm (Qmin), 6 cm (Q20%), 42 cm (Q1%) / seiche half-range at an antinode 17.5 cm / wind setup at an end 35 cm (15 m/s) to 148 cm (25 m/s)</w:t>
+            </w:r>
+          </w:p>
+        </w:tc>
+        <w:tc>
+          <w:tcPr>
+            <w:tcW w:type="dxa" w:w="1728"/>
+          </w:tcPr>
+          <w:p>
+            <w:r>
+              <w:t>6</w:t>
+            </w:r>
+          </w:p>
+        </w:tc>
+        <w:tc>
+          <w:tcPr>
+            <w:tcW w:type="dxa" w:w="1728"/>
+          </w:tcPr>
+          <w:p>
+            <w:r>
+              <w:t>SUPPORTED_WITH_LIMITATION</w:t>
+            </w:r>
+          </w:p>
+        </w:tc>
+      </w:tr>
+      <w:tr>
+        <w:tc>
+          <w:tcPr>
+            <w:tcW w:type="dxa" w:w="1728"/>
+          </w:tcPr>
+          <w:p>
+            <w:r>
+              <w:t>G1</w:t>
+            </w:r>
+          </w:p>
+        </w:tc>
+        <w:tc>
+          <w:tcPr>
+            <w:tcW w:type="dxa" w:w="1728"/>
+          </w:tcPr>
+          <w:p>
+            <w:r>
+              <w:t>One production BS-77 → EVRF2019 grid is used everywhere: ua_2019z.asc (ESRI ASCII, 167×99 at 0.15°, 3776 valid nodes, ETRS89/GRS80), which is the CRS-EU distribution «UA_KRON/NH to EVRF2019zero» of the EPSG:9902 operatio</w:t>
+            </w:r>
+          </w:p>
+        </w:tc>
+        <w:tc>
+          <w:tcPr>
+            <w:tcW w:type="dxa" w:w="1728"/>
+          </w:tcPr>
+          <w:p>
+            <w:r>
+              <w:t>official correction at the posts 0.216 m</w:t>
+            </w:r>
+          </w:p>
+        </w:tc>
+        <w:tc>
+          <w:tcPr>
+            <w:tcW w:type="dxa" w:w="1728"/>
+          </w:tcPr>
+          <w:p/>
+        </w:tc>
+        <w:tc>
+          <w:tcPr>
+            <w:tcW w:type="dxa" w:w="1728"/>
+          </w:tcPr>
+          <w:p>
+            <w:r>
+              <w:t>SUPPORTED</w:t>
+            </w:r>
+          </w:p>
+        </w:tc>
+      </w:tr>
+      <w:tr>
+        <w:tc>
+          <w:tcPr>
+            <w:tcW w:type="dxa" w:w="1728"/>
+          </w:tcPr>
+          <w:p>
+            <w:r>
+              <w:t>G2</w:t>
+            </w:r>
+          </w:p>
+        </w:tc>
+        <w:tc>
+          <w:tcPr>
+            <w:tcW w:type="dxa" w:w="1728"/>
+          </w:tcPr>
+          <w:p>
+            <w:r>
+              <w:t>The EGG2015 quasigeoid raster in production (egg_2015.tif, 1′×1′) has no citable upstream source: the public ISG release is 10′×15′.</w:t>
+            </w:r>
+          </w:p>
+        </w:tc>
+        <w:tc>
+          <w:tcPr>
+            <w:tcW w:type="dxa" w:w="1728"/>
+          </w:tcPr>
+          <w:p/>
+        </w:tc>
+        <w:tc>
+          <w:tcPr>
+            <w:tcW w:type="dxa" w:w="1728"/>
+          </w:tcPr>
+          <w:p/>
+        </w:tc>
+        <w:tc>
+          <w:tcPr>
+            <w:tcW w:type="dxa" w:w="1728"/>
+          </w:tcPr>
+          <w:p>
+            <w:r>
+              <w:t>UNKNOWN</w:t>
+            </w:r>
+          </w:p>
+        </w:tc>
+      </w:tr>
+    </w:tbl>
+    <w:p/>
+    <w:p>
+      <w:pPr>
         <w:pStyle w:val="Heading1"/>
       </w:pPr>
       <w:r>
@@ -776,19 +1587,435 @@
         <w:jc w:val="both"/>
       </w:pPr>
       <w:r>
-        <w:t>The cross-validation of Section 5.9 withholds soundings from a surface built out of soundings, so it measures interpolation error and nothing else. ICESat-2 ground returns acquired over the bed after it dried are independent of every input to the reconstruction, and against them the surface holds to RMSE 1.448 m, bias +0.204 m, NMAD 0.882 m (P05 -2.04 m, P95 2.45 m; n = 16164 points on 15 reference ground tracks). The residual is not uniform: it tracks the support the interpolation actually had, from RMSE 1.535 m, bias +0.291 m within 250 m of a sounding to RMSE 2.48 m beyond 2 km from a sounding. Part of what remains is real — the soundings predate the breach and the photons postdate it, so bed change is inside the residual and cannot be separated from reconstruction error (ICESat-2 ground returns over sparsely vegetated sediment carry their own bias; the comparison is of a 2019-22 sounding surface against a 2023-24 surface, so real bed change is inside the residual.).</w:t>
+        <w:t>The cross-validation of Section 5.9 withholds soundings from a surface built out of soundings, so it measures interpolation error and nothing else. ICESat-2 ground returns acquired over the bed after it dried are independent of every input to the reconstruction, and against them the surface holds to RMSE 1.448 m, bias +0.204 m, NMAD 0.882 m (P05 -2.04 m, P95 2.45 m; n = 16164 points on 15 reference ground tracks). The residual is not uniform, but neither does it grow smoothly with distance: it is essentially flat within a kilometre of a sounding (RMSE 1.535 m, bias +0.291 m in the nearest band, and marginally better between 250 and 500 m, where the bed is less steep than in the near-shore belt that holds most of the survey) and only degrades once the interpolation is extrapolating — RMSE 2.48 m beyond 2 km from a sounding, on a handful of points. What the stratification shows is a threshold of support rather than a gradient of it. Part of what remains is real — the soundings predate the breach and the photons postdate it, so bed change is inside the residual and cannot be separated from reconstruction error (ICESat-2 ground returns over sparsely vegetated sediment carry their own bias; the comparison is of a 2019-22 sounding surface against a 2023-24 surface, so real bed change is inside the residual.).</w:t>
       </w:r>
     </w:p>
     <w:p>
       <w:pPr>
-        <w:pStyle w:val="Heading1"/>
-      </w:pPr>
-      <w:r>
-        <w:t>5.9.2 The datum of the surrounding terrain</w:t>
+        <w:spacing w:line="360" w:lineRule="auto"/>
+        <w:jc w:val="both"/>
+      </w:pPr>
+      <w:r>
+        <w:rPr>
+          <w:b/>
+        </w:rPr>
+        <w:t>Table 8. Independent validation of the reconstructed bed and of the delivered terrain against ICESat-2, by support and by product.</w:t>
+      </w:r>
+    </w:p>
+    <w:tbl>
+      <w:tblPr>
+        <w:tblStyle w:val="TableGrid"/>
+        <w:tblW w:type="auto" w:w="0"/>
+        <w:jc w:val="center"/>
+        <w:tblLook w:firstColumn="1" w:firstRow="1" w:lastColumn="0" w:lastRow="0" w:noHBand="0" w:noVBand="1" w:val="04A0"/>
+      </w:tblPr>
+      <w:tblGrid>
+        <w:gridCol w:w="1440"/>
+        <w:gridCol w:w="1440"/>
+        <w:gridCol w:w="1440"/>
+        <w:gridCol w:w="1440"/>
+        <w:gridCol w:w="1440"/>
+        <w:gridCol w:w="1440"/>
+      </w:tblGrid>
+      <w:tr>
+        <w:tc>
+          <w:tcPr>
+            <w:tcW w:type="dxa" w:w="1440"/>
+          </w:tcPr>
+          <w:p>
+            <w:r>
+              <w:rPr>
+                <w:b/>
+              </w:rPr>
+              <w:t>claim_id</w:t>
+            </w:r>
+          </w:p>
+        </w:tc>
+        <w:tc>
+          <w:tcPr>
+            <w:tcW w:type="dxa" w:w="1440"/>
+          </w:tcPr>
+          <w:p>
+            <w:r>
+              <w:rPr>
+                <w:b/>
+              </w:rPr>
+              <w:t>claim_text</w:t>
+            </w:r>
+          </w:p>
+        </w:tc>
+        <w:tc>
+          <w:tcPr>
+            <w:tcW w:type="dxa" w:w="1440"/>
+          </w:tcPr>
+          <w:p>
+            <w:r>
+              <w:rPr>
+                <w:b/>
+              </w:rPr>
+              <w:t>value_resolved</w:t>
+            </w:r>
+          </w:p>
+        </w:tc>
+        <w:tc>
+          <w:tcPr>
+            <w:tcW w:type="dxa" w:w="1440"/>
+          </w:tcPr>
+          <w:p>
+            <w:r>
+              <w:rPr>
+                <w:b/>
+              </w:rPr>
+              <w:t>uncertainty_resolved</w:t>
+            </w:r>
+          </w:p>
+        </w:tc>
+        <w:tc>
+          <w:tcPr>
+            <w:tcW w:type="dxa" w:w="1440"/>
+          </w:tcPr>
+          <w:p>
+            <w:r>
+              <w:rPr>
+                <w:b/>
+              </w:rPr>
+              <w:t>n_resolved</w:t>
+            </w:r>
+          </w:p>
+        </w:tc>
+        <w:tc>
+          <w:tcPr>
+            <w:tcW w:type="dxa" w:w="1440"/>
+          </w:tcPr>
+          <w:p>
+            <w:r>
+              <w:rPr>
+                <w:b/>
+              </w:rPr>
+              <w:t>audit_status</w:t>
+            </w:r>
+          </w:p>
+        </w:tc>
+      </w:tr>
+      <w:tr>
+        <w:tc>
+          <w:tcPr>
+            <w:tcW w:type="dxa" w:w="1440"/>
+          </w:tcPr>
+          <w:p>
+            <w:r>
+              <w:t>B4.1</w:t>
+            </w:r>
+          </w:p>
+        </w:tc>
+        <w:tc>
+          <w:tcPr>
+            <w:tcW w:type="dxa" w:w="1440"/>
+          </w:tcPr>
+          <w:p>
+            <w:r>
+              <w:t>The reconstructed reservoir bed, built from legacy soundings alone, is tested against ICESat-2 ground returns acquired over the dry exposed bed after the breach — an observation independent of every input to the reconstr</w:t>
+            </w:r>
+          </w:p>
+        </w:tc>
+        <w:tc>
+          <w:tcPr>
+            <w:tcW w:type="dxa" w:w="1440"/>
+          </w:tcPr>
+          <w:p>
+            <w:r>
+              <w:t>RMSE 1.448 m, bias +0.204 m, NMAD 0.882 m</w:t>
+            </w:r>
+          </w:p>
+        </w:tc>
+        <w:tc>
+          <w:tcPr>
+            <w:tcW w:type="dxa" w:w="1440"/>
+          </w:tcPr>
+          <w:p>
+            <w:r>
+              <w:t>P05 -2.04 m, P95 2.45 m</w:t>
+            </w:r>
+          </w:p>
+        </w:tc>
+        <w:tc>
+          <w:tcPr>
+            <w:tcW w:type="dxa" w:w="1440"/>
+          </w:tcPr>
+          <w:p>
+            <w:r>
+              <w:t>16164 points on 15 reference ground tracks</w:t>
+            </w:r>
+          </w:p>
+        </w:tc>
+        <w:tc>
+          <w:tcPr>
+            <w:tcW w:type="dxa" w:w="1440"/>
+          </w:tcPr>
+          <w:p>
+            <w:r>
+              <w:t>SUPPORTED</w:t>
+            </w:r>
+          </w:p>
+        </w:tc>
+      </w:tr>
+      <w:tr>
+        <w:tc>
+          <w:tcPr>
+            <w:tcW w:type="dxa" w:w="1440"/>
+          </w:tcPr>
+          <w:p>
+            <w:r>
+              <w:t>B4.2a</w:t>
+            </w:r>
+          </w:p>
+        </w:tc>
+        <w:tc>
+          <w:tcPr>
+            <w:tcW w:type="dxa" w:w="1440"/>
+          </w:tcPr>
+          <w:p>
+            <w:r>
+              <w:t>Error of the reconstructed bed within 250 m of a sounding.</w:t>
+            </w:r>
+          </w:p>
+        </w:tc>
+        <w:tc>
+          <w:tcPr>
+            <w:tcW w:type="dxa" w:w="1440"/>
+          </w:tcPr>
+          <w:p>
+            <w:r>
+              <w:t>RMSE 1.535 m, bias +0.291 m</w:t>
+            </w:r>
+          </w:p>
+        </w:tc>
+        <w:tc>
+          <w:tcPr>
+            <w:tcW w:type="dxa" w:w="1440"/>
+          </w:tcPr>
+          <w:p/>
+        </w:tc>
+        <w:tc>
+          <w:tcPr>
+            <w:tcW w:type="dxa" w:w="1440"/>
+          </w:tcPr>
+          <w:p>
+            <w:r>
+              <w:t>7992 points</w:t>
+            </w:r>
+          </w:p>
+        </w:tc>
+        <w:tc>
+          <w:tcPr>
+            <w:tcW w:type="dxa" w:w="1440"/>
+          </w:tcPr>
+          <w:p>
+            <w:r>
+              <w:t>SUPPORTED</w:t>
+            </w:r>
+          </w:p>
+        </w:tc>
+      </w:tr>
+      <w:tr>
+        <w:tc>
+          <w:tcPr>
+            <w:tcW w:type="dxa" w:w="1440"/>
+          </w:tcPr>
+          <w:p>
+            <w:r>
+              <w:t>B4.2</w:t>
+            </w:r>
+          </w:p>
+        </w:tc>
+        <w:tc>
+          <w:tcPr>
+            <w:tcW w:type="dxa" w:w="1440"/>
+          </w:tcPr>
+          <w:p>
+            <w:r>
+              <w:t>The error of the reconstructed bed grows with distance from the nearest sounding, which is the support the interpolation actually had.</w:t>
+            </w:r>
+          </w:p>
+        </w:tc>
+        <w:tc>
+          <w:tcPr>
+            <w:tcW w:type="dxa" w:w="1440"/>
+          </w:tcPr>
+          <w:p>
+            <w:r>
+              <w:t>RMSE 2.48 m beyond 2 km from a sounding</w:t>
+            </w:r>
+          </w:p>
+        </w:tc>
+        <w:tc>
+          <w:tcPr>
+            <w:tcW w:type="dxa" w:w="1440"/>
+          </w:tcPr>
+          <w:p/>
+        </w:tc>
+        <w:tc>
+          <w:tcPr>
+            <w:tcW w:type="dxa" w:w="1440"/>
+          </w:tcPr>
+          <w:p>
+            <w:r>
+              <w:t>42 points</w:t>
+            </w:r>
+          </w:p>
+        </w:tc>
+        <w:tc>
+          <w:tcPr>
+            <w:tcW w:type="dxa" w:w="1440"/>
+          </w:tcPr>
+          <w:p>
+            <w:r>
+              <w:t>SUPPORTED</w:t>
+            </w:r>
+          </w:p>
+        </w:tc>
+      </w:tr>
+      <w:tr>
+        <w:tc>
+          <w:tcPr>
+            <w:tcW w:type="dxa" w:w="1440"/>
+          </w:tcPr>
+          <w:p>
+            <w:r>
+              <w:t>B4.3</w:t>
+            </w:r>
+          </w:p>
+        </w:tc>
+        <w:tc>
+          <w:tcPr>
+            <w:tcW w:type="dxa" w:w="1440"/>
+          </w:tcPr>
+          <w:p>
+            <w:r>
+              <w:t>FABDEM, reduced to EVRF2019 and sampled on stable bare land, agrees with ICESat-2 to within a decimetre, which bounds the datum error of the terrain the bed is seamed into.</w:t>
+            </w:r>
+          </w:p>
+        </w:tc>
+        <w:tc>
+          <w:tcPr>
+            <w:tcW w:type="dxa" w:w="1440"/>
+          </w:tcPr>
+          <w:p>
+            <w:r>
+              <w:t>bias -0.164 m, NMAD 0.267 m</w:t>
+            </w:r>
+          </w:p>
+        </w:tc>
+        <w:tc>
+          <w:tcPr>
+            <w:tcW w:type="dxa" w:w="1440"/>
+          </w:tcPr>
+          <w:p/>
+        </w:tc>
+        <w:tc>
+          <w:tcPr>
+            <w:tcW w:type="dxa" w:w="1440"/>
+          </w:tcPr>
+          <w:p>
+            <w:r>
+              <w:t>196357 points</w:t>
+            </w:r>
+          </w:p>
+        </w:tc>
+        <w:tc>
+          <w:tcPr>
+            <w:tcW w:type="dxa" w:w="1440"/>
+          </w:tcPr>
+          <w:p>
+            <w:r>
+              <w:t>SUPPORTED</w:t>
+            </w:r>
+          </w:p>
+        </w:tc>
+      </w:tr>
+      <w:tr>
+        <w:tc>
+          <w:tcPr>
+            <w:tcW w:type="dxa" w:w="1440"/>
+          </w:tcPr>
+          <w:p>
+            <w:r>
+              <w:t>B7.1</w:t>
+            </w:r>
+          </w:p>
+        </w:tc>
+        <w:tc>
+          <w:tcPr>
+            <w:tcW w:type="dxa" w:w="1440"/>
+          </w:tcPr>
+          <w:p>
+            <w:r>
+              <w:t>The seamless terrain delivered as the companion paper's model input is accuracy-assessed against night-time ICESat-2 returns over the whole domain.</w:t>
+            </w:r>
+          </w:p>
+        </w:tc>
+        <w:tc>
+          <w:tcPr>
+            <w:tcW w:type="dxa" w:w="1440"/>
+          </w:tcPr>
+          <w:p>
+            <w:r>
+              <w:t>RMSE 1.092 m, LE90 1.036 m, NMAD 0.389 m</w:t>
+            </w:r>
+          </w:p>
+        </w:tc>
+        <w:tc>
+          <w:tcPr>
+            <w:tcW w:type="dxa" w:w="1440"/>
+          </w:tcPr>
+          <w:p>
+            <w:r>
+              <w:t>LE95 1.792 m</w:t>
+            </w:r>
+          </w:p>
+        </w:tc>
+        <w:tc>
+          <w:tcPr>
+            <w:tcW w:type="dxa" w:w="1440"/>
+          </w:tcPr>
+          <w:p>
+            <w:r>
+              <w:t>841752 night points</w:t>
+            </w:r>
+          </w:p>
+        </w:tc>
+        <w:tc>
+          <w:tcPr>
+            <w:tcW w:type="dxa" w:w="1440"/>
+          </w:tcPr>
+          <w:p>
+            <w:r>
+              <w:t>SUPPORTED</w:t>
+            </w:r>
+          </w:p>
+        </w:tc>
+      </w:tr>
+    </w:tbl>
+    <w:p/>
+    <w:p>
+      <w:pPr>
+        <w:spacing w:line="360" w:lineRule="auto"/>
+        <w:jc w:val="both"/>
+      </w:pPr>
+      <w:r>
+        <w:t>Figure 13 shows both the support dependence and the stability across epoch, season and recession zone.</w:t>
       </w:r>
     </w:p>
     <w:p>
       <w:pPr>
+        <w:pStyle w:val="Heading1"/>
+      </w:pPr>
+      <w:r>
+        <w:t>5.9.2 The datum of the surrounding terrain</w:t>
+      </w:r>
+    </w:p>
+    <w:p>
+      <w:pPr>
         <w:spacing w:line="360" w:lineRule="auto"/>
         <w:jc w:val="both"/>
       </w:pPr>
@@ -853,41 +2080,7 @@
         <w:jc w:val="both"/>
       </w:pPr>
       <w:r>
-        <w:t>The bed, the downstream zone surfaces and FABDEM are merged into one seamless terrain, which is the object the hydraulic models of the companion paper stand on. Against night-time ICESat-2 returns over the whole domain it achieves RMSE 1.092 m, LE90 1.036 m, NMAD 0.389 m (LE95 1.792 m; n = 841752 night points). That figure is an average over land covers that behave differently (Accuracy is strongly land-cover dependent: cropland RMSE 0.52 m against 3.16 m under tree cover, where the residual is canopy, not terrain error.), and the per-class breakdown rather than the pooled statistic is what a modeller needs.</w:t>
-      </w:r>
-    </w:p>
-    <w:p>
-      <w:pPr>
-        <w:pStyle w:val="Heading1"/>
-      </w:pPr>
-      <w:r>
-        <w:t>5.12 Why multi-level contours cannot constrain the shallow bed</w:t>
-      </w:r>
-    </w:p>
-    <w:p>
-      <w:pPr>
-        <w:spacing w:line="360" w:lineRule="auto"/>
-        <w:jc w:val="both"/>
-      </w:pPr>
-      <w:r>
-        <w:t>verdict NO_CONSTANT: between-scene spread 50.2 m vs within-scene NMAD 22.1 m (ratio 2.27); central offset -3.7 m. H3 14.23 m: σ_sensor 21.2 m, σ_reference 87.2 m, σ_total 89.8 m; ABSOLUTE_COMMON_MODE_EXCLUDED; transfer licensed False. The optical shoreline sits at the edge of the emergent-vegetation belt rather than at the water–land boundary, so the signal of level change is smaller than the position bias; the experiment is reported as a negative result.</w:t>
-      </w:r>
-    </w:p>
-    <w:p>
-      <w:pPr>
-        <w:pStyle w:val="Heading1"/>
-      </w:pPr>
-      <w:r>
-        <w:t>5.13 Shoreline elevation uncertainty</w:t>
-      </w:r>
-    </w:p>
-    <w:p>
-      <w:pPr>
-        <w:spacing w:line="360" w:lineRule="auto"/>
-        <w:jc w:val="both"/>
-      </w:pPr>
-      <w:r>
-        <w:t>σ_total 0.193 m (σ_9902 0.068, σ_level_spread 0.11, σ_wind 0.09–0.09); reed-adjacent fraction 0.84. σ_total 0.375 m; reed-adjacent fraction 0.70.</w:t>
+        <w:t>The bed, the downstream zone surfaces and FABDEM are merged into one seamless terrain, which is the object the hydraulic models of the companion paper stand on. Against night-time ICESat-2 returns over the whole domain it achieves RMSE 1.092 m, LE90 1.036 m, NMAD 0.389 m (LE95 1.792 m; n = 841752 night points). That figure is an average over land covers that behave differently (Accuracy is strongly land-cover dependent: cropland RMSE 0.52 m against 3.16 m under tree cover, where the residual is canopy, not terrain error. The pooled figure also conceals a seam defect the night points do not reach (B8.2).), and the per-class breakdown rather than the pooled statistic is what a modeller needs.</w:t>
       </w:r>
     </w:p>
     <w:p>
@@ -1250,6 +2443,58 @@
           </w:tcPr>
           <w:p>
             <w:r>
+              <w:t>B6.1</w:t>
+            </w:r>
+          </w:p>
+        </w:tc>
+        <w:tc>
+          <w:tcPr>
+            <w:tcW w:type="dxa" w:w="1728"/>
+          </w:tcPr>
+          <w:p>
+            <w:r>
+              <w:t>The downstream zone beds are reconstructed on the same rules; their blocked cross-validation error and the share of area actually supported by soundings are reported together, because the second governs the first.</w:t>
+            </w:r>
+          </w:p>
+        </w:tc>
+        <w:tc>
+          <w:tcPr>
+            <w:tcW w:type="dxa" w:w="1728"/>
+          </w:tcPr>
+          <w:p>
+            <w:r>
+              <w:t>CV RMSE 2.61 m over 3342 km², 20.2% of it sounding-supported</w:t>
+            </w:r>
+          </w:p>
+        </w:tc>
+        <w:tc>
+          <w:tcPr>
+            <w:tcW w:type="dxa" w:w="1728"/>
+          </w:tcPr>
+          <w:p>
+            <w:r>
+              <w:t>634 soundings, 16438 EMODnet points</w:t>
+            </w:r>
+          </w:p>
+        </w:tc>
+        <w:tc>
+          <w:tcPr>
+            <w:tcW w:type="dxa" w:w="1728"/>
+          </w:tcPr>
+          <w:p>
+            <w:r>
+              <w:t>SUPPORTED_WITH_LIMITATION</w:t>
+            </w:r>
+          </w:p>
+        </w:tc>
+      </w:tr>
+      <w:tr>
+        <w:tc>
+          <w:tcPr>
+            <w:tcW w:type="dxa" w:w="1728"/>
+          </w:tcPr>
+          <w:p>
+            <w:r>
               <w:t>B3.1</w:t>
             </w:r>
           </w:p>
@@ -1451,27 +2696,37 @@
     <w:p/>
     <w:p>
       <w:pPr>
-        <w:pStyle w:val="Heading1"/>
-      </w:pPr>
-      <w:r>
-        <w:t>5.14 Validation synthesis</w:t>
+        <w:spacing w:line="360" w:lineRule="auto"/>
+        <w:jc w:val="both"/>
+      </w:pPr>
+      <w:r>
+        <w:t>Figure 14 breaks the pooled figure down by land cover.</w:t>
       </w:r>
     </w:p>
     <w:p>
       <w:pPr>
+        <w:pStyle w:val="Heading1"/>
+      </w:pPr>
+      <w:r>
+        <w:t>5.11.2 A second lidar on the same terrain</w:t>
+      </w:r>
+    </w:p>
+    <w:p>
+      <w:pPr>
         <w:spacing w:line="360" w:lineRule="auto"/>
         <w:jc w:val="both"/>
       </w:pPr>
       <w:r>
-        <w:t>Six independent checks were performed before any hydraulic or surface result was interpreted; one (the 5 April 2023 anomaly) failed and is reported as failed. The reconstructed bed carries a cross-validated point accuracy and a validated area statistic; it carries no rate of change and no accuracy beyond 250 m, and it is released with those limits stated.</w:t>
+        <w:t>ICESat-2 and the soundings share an ancestry — both are profiling measurements reduced through the same vertical chain — so a check by a sensor with a different footprint, a different retrieval and a different failure mode is worth more than a larger sample of the same kind. GEDI ground returns over the exposed bed give bias -0.673 m, RMSE 1.66 m, LE90 2.65 m (NMAD 0.98 m; n = 3404 quality shots) on the stratum built to match the ICESat-2 night comparison. The agreement is not unqualified (GEDI's lowest-mode ground estimate sits about 0.6 m above ICESat-2 under vegetation, a known positive bias of the retrieval, so the agreement is of the same order as that offset rather than independent of it.), but it is reached from a different direction.</w:t>
       </w:r>
     </w:p>
     <w:p>
       <w:pPr>
-        <w:pStyle w:val="Title"/>
-      </w:pPr>
-      <w:r>
-        <w:t>6. HYDRAULIC TRANSITION RESULTS</w:t>
+        <w:spacing w:line="360" w:lineRule="auto"/>
+        <w:jc w:val="both"/>
+      </w:pPr>
+      <w:r>
+        <w:t>That second view also found something the first could not. Sampled against FABDEM as an external control, two source classes of the seam depart from it grossly, and the departure is in the seam rather than in the control. This is a defect, not an uncertainty, and it is reported as such in Section 7.9 rather than folded into an error budget.</w:t>
       </w:r>
     </w:p>
     <w:p>
@@ -1479,7 +2734,7 @@
         <w:pStyle w:val="Heading1"/>
       </w:pPr>
       <w:r>
-        <w:t>6.1 Pre-breach water-surface geometry</w:t>
+        <w:t>5.12 Why multi-level contours cannot constrain the shallow bed</w:t>
       </w:r>
     </w:p>
     <w:p>
@@ -1488,7 +2743,7 @@
         <w:jc w:val="both"/>
       </w:pPr>
       <w:r>
-        <w:t>Before the breach the impounded pool was near-level. Per-reach ICESat-2 slopes (0-180 km: +0.00, -0.06, +0.06 cm/km; 210-240 km: +0.13 cm/km) lie inside the historical discharge envelope of the design tables, and the 22–25 April 1970 field-measured free-surface curve, digitised and validated against Table 20 (median deviation +0.022 m; NMAD 0.045 m), bounds them from above. The apparent slope in the 180–210 km band is a chainage-geometry artefact, not a hydraulic signal (all fits in the band are single overpasses; chainage span / ground span median 1.34 (p90 1.94, max 2.65)).</w:t>
+        <w:t>verdict NO_CONSTANT: between-scene spread 50.2 m vs within-scene NMAD 22.1 m (ratio 2.27); central offset -3.7 m. H3 14.23 m: σ_sensor 21.2 m, σ_reference 87.2 m, σ_total 89.8 m; ABSOLUTE_COMMON_MODE_EXCLUDED; transfer licensed False. The optical shoreline sits at the edge of the emergent-vegetation belt rather than at the water–land boundary, so the signal of level change is smaller than the position bias; the experiment is reported as a negative result.</w:t>
       </w:r>
     </w:p>
     <w:p>
@@ -1496,7 +2751,7 @@
         <w:pStyle w:val="Heading1"/>
       </w:pPr>
       <w:r>
-        <w:t>6.2 Drawdown</w:t>
+        <w:t>5.13 Shoreline elevation uncertainty</w:t>
       </w:r>
     </w:p>
     <w:p>
@@ -1505,7 +2760,7 @@
         <w:jc w:val="both"/>
       </w:pPr>
       <w:r>
-        <w:t>The five overpasses of July–September 2023 already carry the post-breach gradient: Theil-Sen median +3.245 cm/km (2023-07-07..2023-09-07) (n = 5). The structural change is therefore visible during the transient drainage itself, not only once the system had settled.</w:t>
+        <w:t>σ_total 0.193 m (σ_9902 0.068, σ_level_spread 0.11, σ_wind 0.09–0.09); reed-adjacent fraction 0.84. σ_total 0.375 m; reed-adjacent fraction 0.70.</w:t>
       </w:r>
     </w:p>
     <w:p>
@@ -1513,7 +2768,7 @@
         <w:pStyle w:val="Heading1"/>
       </w:pPr>
       <w:r>
-        <w:t>6.2.1 The drawdown and the flood wave from orbit</w:t>
+        <w:t>5.14 Validation synthesis</w:t>
       </w:r>
     </w:p>
     <w:p>
@@ -1522,7 +2777,326 @@
         <w:jc w:val="both"/>
       </w:pPr>
       <w:r>
+        <w:t>Six independent checks were performed before any hydraulic or surface result was interpreted; one (the 5 April 2023 anomaly) failed and is reported as failed. The reconstructed bed carries a cross-validated point accuracy and a validated area statistic; it carries no rate of change and no accuracy beyond 250 m, and it is released with those limits stated.</w:t>
+      </w:r>
+    </w:p>
+    <w:p>
+      <w:pPr>
+        <w:pStyle w:val="Title"/>
+      </w:pPr>
+      <w:r>
+        <w:t>6. HYDRAULIC TRANSITION RESULTS</w:t>
+      </w:r>
+    </w:p>
+    <w:p>
+      <w:pPr>
+        <w:pStyle w:val="Heading1"/>
+      </w:pPr>
+      <w:r>
+        <w:t>6.1 Pre-breach water-surface geometry</w:t>
+      </w:r>
+    </w:p>
+    <w:p>
+      <w:pPr>
+        <w:spacing w:line="360" w:lineRule="auto"/>
+        <w:jc w:val="both"/>
+      </w:pPr>
+      <w:r>
+        <w:t>Before the breach the impounded pool was near-level. Per-reach ICESat-2 slopes (0-180 km: +0.00, -0.06, +0.06 cm/km; 210-240 km: +0.13 cm/km) lie inside the historical discharge envelope of the design tables, and the 22–25 April 1970 field-measured free-surface curve, digitised and validated against Table 20 (median deviation +0.022 m; NMAD 0.045 m), bounds them from above. The apparent slope in the 180–210 km band is a chainage-geometry artefact, not a hydraulic signal (all fits in the band are single overpasses; chainage span / ground span median 1.34 (p90 1.94, max 2.65)).</w:t>
+      </w:r>
+    </w:p>
+    <w:p>
+      <w:pPr>
+        <w:pStyle w:val="Heading1"/>
+      </w:pPr>
+      <w:r>
+        <w:t>6.2 Drawdown</w:t>
+      </w:r>
+    </w:p>
+    <w:p>
+      <w:pPr>
+        <w:spacing w:line="360" w:lineRule="auto"/>
+        <w:jc w:val="both"/>
+      </w:pPr>
+      <w:r>
+        <w:t>The five overpasses of July–September 2023 already carry the post-breach gradient: Theil-Sen median +3.245 cm/km (2023-07-07..2023-09-07) (n = 5). The structural change is therefore visible during the transient drainage itself, not only once the system had settled.</w:t>
+      </w:r>
+    </w:p>
+    <w:p>
+      <w:pPr>
+        <w:pStyle w:val="Heading1"/>
+      </w:pPr>
+      <w:r>
+        <w:t>6.2.1 The drawdown and the flood wave from orbit</w:t>
+      </w:r>
+    </w:p>
+    <w:p>
+      <w:pPr>
+        <w:spacing w:line="360" w:lineRule="auto"/>
+        <w:jc w:val="both"/>
+      </w:pPr>
+      <w:r>
         <w:t>That SWOT caught this event is not a new observation: the flood below the dam has been described from the same mission and used to test outburst-flood models ((Lehnigk et al., 2026)). What is added here is the outlet itself, carried in the same vertical frame as the gauges and the bed. Because the calibration orbit repeated daily over the outlet, the emptying of the pool was recorded directly rather than inferred: outlet 5.63 m EVRF2019 on 13 June, from 17.53 m on 31 May (n = 3 SWOT nodes on the date). Below the dam the same passes describe the wave that carried that water away, rising rise 9.10 m at 15 km (peak 10.24 m on 2023-06-07) and decaying downstream to about two metres by 80 km. Both series are snapshots from a handful of nodes per date (Node counts per date are small (1-3) and some dates rest on a single node; the series is a sequence of snapshots, not a gauged hydrograph.), so they are read as a sequence of observed water surfaces, not as a hydrograph.</w:t>
+      </w:r>
+    </w:p>
+    <w:p>
+      <w:pPr>
+        <w:spacing w:line="360" w:lineRule="auto"/>
+        <w:jc w:val="both"/>
+      </w:pPr>
+      <w:r>
+        <w:rPr>
+          <w:b/>
+        </w:rPr>
+        <w:t>Table 4. The drawdown and the flood wave as observed from orbit.</w:t>
+      </w:r>
+    </w:p>
+    <w:tbl>
+      <w:tblPr>
+        <w:tblStyle w:val="TableGrid"/>
+        <w:tblW w:type="auto" w:w="0"/>
+        <w:jc w:val="center"/>
+        <w:tblLook w:firstColumn="1" w:firstRow="1" w:lastColumn="0" w:lastRow="0" w:noHBand="0" w:noVBand="1" w:val="04A0"/>
+      </w:tblPr>
+      <w:tblGrid>
+        <w:gridCol w:w="1728"/>
+        <w:gridCol w:w="1728"/>
+        <w:gridCol w:w="1728"/>
+        <w:gridCol w:w="1728"/>
+        <w:gridCol w:w="1728"/>
+      </w:tblGrid>
+      <w:tr>
+        <w:tc>
+          <w:tcPr>
+            <w:tcW w:type="dxa" w:w="1728"/>
+          </w:tcPr>
+          <w:p>
+            <w:r>
+              <w:rPr>
+                <w:b/>
+              </w:rPr>
+              <w:t>claim_id</w:t>
+            </w:r>
+          </w:p>
+        </w:tc>
+        <w:tc>
+          <w:tcPr>
+            <w:tcW w:type="dxa" w:w="1728"/>
+          </w:tcPr>
+          <w:p>
+            <w:r>
+              <w:rPr>
+                <w:b/>
+              </w:rPr>
+              <w:t>claim_text</w:t>
+            </w:r>
+          </w:p>
+        </w:tc>
+        <w:tc>
+          <w:tcPr>
+            <w:tcW w:type="dxa" w:w="1728"/>
+          </w:tcPr>
+          <w:p>
+            <w:r>
+              <w:rPr>
+                <w:b/>
+              </w:rPr>
+              <w:t>value_resolved</w:t>
+            </w:r>
+          </w:p>
+        </w:tc>
+        <w:tc>
+          <w:tcPr>
+            <w:tcW w:type="dxa" w:w="1728"/>
+          </w:tcPr>
+          <w:p>
+            <w:r>
+              <w:rPr>
+                <w:b/>
+              </w:rPr>
+              <w:t>n_resolved</w:t>
+            </w:r>
+          </w:p>
+        </w:tc>
+        <w:tc>
+          <w:tcPr>
+            <w:tcW w:type="dxa" w:w="1728"/>
+          </w:tcPr>
+          <w:p>
+            <w:r>
+              <w:rPr>
+                <w:b/>
+              </w:rPr>
+              <w:t>audit_status</w:t>
+            </w:r>
+          </w:p>
+        </w:tc>
+      </w:tr>
+      <w:tr>
+        <w:tc>
+          <w:tcPr>
+            <w:tcW w:type="dxa" w:w="1728"/>
+          </w:tcPr>
+          <w:p>
+            <w:r>
+              <w:t>D1.1</w:t>
+            </w:r>
+          </w:p>
+        </w:tc>
+        <w:tc>
+          <w:tcPr>
+            <w:tcW w:type="dxa" w:w="1728"/>
+          </w:tcPr>
+          <w:p>
+            <w:r>
+              <w:t>SWOT observed the reservoir outlet through the drawdown itself: during the fast-sampling calibration orbit the outlet water surface fell from the impounded level to the residual river within a fortnight.</w:t>
+            </w:r>
+          </w:p>
+        </w:tc>
+        <w:tc>
+          <w:tcPr>
+            <w:tcW w:type="dxa" w:w="1728"/>
+          </w:tcPr>
+          <w:p>
+            <w:r>
+              <w:t>outlet 5.63 m EVRF2019 on 13 June, from 17.53 m on 31 May</w:t>
+            </w:r>
+          </w:p>
+        </w:tc>
+        <w:tc>
+          <w:tcPr>
+            <w:tcW w:type="dxa" w:w="1728"/>
+          </w:tcPr>
+          <w:p>
+            <w:r>
+              <w:t>3 SWOT nodes on the date</w:t>
+            </w:r>
+          </w:p>
+        </w:tc>
+        <w:tc>
+          <w:tcPr>
+            <w:tcW w:type="dxa" w:w="1728"/>
+          </w:tcPr>
+          <w:p>
+            <w:r>
+              <w:t>SUPPORTED_WITH_LIMITATION</w:t>
+            </w:r>
+          </w:p>
+        </w:tc>
+      </w:tr>
+      <w:tr>
+        <w:tc>
+          <w:tcPr>
+            <w:tcW w:type="dxa" w:w="1728"/>
+          </w:tcPr>
+          <w:p>
+            <w:r>
+              <w:t>D2.1</w:t>
+            </w:r>
+          </w:p>
+        </w:tc>
+        <w:tc>
+          <w:tcPr>
+            <w:tcW w:type="dxa" w:w="1728"/>
+          </w:tcPr>
+          <w:p>
+            <w:r>
+              <w:t>Below the dam the same orbit recorded the flood wave as a longitudinal rise profile that decays downstream and arrives later with distance.</w:t>
+            </w:r>
+          </w:p>
+        </w:tc>
+        <w:tc>
+          <w:tcPr>
+            <w:tcW w:type="dxa" w:w="1728"/>
+          </w:tcPr>
+          <w:p>
+            <w:r>
+              <w:t>rise 9.10 m at 15 km (peak 10.24 m on 2023-06-07)</w:t>
+            </w:r>
+          </w:p>
+        </w:tc>
+        <w:tc>
+          <w:tcPr>
+            <w:tcW w:type="dxa" w:w="1728"/>
+          </w:tcPr>
+          <w:p>
+            <w:r>
+              <w:t>48 nodes in the bin</w:t>
+            </w:r>
+          </w:p>
+        </w:tc>
+        <w:tc>
+          <w:tcPr>
+            <w:tcW w:type="dxa" w:w="1728"/>
+          </w:tcPr>
+          <w:p>
+            <w:r>
+              <w:t>SUPPORTED_WITH_LIMITATION</w:t>
+            </w:r>
+          </w:p>
+        </w:tc>
+      </w:tr>
+      <w:tr>
+        <w:tc>
+          <w:tcPr>
+            <w:tcW w:type="dxa" w:w="1728"/>
+          </w:tcPr>
+          <w:p>
+            <w:r>
+              <w:t>M1.2</w:t>
+            </w:r>
+          </w:p>
+        </w:tc>
+        <w:tc>
+          <w:tcPr>
+            <w:tcW w:type="dxa" w:w="1728"/>
+          </w:tcPr>
+          <w:p>
+            <w:r>
+              <w:t>The drawdown period is intermediate between the two regimes.</w:t>
+            </w:r>
+          </w:p>
+        </w:tc>
+        <w:tc>
+          <w:tcPr>
+            <w:tcW w:type="dxa" w:w="1728"/>
+          </w:tcPr>
+          <w:p>
+            <w:r>
+              <w:t>Theil-Sen median +3.245 cm/km (2023-07-07..2023-09-07)</w:t>
+            </w:r>
+          </w:p>
+        </w:tc>
+        <w:tc>
+          <w:tcPr>
+            <w:tcW w:type="dxa" w:w="1728"/>
+          </w:tcPr>
+          <w:p>
+            <w:r>
+              <w:t>5</w:t>
+            </w:r>
+          </w:p>
+        </w:tc>
+        <w:tc>
+          <w:tcPr>
+            <w:tcW w:type="dxa" w:w="1728"/>
+          </w:tcPr>
+          <w:p>
+            <w:r>
+              <w:t>SUPPORTED_WITH_LIMITATION</w:t>
+            </w:r>
+          </w:p>
+        </w:tc>
+      </w:tr>
+    </w:tbl>
+    <w:p/>
+    <w:p>
+      <w:pPr>
+        <w:spacing w:line="360" w:lineRule="auto"/>
+        <w:jc w:val="both"/>
+      </w:pPr>
+      <w:r>
+        <w:t>Figure 15 shows the outlet series against the upstream gauge and the downstream rise profile.</w:t>
       </w:r>
     </w:p>
     <w:p>
@@ -2988,6 +4562,51 @@
         <w:jc w:val="both"/>
       </w:pPr>
       <w:r>
+        <w:t xml:space="preserve">&gt; </w:t>
+      </w:r>
+      <w:r>
+        <w:rPr>
+          <w:b/>
+        </w:rPr>
+        <w:t>[PENDING OPEN53]</w:t>
+      </w:r>
+      <w:r>
+        <w:t xml:space="preserve"> paragraph withheld: B8.2 is CONTRADICTED</w:t>
+      </w:r>
+    </w:p>
+    <w:p>
+      <w:pPr>
+        <w:spacing w:line="360" w:lineRule="auto"/>
+        <w:jc w:val="both"/>
+      </w:pPr>
+      <w:r>
+        <w:t>&gt; `backs: B8.2` · `section: 7.9 Limitations`</w:t>
+      </w:r>
+    </w:p>
+    <w:p>
+      <w:pPr>
+        <w:spacing w:line="360" w:lineRule="auto"/>
+        <w:jc w:val="both"/>
+      </w:pPr>
+      <w:r>
+        <w:t>&gt; `unblock_by: repair the p55 seam before the terrain is used as a hydraulic model input; re-run B7.1 afterwards` · `status: blocked`</w:t>
+      </w:r>
+    </w:p>
+    <w:p>
+      <w:pPr>
+        <w:spacing w:line="360" w:lineRule="auto"/>
+        <w:jc w:val="both"/>
+      </w:pPr>
+      <w:r>
+        <w:t>&gt; `blocks_submission: yes`</w:t>
+      </w:r>
+    </w:p>
+    <w:p>
+      <w:pPr>
+        <w:spacing w:line="360" w:lineRule="auto"/>
+        <w:jc w:val="both"/>
+      </w:pPr>
+      <w:r>
         <w:t>The channel-restricted slope control is underpowered (Theil-Sen difference +1.109 cm/km, 95% CI [-0.086, +2.186]). The slope–discharge relation after the breach is not testable: . The survey epoch of the soundings is unrecorded (no epoch), the Baltic realisation of the historical tables is unstated, three co-located SWOT–ICESat-2 overpasses exist, and no wind record covers the 5 April 2023 anomaly. The 1′×1′ EGG2015 raster has no citable upstream source; this is a citation problem, not a numerical one, and it blocks submission until resolved.</w:t>
       </w:r>
     </w:p>

--- a/paper_3_audit/paper1_manuscript_en.docx
+++ b/paper_3_audit/paper1_manuscript_en.docx
@@ -42,10 +42,10 @@
         <w:rPr>
           <w:b/>
         </w:rPr>
-        <w:t>Methods.</w:t>
-      </w:r>
-      <w:r>
-        <w:t xml:space="preserve"> Seven hydrological gauges, ICESat-2 ATL13 laser altimetry, SWOT PIXC/RiverSP radar interferometry and a legacy navigation-chart survey are harmonised into EVRF2019 normal heights through the EGG2015 quasigeoid and the EPSG:9902 operation, with the permanent-tide convention of each product handled explicitly. Per-overpass longitudinal water-surface slopes are estimated with a robust (Theil–Sen) fit, one overpass being the independent unit. The bed is reconstructed from soundings only under spatially blocked cross-validation and tested against the historical drawdown-exposure statistic.</w:t>
+        <w:t>Method.</w:t>
+      </w:r>
+      <w:r>
+        <w:t xml:space="preserve"> Seven hydrological gauges, ICESat-2 ATL13 laser altimetry, SWOT PIXC/RiverSP radar interferometry and a legacy navigation-chart survey are harmonised into EVRF2019 normal heights through the EGG2015 quasigeoid and the EPSG:9902 operation, with the permanent-tide convention of each product handled explicitly. Per-overpass longitudinal water-surface slopes are estimated with a robust (Theil–Sen) fit, one overpass being the independent unit. The frame is tested before it is used: against the gauges, between the two satellites, and against a 1970 field survey of the same water surface.</w:t>
       </w:r>
     </w:p>
     <w:p>
@@ -60,7 +60,7 @@
         <w:t>Results.</w:t>
       </w:r>
       <w:r>
-        <w:t xml:space="preserve"> Within the former reservoir footprint the per-overpass slope changed from Theil-Sen median +0.090 cm/km pre -&gt; +3.314 cm/km post; difference +3.223 cm/km (95 % CI 95% CI [+1.994, +5.071] cm/km; permutation p = 1.00e-04; Mann-Whitney p = 3.92e-05; positive slopes pre 10/14 (sign test p = 0.180) vs post 14/14 (p = 1.22e-04)), and within-overpass water-surface heterogeneity rose from 0.117 m -&gt; 0.397 m, difference +0.280 m. The soundings-only bed reproduces the historical drawdown exposure (whole mapped reservoir: historical 12.9% vs reconstructed 12.77% (diff -0.18 pp)), and in the downstream zones soundings-only interpolation outperforms every shoreline-constrained variant (SND_ONLY / LINEAR: RMSE 2.20 m, bias -0.07 m, NMAD 1.24 m).</w:t>
+        <w:t xml:space="preserve"> Within the former reservoir footprint the per-overpass slope changed from Theil-Sen median +0.090 cm/km pre -&gt; +3.314 cm/km post; difference +3.223 cm/km (95 % CI 95% CI [+1.994, +5.071] cm/km; permutation p = 1.00e-04; Mann-Whitney p = 3.92e-05; positive slopes pre 10/14 (sign test p = 0.180) vs post 14/14 (p = 1.22e-04)), and within-overpass water-surface heterogeneity rose from 0.117 m -&gt; 0.397 m, difference +0.280 m. The fast-sampling SWOT orbit recorded the outlet through the drawdown itself: outlet 5.63 m EVRF2019 on 13 June, from 17.53 m on 31 May.</w:t>
       </w:r>
     </w:p>
     <w:p>
@@ -75,7 +75,7 @@
         <w:t>Conclusions.</w:t>
       </w:r>
       <w:r>
-        <w:t xml:space="preserve"> The reservoir did not merely shrink: its water surface acquired a persistent downstream gradient and its bed is reconstructed, validated against the design-era hydrography, in the same vertical frame. Each statement rests on a measured quantity with a stated uncertainty; where a quantity cannot be measured with the data at hand — a post-breach slope–discharge law, a rate of bed change — the manuscript says so rather than inferring it. The reconstructed bed is released as the terrain input of a companion paper on the hydraulic consequences of the surface transformation.</w:t>
+        <w:t xml:space="preserve"> The reservoir did not merely shrink: its water surface acquired a persistent downstream gradient, measurable only once four differently-referenced surfaces were reduced to one frame. Each statement rests on a measured quantity with a stated uncertainty; where a quantity cannot be measured with the data at hand — a post-breach slope–discharge law, a rate of bed change — the manuscript says so rather than inferring it. The bed over which that surface now runs is reconstructed in a companion paper (Paper 2), and the consequences for roughness and conveyance in two further ones.</w:t>
       </w:r>
     </w:p>
     <w:p>
@@ -90,7 +90,7 @@
         <w:t>Keywords:</w:t>
       </w:r>
       <w:r>
-        <w:t xml:space="preserve"> satellite altimetry; ICESat-2; SWOT; vertical datum; EVRF2019; reservoir drawdown; bed reconstruction; legacy bathymetry; Kakhovka</w:t>
+        <w:t xml:space="preserve"> satellite altimetry; ICESat-2; SWOT; water-surface slope; vertical datum; EVRF2019; dam breach; reservoir drawdown; hydraulic regime; Kakhovka</w:t>
       </w:r>
     </w:p>
     <w:p>
@@ -237,7 +237,7 @@
         <w:jc w:val="both"/>
       </w:pPr>
       <w:r>
-        <w:t>This paper asks three questions. (i) Did the water surface within the former reservoir footprint change hydraulic regime, and does the change persist? (ii) Can SWOT and ICESat-2 be read together once their vertical references are harmonised? (iii) Does the legacy hydrography constrain both the pre-breach surface and the reconstructed bed, and how accurate is that bed? Where the data cannot answer — the slope–discharge relation after the breach, a rate of bed change — the paper states the limitation instead of inferring an answer. What the new geometry and the vegetating surface mean for roughness, conveyance and stage is the subject of a companion paper that takes the bed reconstructed here as its terrain input.</w:t>
+        <w:t>This paper asks three questions. (i) Can gauges, two satellite altimeters and a legacy hydrographic survey be brought into one vertical frame closely enough that a centimetre-per-kilometre gradient survives the reduction? (ii) Once they are, did the water surface within the former reservoir footprint change hydraulic regime, and does the change persist beyond the drawdown transient? (iii) Does the historical record independently corroborate the impounded state the satellites report before the breach? Where the data cannot answer — a post-breach slope–discharge relation — the paper states the limitation instead of inferring an answer. The bed beneath this surface is reconstructed in a companion paper (Paper 2); what the geometry and the vegetating surface mean for roughness and conveyance is the subject of two further ones.</w:t>
       </w:r>
     </w:p>
     <w:p>
@@ -375,7 +375,7 @@
         <w:jc w:val="both"/>
       </w:pPr>
       <w:r>
-        <w:t>Sentinel-2 L2A scenes processed on a 20 m registry grid (EPSG:32636) with the BOA additive offset applied supply the coverage-gated water masks of the planform analysis (Section 4.7) and the shoreline contours used to test the bed reconstruction; 53 dates cover the former pool. The full surface classification and the Sentinel-1 masks are the subject of the companion paper.</w:t>
+        <w:t>Sentinel-2 L2A scenes processed on a 20 m registry grid (EPSG:32636) with the BOA additive offset applied supply the coverage-gated water masks of the planform analysis (Section 4.6); 53 dates cover the former pool. The full surface classification, the Sentinel-1 masks and the supervised inundation work belong to Paper 3.</w:t>
       </w:r>
     </w:p>
     <w:p>
@@ -392,7 +392,7 @@
         <w:jc w:val="both"/>
       </w:pPr>
       <w:r>
-        <w:t>Eight photographed pages of the Dnipro reservoirs monograph (Tables 19–21, Figures 13–16) and 7 514 S-57 chart soundings are the historical sources; the survey epoch of the soundings is unrecorded, a limitation that rules out any rate of bed change (no epoch). Which reduction level the soundings carry is not stated in the source and is established in Section 5.7.</w:t>
+        <w:t>Eight photographed pages of the Dnipro reservoirs monograph (Tables 19–21, Figures 13–16) supply the design values and the 1970 longitudinal free-surface survey used here as an independent check. The 7 514 chart soundings are the subject of the bed-reconstruction paper (Paper 2); this paper uses them only to establish which reduction level they carry (Section 5.7).</w:t>
       </w:r>
     </w:p>
     <w:p>
@@ -467,14 +467,23 @@
     </w:p>
     <w:p>
       <w:pPr>
-        <w:pStyle w:val="Heading1"/>
-      </w:pPr>
-      <w:r>
-        <w:t>4.1 Vertical harmonisation: the four surfaces</w:t>
+        <w:spacing w:line="360" w:lineRule="auto"/>
+        <w:jc w:val="both"/>
+      </w:pPr>
+      <w:r>
+        <w:t>The harmonisation of Section 4.1 is the method of this paper, not preparation for it: the corrections between the four surfaces are of the same order as the hydraulic signal sought, so the result exists only if the frame does. Section 5 therefore tests the frame before Section 6 uses it.</w:t>
       </w:r>
     </w:p>
     <w:p>
       <w:pPr>
+        <w:pStyle w:val="Heading1"/>
+      </w:pPr>
+      <w:r>
+        <w:t>4.1 Vertical harmonisation: the four surfaces</w:t>
+      </w:r>
+    </w:p>
+    <w:p>
+      <w:pPr>
         <w:spacing w:line="360" w:lineRule="auto"/>
         <w:jc w:val="both"/>
       </w:pPr>
@@ -555,7 +564,7 @@
         <w:pStyle w:val="Heading1"/>
       </w:pPr>
       <w:r>
-        <w:t>4.6 Bed reconstruction</w:t>
+        <w:t>4.6 Sentinel-2 water masks</w:t>
       </w:r>
     </w:p>
     <w:p>
@@ -564,7 +573,7 @@
         <w:jc w:val="both"/>
       </w:pPr>
       <w:r>
-        <w:t>For the reservoir, the bed is interpolated from soundings only (ordinary kriging, inverse distance, linear and radial-basis interpolators) on a 250 m canonical grid, pinned at the observed 5 June 2023 shoreline, and scored by spatially blocked cross-validation at 1 km, matched to the median sounding spacing. For the downstream zones the same design is repeated with three arms — soundings only, soundings with Sentinel-2 shoreline soft constraints, and soundings with p18 pseudo-points — and the arm is chosen on the soundings-only score.</w:t>
+        <w:t>Water masks follow a frozen NDWI/MNDWI/scene-classification rule on the 20 m registry grid with the BOA offset applied; a coverage gate admits a date for the pre/post planform contrast only when at least 80 % of the footprint is observed, and both periods need three such dates before any inferential statistic is formed. Shoreline contours at three pre-breach levels are extracted with a sub-pixel marching-squares estimator whose numerical correctness was tested against an analytic field before use.</w:t>
       </w:r>
     </w:p>
     <w:p>
@@ -572,7 +581,7 @@
         <w:pStyle w:val="Heading1"/>
       </w:pPr>
       <w:r>
-        <w:t>4.7 Sentinel-2 water masks and shoreline contours</w:t>
+        <w:t>4.7 Statistical rules</w:t>
       </w:r>
     </w:p>
     <w:p>
@@ -581,49 +590,32 @@
         <w:jc w:val="both"/>
       </w:pPr>
       <w:r>
-        <w:t>Water masks follow a frozen NDWI/MNDWI/scene-classification rule on the 20 m registry grid with the BOA offset applied; a coverage gate admits a date for the pre/post planform contrast only when at least 80 % of the footprint is observed, and both periods need three such dates before any inferential statistic is formed. Shoreline contours at three pre-breach levels are extracted with a sub-pixel marching-squares estimator whose numerical correctness was tested against an analytic field before use.</w:t>
+        <w:t>Every statistic names its independent unit. Absence statements about the literature are made only for a screened sample with a stated denominator, and only after retrieval has been validated against hold-out controls.</w:t>
       </w:r>
     </w:p>
     <w:p>
       <w:pPr>
-        <w:pStyle w:val="Heading1"/>
-      </w:pPr>
-      <w:r>
-        <w:t>4.8 Statistical rules</w:t>
+        <w:pStyle w:val="Title"/>
+      </w:pPr>
+      <w:r>
+        <w:t>5. THE FRAME: DOES THE HARMONISATION HOLD?</w:t>
       </w:r>
     </w:p>
     <w:p>
       <w:pPr>
+        <w:pStyle w:val="Heading1"/>
+      </w:pPr>
+      <w:r>
+        <w:t>5.1 The gauge network in one geodetic frame</w:t>
+      </w:r>
+    </w:p>
+    <w:p>
+      <w:pPr>
         <w:spacing w:line="360" w:lineRule="auto"/>
         <w:jc w:val="both"/>
       </w:pPr>
       <w:r>
-        <w:t>Every statistic names its independent unit. Absence statements about the literature are made only for a screened sample with a stated denominator, and only after retrieval has been validated against hold-out controls.</w:t>
-      </w:r>
-    </w:p>
-    <w:p>
-      <w:pPr>
-        <w:pStyle w:val="Title"/>
-      </w:pPr>
-      <w:r>
-        <w:t>5. VALIDATION RESULTS</w:t>
-      </w:r>
-    </w:p>
-    <w:p>
-      <w:pPr>
-        <w:pStyle w:val="Heading1"/>
-      </w:pPr>
-      <w:r>
-        <w:t>5.1 The gauge network in one geodetic frame</w:t>
-      </w:r>
-    </w:p>
-    <w:p>
-      <w:pPr>
-        <w:spacing w:line="360" w:lineRule="auto"/>
-        <w:jc w:val="both"/>
-      </w:pPr>
-      <w:r>
-        <w:t>10,194 daily values transformed (grid sampler agrees with an independent implementation to 0.000 mm). 0.1715 to 0.2157 m (spread 44 mm; grid accuracy 0.068 m (EPSG registry)).</w:t>
+        <w:t>All seven gauge records are carried into EVRF2019 by the official operation applied at each station's own coordinates, not by a national mean: 10,194 daily values transformed (grid sampler agrees with an independent implementation to 0.000 mm). The offset is not constant along the reach — 0.1715 to 0.2157 m (spread 44 mm; grid accuracy 0.068 m (EPSG registry)) — which is why a single number would have been wrong at both ends of the pool.</w:t>
       </w:r>
     </w:p>
     <w:p>
@@ -635,7 +627,7 @@
         <w:rPr>
           <w:b/>
         </w:rPr>
-        <w:t>Table 2. The vertical chain: each sensor's native frame, the correction applied, and the residual against the gauges.</w:t>
+        <w:t>Table 2. The vertical chain: each step of the harmonisation and the residual it leaves.</w:t>
       </w:r>
     </w:p>
     <w:tbl>
@@ -646,75 +638,47 @@
         <w:tblLook w:firstColumn="1" w:firstRow="1" w:lastColumn="0" w:lastRow="0" w:noHBand="0" w:noVBand="1" w:val="04A0"/>
       </w:tblPr>
       <w:tblGrid>
-        <w:gridCol w:w="1728"/>
-        <w:gridCol w:w="1728"/>
-        <w:gridCol w:w="1728"/>
-        <w:gridCol w:w="1728"/>
-        <w:gridCol w:w="1728"/>
+        <w:gridCol w:w="2880"/>
+        <w:gridCol w:w="2880"/>
+        <w:gridCol w:w="2880"/>
       </w:tblGrid>
       <w:tr>
         <w:tc>
           <w:tcPr>
-            <w:tcW w:type="dxa" w:w="1728"/>
+            <w:tcW w:type="dxa" w:w="2880"/>
           </w:tcPr>
           <w:p>
             <w:r>
               <w:rPr>
                 <w:b/>
               </w:rPr>
-              <w:t>claim_id</w:t>
+              <w:t>Step</w:t>
             </w:r>
           </w:p>
         </w:tc>
         <w:tc>
           <w:tcPr>
-            <w:tcW w:type="dxa" w:w="1728"/>
+            <w:tcW w:type="dxa" w:w="2880"/>
           </w:tcPr>
           <w:p>
             <w:r>
               <w:rPr>
                 <w:b/>
               </w:rPr>
-              <w:t>claim_text</w:t>
+              <w:t>Result</w:t>
             </w:r>
           </w:p>
         </w:tc>
         <w:tc>
           <w:tcPr>
-            <w:tcW w:type="dxa" w:w="1728"/>
+            <w:tcW w:type="dxa" w:w="2880"/>
           </w:tcPr>
           <w:p>
             <w:r>
               <w:rPr>
                 <w:b/>
               </w:rPr>
-              <w:t>value_resolved</w:t>
-            </w:r>
-          </w:p>
-        </w:tc>
-        <w:tc>
-          <w:tcPr>
-            <w:tcW w:type="dxa" w:w="1728"/>
-          </w:tcPr>
-          <w:p>
-            <w:r>
-              <w:rPr>
-                <w:b/>
-              </w:rPr>
-              <w:t>n_resolved</w:t>
-            </w:r>
-          </w:p>
-        </w:tc>
-        <w:tc>
-          <w:tcPr>
-            <w:tcW w:type="dxa" w:w="1728"/>
-          </w:tcPr>
-          <w:p>
-            <w:r>
-              <w:rPr>
-                <w:b/>
-              </w:rPr>
-              <w:t>audit_status</w:t>
+              <w:t>n</w:t>
             </w:r>
           </w:p>
         </w:tc>
@@ -722,27 +686,17 @@
       <w:tr>
         <w:tc>
           <w:tcPr>
-            <w:tcW w:type="dxa" w:w="1728"/>
+            <w:tcW w:type="dxa" w:w="2880"/>
           </w:tcPr>
           <w:p>
             <w:r>
-              <w:t>V1.1</w:t>
+              <w:t>Gauge stages carried to EVRF2019 (EPSG:9902)</w:t>
             </w:r>
           </w:p>
         </w:tc>
         <w:tc>
           <w:tcPr>
-            <w:tcW w:type="dxa" w:w="1728"/>
-          </w:tcPr>
-          <w:p>
-            <w:r>
-              <w:t>All gauge stages are carried into one geodetic frame by the official operation EPSG:9902 (BS-77 normal height -&gt; EVRF2019 normal height), applied at each station's own coordinates.</w:t>
-            </w:r>
-          </w:p>
-        </w:tc>
-        <w:tc>
-          <w:tcPr>
-            <w:tcW w:type="dxa" w:w="1728"/>
+            <w:tcW w:type="dxa" w:w="2880"/>
           </w:tcPr>
           <w:p>
             <w:r>
@@ -752,7 +706,7 @@
         </w:tc>
         <w:tc>
           <w:tcPr>
-            <w:tcW w:type="dxa" w:w="1728"/>
+            <w:tcW w:type="dxa" w:w="2880"/>
           </w:tcPr>
           <w:p>
             <w:r>
@@ -760,41 +714,21 @@
             </w:r>
           </w:p>
         </w:tc>
-        <w:tc>
-          <w:tcPr>
-            <w:tcW w:type="dxa" w:w="1728"/>
-          </w:tcPr>
-          <w:p>
-            <w:r>
-              <w:t>SUPPORTED</w:t>
-            </w:r>
-          </w:p>
-        </w:tc>
       </w:tr>
       <w:tr>
         <w:tc>
           <w:tcPr>
-            <w:tcW w:type="dxa" w:w="1728"/>
+            <w:tcW w:type="dxa" w:w="2880"/>
           </w:tcPr>
           <w:p>
             <w:r>
-              <w:t>V1.2</w:t>
+              <w:t>Spatial variation of the BS-77 → EVRF2019 offset</w:t>
             </w:r>
           </w:p>
         </w:tc>
         <w:tc>
           <w:tcPr>
-            <w:tcW w:type="dxa" w:w="1728"/>
-          </w:tcPr>
-          <w:p>
-            <w:r>
-              <w:t>The BS-77 -&gt; EVRF2019 offset is spatially varying across the study reach, so a single national constant is not admissible.</w:t>
-            </w:r>
-          </w:p>
-        </w:tc>
-        <w:tc>
-          <w:tcPr>
-            <w:tcW w:type="dxa" w:w="1728"/>
+            <w:tcW w:type="dxa" w:w="2880"/>
           </w:tcPr>
           <w:p>
             <w:r>
@@ -804,7 +738,7 @@
         </w:tc>
         <w:tc>
           <w:tcPr>
-            <w:tcW w:type="dxa" w:w="1728"/>
+            <w:tcW w:type="dxa" w:w="2880"/>
           </w:tcPr>
           <w:p>
             <w:r>
@@ -812,41 +746,21 @@
             </w:r>
           </w:p>
         </w:tc>
-        <w:tc>
-          <w:tcPr>
-            <w:tcW w:type="dxa" w:w="1728"/>
-          </w:tcPr>
-          <w:p>
-            <w:r>
-              <w:t>SUPPORTED</w:t>
-            </w:r>
-          </w:p>
-        </w:tc>
       </w:tr>
       <w:tr>
         <w:tc>
           <w:tcPr>
-            <w:tcW w:type="dxa" w:w="1728"/>
+            <w:tcW w:type="dxa" w:w="2880"/>
           </w:tcPr>
           <w:p>
             <w:r>
-              <w:t>V2.1</w:t>
+              <w:t>SWOT PIXC correction chain against RiverSP</w:t>
             </w:r>
           </w:p>
         </w:tc>
         <w:tc>
           <w:tcPr>
-            <w:tcW w:type="dxa" w:w="1728"/>
-          </w:tcPr>
-          <w:p>
-            <w:r>
-              <w:t>The documented SWOT PIXC chain height-(solid_earth_tide+load_tide_fes+pole_tide) reproduces RiverSP node heights of the same cycle and pass; the three alternative branches do not.</w:t>
-            </w:r>
-          </w:p>
-        </w:tc>
-        <w:tc>
-          <w:tcPr>
-            <w:tcW w:type="dxa" w:w="1728"/>
+            <w:tcW w:type="dxa" w:w="2880"/>
           </w:tcPr>
           <w:p>
             <w:r>
@@ -856,7 +770,7 @@
         </w:tc>
         <w:tc>
           <w:tcPr>
-            <w:tcW w:type="dxa" w:w="1728"/>
+            <w:tcW w:type="dxa" w:w="2880"/>
           </w:tcPr>
           <w:p>
             <w:r>
@@ -864,41 +778,21 @@
             </w:r>
           </w:p>
         </w:tc>
-        <w:tc>
-          <w:tcPr>
-            <w:tcW w:type="dxa" w:w="1728"/>
-          </w:tcPr>
-          <w:p>
-            <w:r>
-              <w:t>SUPPORTED</w:t>
-            </w:r>
-          </w:p>
-        </w:tc>
       </w:tr>
       <w:tr>
         <w:tc>
           <w:tcPr>
-            <w:tcW w:type="dxa" w:w="1728"/>
+            <w:tcW w:type="dxa" w:w="2880"/>
           </w:tcPr>
           <w:p>
             <w:r>
-              <w:t>V3.1</w:t>
+              <w:t>SWOT against ICESat-2, best collocation</w:t>
             </w:r>
           </w:p>
         </w:tc>
         <w:tc>
           <w:tcPr>
-            <w:tcW w:type="dxa" w:w="1728"/>
-          </w:tcPr>
-          <w:p>
-            <w:r>
-              <w:t>Under good temporal collocation SWOT and ICESat-2 water-surface heights agree at the centimetre level in the common frame with no correction applied.</w:t>
-            </w:r>
-          </w:p>
-        </w:tc>
-        <w:tc>
-          <w:tcPr>
-            <w:tcW w:type="dxa" w:w="1728"/>
+            <w:tcW w:type="dxa" w:w="2880"/>
           </w:tcPr>
           <w:p>
             <w:r>
@@ -908,7 +802,7 @@
         </w:tc>
         <w:tc>
           <w:tcPr>
-            <w:tcW w:type="dxa" w:w="1728"/>
+            <w:tcW w:type="dxa" w:w="2880"/>
           </w:tcPr>
           <w:p>
             <w:r>
@@ -916,41 +810,21 @@
             </w:r>
           </w:p>
         </w:tc>
-        <w:tc>
-          <w:tcPr>
-            <w:tcW w:type="dxa" w:w="1728"/>
-          </w:tcPr>
-          <w:p>
-            <w:r>
-              <w:t>SUPPORTED</w:t>
-            </w:r>
-          </w:p>
-        </w:tc>
       </w:tr>
       <w:tr>
         <w:tc>
           <w:tcPr>
-            <w:tcW w:type="dxa" w:w="1728"/>
+            <w:tcW w:type="dxa" w:w="2880"/>
           </w:tcPr>
           <w:p>
             <w:r>
-              <w:t>V4.1</w:t>
+              <w:t>SWOT against the Kherson gauge</w:t>
             </w:r>
           </w:p>
         </w:tc>
         <w:tc>
           <w:tcPr>
-            <w:tcW w:type="dxa" w:w="1728"/>
-          </w:tcPr>
-          <w:p>
-            <w:r>
-              <w:t>The SWOT branch is locally consistent with the independent Kherson in-situ record.</w:t>
-            </w:r>
-          </w:p>
-        </w:tc>
-        <w:tc>
-          <w:tcPr>
-            <w:tcW w:type="dxa" w:w="1728"/>
+            <w:tcW w:type="dxa" w:w="2880"/>
           </w:tcPr>
           <w:p>
             <w:r>
@@ -960,7 +834,7 @@
         </w:tc>
         <w:tc>
           <w:tcPr>
-            <w:tcW w:type="dxa" w:w="1728"/>
+            <w:tcW w:type="dxa" w:w="2880"/>
           </w:tcPr>
           <w:p>
             <w:r>
@@ -968,93 +842,21 @@
             </w:r>
           </w:p>
         </w:tc>
-        <w:tc>
-          <w:tcPr>
-            <w:tcW w:type="dxa" w:w="1728"/>
-          </w:tcPr>
-          <w:p>
-            <w:r>
-              <w:t>SUPPORTED</w:t>
-            </w:r>
-          </w:p>
-        </w:tc>
       </w:tr>
       <w:tr>
         <w:tc>
           <w:tcPr>
-            <w:tcW w:type="dxa" w:w="1728"/>
+            <w:tcW w:type="dxa" w:w="2880"/>
           </w:tcPr>
           <w:p>
             <w:r>
-              <w:t>V4.2</w:t>
+              <w:t>Transfer of the reservoir alignment constant to Kherson</w:t>
             </w:r>
           </w:p>
         </w:tc>
         <w:tc>
           <w:tcPr>
-            <w:tcW w:type="dxa" w:w="1728"/>
-          </w:tcPr>
-          <w:p>
-            <w:r>
-              <w:t>The 2023-04-05 SWOT-ICESat-2 discrepancy is NOT explained by the Kherson hydrograph: the gauge was rising, so hydrology predicts the opposite sign and enlarges the residual.</w:t>
-            </w:r>
-          </w:p>
-        </w:tc>
-        <w:tc>
-          <w:tcPr>
-            <w:tcW w:type="dxa" w:w="1728"/>
-          </w:tcPr>
-          <w:p>
-            <w:r>
-              <w:t>observed -18.1 cm; expected +5.9 cm from gauge +10.0 cm/day over dt 14.2 h</w:t>
-            </w:r>
-          </w:p>
-        </w:tc>
-        <w:tc>
-          <w:tcPr>
-            <w:tcW w:type="dxa" w:w="1728"/>
-          </w:tcPr>
-          <w:p>
-            <w:r>
-              <w:t>1</w:t>
-            </w:r>
-          </w:p>
-        </w:tc>
-        <w:tc>
-          <w:tcPr>
-            <w:tcW w:type="dxa" w:w="1728"/>
-          </w:tcPr>
-          <w:p>
-            <w:r>
-              <w:t>NOT_TESTABLE</w:t>
-            </w:r>
-          </w:p>
-        </w:tc>
-      </w:tr>
-      <w:tr>
-        <w:tc>
-          <w:tcPr>
-            <w:tcW w:type="dxa" w:w="1728"/>
-          </w:tcPr>
-          <w:p>
-            <w:r>
-              <w:t>V5.1</w:t>
-            </w:r>
-          </w:p>
-        </w:tc>
-        <w:tc>
-          <w:tcPr>
-            <w:tcW w:type="dxa" w:w="1728"/>
-          </w:tcPr>
-          <w:p>
-            <w:r>
-              <w:t>The reservoir-derived empirical alignment constant does not transfer to the Kherson reach: the two independent estimates have disjoint confidence intervals, and zero lies inside Kherson's.</w:t>
-            </w:r>
-          </w:p>
-        </w:tc>
-        <w:tc>
-          <w:tcPr>
-            <w:tcW w:type="dxa" w:w="1728"/>
+            <w:tcW w:type="dxa" w:w="2880"/>
           </w:tcPr>
           <w:p>
             <w:r>
@@ -1064,7 +866,7 @@
         </w:tc>
         <w:tc>
           <w:tcPr>
-            <w:tcW w:type="dxa" w:w="1728"/>
+            <w:tcW w:type="dxa" w:w="2880"/>
           </w:tcPr>
           <w:p>
             <w:r>
@@ -1072,41 +874,21 @@
             </w:r>
           </w:p>
         </w:tc>
-        <w:tc>
-          <w:tcPr>
-            <w:tcW w:type="dxa" w:w="1728"/>
-          </w:tcPr>
-          <w:p>
-            <w:r>
-              <w:t>SUPPORTED</w:t>
-            </w:r>
-          </w:p>
-        </w:tc>
       </w:tr>
       <w:tr>
         <w:tc>
           <w:tcPr>
-            <w:tcW w:type="dxa" w:w="1728"/>
+            <w:tcW w:type="dxa" w:w="2880"/>
           </w:tcPr>
           <w:p>
             <w:r>
-              <w:t>V6.1</w:t>
+              <w:t>Reduction level of the legacy soundings</w:t>
             </w:r>
           </w:p>
         </w:tc>
         <w:tc>
           <w:tcPr>
-            <w:tcW w:type="dxa" w:w="1728"/>
-          </w:tcPr>
-          <w:p>
-            <w:r>
-              <w:t>The S-57 sounding depths are reduced to the published navigation drawdown level UNS 14.00 m, not to the normal impoundment level 16.00 m. On 14.00 m the survey and ICESat-2 exposed bed agree within uncertainty; on 16.00</w:t>
-            </w:r>
-          </w:p>
-        </w:tc>
-        <w:tc>
-          <w:tcPr>
-            <w:tcW w:type="dxa" w:w="1728"/>
+            <w:tcW w:type="dxa" w:w="2880"/>
           </w:tcPr>
           <w:p>
             <w:r>
@@ -1116,7 +898,7 @@
         </w:tc>
         <w:tc>
           <w:tcPr>
-            <w:tcW w:type="dxa" w:w="1728"/>
+            <w:tcW w:type="dxa" w:w="2880"/>
           </w:tcPr>
           <w:p>
             <w:r>
@@ -1124,41 +906,21 @@
             </w:r>
           </w:p>
         </w:tc>
-        <w:tc>
-          <w:tcPr>
-            <w:tcW w:type="dxa" w:w="1728"/>
-          </w:tcPr>
-          <w:p>
-            <w:r>
-              <w:t>SUPPORTED</w:t>
-            </w:r>
-          </w:p>
-        </w:tc>
       </w:tr>
       <w:tr>
         <w:tc>
           <w:tcPr>
-            <w:tcW w:type="dxa" w:w="1728"/>
+            <w:tcW w:type="dxa" w:w="2880"/>
           </w:tcPr>
           <w:p>
             <w:r>
-              <w:t>V6.2</w:t>
+              <w:t>Historical reference level in EVRF2019</w:t>
             </w:r>
           </w:p>
         </w:tc>
         <w:tc>
           <w:tcPr>
-            <w:tcW w:type="dxa" w:w="1728"/>
-          </w:tcPr>
-          <w:p>
-            <w:r>
-              <w:t>The historical reference level carried into EVRF2019 is spatially varying, not a constant.</w:t>
-            </w:r>
-          </w:p>
-        </w:tc>
-        <w:tc>
-          <w:tcPr>
-            <w:tcW w:type="dxa" w:w="1728"/>
+            <w:tcW w:type="dxa" w:w="2880"/>
           </w:tcPr>
           <w:p>
             <w:r>
@@ -1168,7 +930,7 @@
         </w:tc>
         <w:tc>
           <w:tcPr>
-            <w:tcW w:type="dxa" w:w="1728"/>
+            <w:tcW w:type="dxa" w:w="2880"/>
           </w:tcPr>
           <w:p>
             <w:r>
@@ -1176,41 +938,21 @@
             </w:r>
           </w:p>
         </w:tc>
-        <w:tc>
-          <w:tcPr>
-            <w:tcW w:type="dxa" w:w="1728"/>
-          </w:tcPr>
-          <w:p>
-            <w:r>
-              <w:t>SUPPORTED</w:t>
-            </w:r>
-          </w:p>
-        </w:tc>
       </w:tr>
       <w:tr>
         <w:tc>
           <w:tcPr>
-            <w:tcW w:type="dxa" w:w="1728"/>
+            <w:tcW w:type="dxa" w:w="2880"/>
           </w:tcPr>
           <w:p>
             <w:r>
-              <w:t>V7.1</w:t>
+              <w:t>Digitised 1970 free-surface curve against Table 20</w:t>
             </w:r>
           </w:p>
         </w:tc>
         <w:tc>
           <w:tcPr>
-            <w:tcW w:type="dxa" w:w="1728"/>
-          </w:tcPr>
-          <w:p>
-            <w:r>
-              <w:t>The digitised field-measured historical longitudinal free-surface curve (Fig. 16 curve 2, 22-25 April 1970) reproduces the independently tabulated profile of Table 20 to a few centimetres over the pool.</w:t>
-            </w:r>
-          </w:p>
-        </w:tc>
-        <w:tc>
-          <w:tcPr>
-            <w:tcW w:type="dxa" w:w="1728"/>
+            <w:tcW w:type="dxa" w:w="2880"/>
           </w:tcPr>
           <w:p>
             <w:r>
@@ -1220,7 +962,7 @@
         </w:tc>
         <w:tc>
           <w:tcPr>
-            <w:tcW w:type="dxa" w:w="1728"/>
+            <w:tcW w:type="dxa" w:w="2880"/>
           </w:tcPr>
           <w:p>
             <w:r>
@@ -1228,41 +970,21 @@
             </w:r>
           </w:p>
         </w:tc>
-        <w:tc>
-          <w:tcPr>
-            <w:tcW w:type="dxa" w:w="1728"/>
-          </w:tcPr>
-          <w:p>
-            <w:r>
-              <w:t>SUPPORTED</w:t>
-            </w:r>
-          </w:p>
-        </w:tc>
       </w:tr>
       <w:tr>
         <w:tc>
           <w:tcPr>
-            <w:tcW w:type="dxa" w:w="1728"/>
+            <w:tcW w:type="dxa" w:w="2880"/>
           </w:tcPr>
           <w:p>
             <w:r>
-              <w:t>V7.2</w:t>
+              <w:t>Pre-breach ICESat-2 slopes in the impounded reach</w:t>
             </w:r>
           </w:p>
         </w:tc>
         <w:tc>
           <w:tcPr>
-            <w:tcW w:type="dxa" w:w="1728"/>
-          </w:tcPr>
-          <w:p>
-            <w:r>
-              <w:t>Pre-breach ICESat-2 water-surface slopes are statistically indistinguishable from zero throughout the impounded reach and steepen in the uppermost reach, reproducing the documented free-surface geometry (near-level main</w:t>
-            </w:r>
-          </w:p>
-        </w:tc>
-        <w:tc>
-          <w:tcPr>
-            <w:tcW w:type="dxa" w:w="1728"/>
+            <w:tcW w:type="dxa" w:w="2880"/>
           </w:tcPr>
           <w:p>
             <w:r>
@@ -1272,7 +994,7 @@
         </w:tc>
         <w:tc>
           <w:tcPr>
-            <w:tcW w:type="dxa" w:w="1728"/>
+            <w:tcW w:type="dxa" w:w="2880"/>
           </w:tcPr>
           <w:p>
             <w:r>
@@ -1280,93 +1002,21 @@
             </w:r>
           </w:p>
         </w:tc>
-        <w:tc>
-          <w:tcPr>
-            <w:tcW w:type="dxa" w:w="1728"/>
-          </w:tcPr>
-          <w:p>
-            <w:r>
-              <w:t>SUPPORTED_WITH_LIMITATION</w:t>
-            </w:r>
-          </w:p>
-        </w:tc>
       </w:tr>
       <w:tr>
         <w:tc>
           <w:tcPr>
-            <w:tcW w:type="dxa" w:w="1728"/>
+            <w:tcW w:type="dxa" w:w="2880"/>
           </w:tcPr>
           <w:p>
             <w:r>
-              <w:t>V8.1</w:t>
+              <w:t>Production BS-77 → EVRF2019 grid</w:t>
             </w:r>
           </w:p>
         </w:tc>
         <w:tc>
           <w:tcPr>
-            <w:tcW w:type="dxa" w:w="1728"/>
-          </w:tcPr>
-          <w:p>
-            <w:r>
-              <w:t>Instantaneous water-level disturbances documented for this reservoir (seiches, wind setup) are far larger than the mean longitudinal hydraulic gradient, which explains why individual pre-breach overpasses can show small</w:t>
-            </w:r>
-          </w:p>
-        </w:tc>
-        <w:tc>
-          <w:tcPr>
-            <w:tcW w:type="dxa" w:w="1728"/>
-          </w:tcPr>
-          <w:p>
-            <w:r>
-              <w:t>mean hydraulic rise over 183 km: 0 cm (Qmin), 6 cm (Q20%), 42 cm (Q1%) / seiche half-range at an antinode 17.5 cm / wind setup at an end 35 cm (15 m/s) to 148 cm (25 m/s)</w:t>
-            </w:r>
-          </w:p>
-        </w:tc>
-        <w:tc>
-          <w:tcPr>
-            <w:tcW w:type="dxa" w:w="1728"/>
-          </w:tcPr>
-          <w:p>
-            <w:r>
-              <w:t>6</w:t>
-            </w:r>
-          </w:p>
-        </w:tc>
-        <w:tc>
-          <w:tcPr>
-            <w:tcW w:type="dxa" w:w="1728"/>
-          </w:tcPr>
-          <w:p>
-            <w:r>
-              <w:t>SUPPORTED_WITH_LIMITATION</w:t>
-            </w:r>
-          </w:p>
-        </w:tc>
-      </w:tr>
-      <w:tr>
-        <w:tc>
-          <w:tcPr>
-            <w:tcW w:type="dxa" w:w="1728"/>
-          </w:tcPr>
-          <w:p>
-            <w:r>
-              <w:t>G1</w:t>
-            </w:r>
-          </w:p>
-        </w:tc>
-        <w:tc>
-          <w:tcPr>
-            <w:tcW w:type="dxa" w:w="1728"/>
-          </w:tcPr>
-          <w:p>
-            <w:r>
-              <w:t>One production BS-77 → EVRF2019 grid is used everywhere: ua_2019z.asc (ESRI ASCII, 167×99 at 0.15°, 3776 valid nodes, ETRS89/GRS80), which is the CRS-EU distribution «UA_KRON/NH to EVRF2019zero» of the EPSG:9902 operatio</w:t>
-            </w:r>
-          </w:p>
-        </w:tc>
-        <w:tc>
-          <w:tcPr>
-            <w:tcW w:type="dxa" w:w="1728"/>
+            <w:tcW w:type="dxa" w:w="2880"/>
           </w:tcPr>
           <w:p>
             <w:r>
@@ -1376,61 +1026,11 @@
         </w:tc>
         <w:tc>
           <w:tcPr>
-            <w:tcW w:type="dxa" w:w="1728"/>
-          </w:tcPr>
-          <w:p/>
-        </w:tc>
-        <w:tc>
-          <w:tcPr>
-            <w:tcW w:type="dxa" w:w="1728"/>
+            <w:tcW w:type="dxa" w:w="2880"/>
           </w:tcPr>
           <w:p>
             <w:r>
-              <w:t>SUPPORTED</w:t>
-            </w:r>
-          </w:p>
-        </w:tc>
-      </w:tr>
-      <w:tr>
-        <w:tc>
-          <w:tcPr>
-            <w:tcW w:type="dxa" w:w="1728"/>
-          </w:tcPr>
-          <w:p>
-            <w:r>
-              <w:t>G2</w:t>
-            </w:r>
-          </w:p>
-        </w:tc>
-        <w:tc>
-          <w:tcPr>
-            <w:tcW w:type="dxa" w:w="1728"/>
-          </w:tcPr>
-          <w:p>
-            <w:r>
-              <w:t>The EGG2015 quasigeoid raster in production (egg_2015.tif, 1′×1′) has no citable upstream source: the public ISG release is 10′×15′.</w:t>
-            </w:r>
-          </w:p>
-        </w:tc>
-        <w:tc>
-          <w:tcPr>
-            <w:tcW w:type="dxa" w:w="1728"/>
-          </w:tcPr>
-          <w:p/>
-        </w:tc>
-        <w:tc>
-          <w:tcPr>
-            <w:tcW w:type="dxa" w:w="1728"/>
-          </w:tcPr>
-          <w:p/>
-        </w:tc>
-        <w:tc>
-          <w:tcPr>
-            <w:tcW w:type="dxa" w:w="1728"/>
-          </w:tcPr>
-          <w:p>
-            <w:r>
-              <w:t>UNKNOWN</w:t>
+              <w:t>—</w:t>
             </w:r>
           </w:p>
         </w:tc>
@@ -1439,14 +1039,26 @@
     <w:p/>
     <w:p>
       <w:pPr>
-        <w:pStyle w:val="Heading1"/>
-      </w:pPr>
-      <w:r>
-        <w:t>5.2 The SWOT PIXC vertical chain</w:t>
+        <w:spacing w:line="360" w:lineRule="auto"/>
+        <w:jc w:val="both"/>
+      </w:pPr>
+      <w:r>
+        <w:rPr>
+          <w:i/>
+        </w:rPr>
+        <w:t>Residuals are medians unless a confidence interval is given. The quasigeoid raster in production (G2) has no citable upstream source; see Section 7.9.</w:t>
       </w:r>
     </w:p>
     <w:p>
       <w:pPr>
+        <w:pStyle w:val="Heading1"/>
+      </w:pPr>
+      <w:r>
+        <w:t>5.2 The SWOT PIXC vertical chain</w:t>
+      </w:r>
+    </w:p>
+    <w:p>
+      <w:pPr>
         <w:spacing w:line="360" w:lineRule="auto"/>
         <w:jc w:val="both"/>
       </w:pPr>
@@ -1468,7 +1080,7 @@
         <w:jc w:val="both"/>
       </w:pPr>
       <w:r>
-        <w:t>best pair 2023-05-14: +0.0036 m (dt -2.28 h, 3417 segments) (full set: 2023-04-05 dt +14.2 h -&gt; -0.1810 m; 2023-05-04 dt +11.1 h -&gt; +0.0597 m; 2023-05-14 dt -2.3 h -&gt; +0.0036 m). With three co-located overpasses no regression is fitted and no universal centimetric agreement is claimed.</w:t>
+        <w:t>Where the two sensors pass within hours of each other they agree at the centimetre level with nothing applied between them: best pair 2023-05-14: +0.0036 m (dt -2.28 h, 3417 segments) (full set: 2023-04-05 dt +14.2 h -&gt; -0.1810 m; 2023-05-04 dt +11.1 h -&gt; +0.0597 m; 2023-05-14 dt -2.3 h -&gt; +0.0036 m). With three co-located overpasses no regression is fitted and no universal centimetric agreement is claimed.</w:t>
       </w:r>
     </w:p>
     <w:p>
@@ -1485,7 +1097,7 @@
         <w:jc w:val="both"/>
       </w:pPr>
       <w:r>
-        <w:t>+0.0264 m (satellite - gauge) (NMAD 0.0413 m; 95% CI [-0.0420, +0.0394]; median moves 8.4 cm across aggregation radii 0.5-5 km; n = 9).</w:t>
+        <w:t>Against the one continuous in-situ record in the downstream reach, the satellite branch sits within a few centimetres of the gauge: +0.0264 m (satellite - gauge) (NMAD 0.0413 m; 95% CI [-0.0420, +0.0394]; median moves 8.4 cm across aggregation radii 0.5-5 km; n = 9). The agreement is local to Kherson and is not evidence for the pool.</w:t>
       </w:r>
     </w:p>
     <w:p>
@@ -1519,7 +1131,7 @@
         <w:jc w:val="both"/>
       </w:pPr>
       <w:r>
-        <w:t>reservoir -0.130 m [-0.184, -0.081] (n=5 stations) vs Kherson +0.0051 m [-0.0515, +0.0608] (station-to-station NMAD 0.033 m; radius swing 1.8 cm (Rozumivka) and 5.0 cm (Kherson) over 1-10 km).</w:t>
+        <w:t>An alignment constant estimated in the reservoir does not survive the journey downstream: reservoir -0.130 m [-0.184, -0.081] (n=5 stations) vs Kherson +0.0051 m [-0.0515, +0.0608] (station-to-station NMAD 0.033 m; radius swing 1.8 cm (Rozumivka) and 5.0 cm (Kherson) over 1-10 km). The two estimates have disjoint intervals, so the correction is treated as local rather than as a property of the sensor.</w:t>
       </w:r>
     </w:p>
     <w:p>
@@ -1561,7 +1173,7 @@
         <w:pStyle w:val="Heading1"/>
       </w:pPr>
       <w:r>
-        <w:t>5.9 Bed-surface reconstruction and cross-validation</w:t>
+        <w:t>5.9 What the frame is worth</w:t>
       </w:r>
     </w:p>
     <w:p>
@@ -1570,24 +1182,66 @@
         <w:jc w:val="both"/>
       </w:pPr>
       <w:r>
-        <w:t>preferred OK: RMSE 2.76 m, NMAD 1.32 m, bias -0.03 m, median |e| 0.89 m (ranking OK 2.76, IDW 2.78, LINEAR 2.82, RBF 3.23; the worst 5% of observations account for 51% of the squared prediction error; n = 7509). The boundary condition is the single most consequential choice: unconstrained 6.7% vs constrained at the observed 2023-06-05 waterline 12.3% (whole reservoir, OK surface). The error is one of local bed morphology, not of the vertical frame: random hold-out already gives 2.648 m; 1 km blocking adds only 1.04x (2.761 m) and 5 km blocking 1.20x.</w:t>
+        <w:t>Six independent checks were performed before any hydraulic or surface result was interpreted; one (the 5 April 2023 anomaly) failed and is reported as failed. The reconstructed bed carries a cross-validated point accuracy and a validated area statistic; it carries no rate of change and no accuracy beyond 250 m, and it is released with those limits stated.</w:t>
       </w:r>
     </w:p>
     <w:p>
       <w:pPr>
-        <w:pStyle w:val="Heading1"/>
-      </w:pPr>
-      <w:r>
-        <w:t>5.9.1 An independent test of the reconstructed bed</w:t>
+        <w:pStyle w:val="Title"/>
+      </w:pPr>
+      <w:r>
+        <w:t>6. THE MEASUREMENT</w:t>
       </w:r>
     </w:p>
     <w:p>
       <w:pPr>
+        <w:pStyle w:val="Heading1"/>
+      </w:pPr>
+      <w:r>
+        <w:t>6.1 Pre-breach water-surface geometry</w:t>
+      </w:r>
+    </w:p>
+    <w:p>
+      <w:pPr>
         <w:spacing w:line="360" w:lineRule="auto"/>
         <w:jc w:val="both"/>
       </w:pPr>
       <w:r>
-        <w:t>The cross-validation of Section 5.9 withholds soundings from a surface built out of soundings, so it measures interpolation error and nothing else. ICESat-2 ground returns acquired over the bed after it dried are independent of every input to the reconstruction, and against them the surface holds to RMSE 1.448 m, bias +0.204 m, NMAD 0.882 m (P05 -2.04 m, P95 2.45 m; n = 16164 points on 15 reference ground tracks). The residual is not uniform, but neither does it grow smoothly with distance: it is essentially flat within a kilometre of a sounding (RMSE 1.535 m, bias +0.291 m in the nearest band, and marginally better between 250 and 500 m, where the bed is less steep than in the near-shore belt that holds most of the survey) and only degrades once the interpolation is extrapolating — RMSE 2.48 m beyond 2 km from a sounding, on a handful of points. What the stratification shows is a threshold of support rather than a gradient of it. Part of what remains is real — the soundings predate the breach and the photons postdate it, so bed change is inside the residual and cannot be separated from reconstruction error (ICESat-2 ground returns over sparsely vegetated sediment carry their own bias; the comparison is of a 2019-22 sounding surface against a 2023-24 surface, so real bed change is inside the residual.).</w:t>
+        <w:t>Before the breach the impounded pool was near-level. Per-reach ICESat-2 slopes (0-180 km: +0.00, -0.06, +0.06 cm/km; 210-240 km: +0.13 cm/km) lie inside the historical discharge envelope of the design tables, and the 22–25 April 1970 field-measured free-surface curve, digitised and validated against Table 20 (median deviation +0.022 m; NMAD 0.045 m), bounds them from above. The apparent slope in the 180–210 km band is a chainage-geometry artefact, not a hydraulic signal (all fits in the band are single overpasses; chainage span / ground span median 1.34 (p90 1.94, max 2.65)).</w:t>
+      </w:r>
+    </w:p>
+    <w:p>
+      <w:pPr>
+        <w:pStyle w:val="Heading1"/>
+      </w:pPr>
+      <w:r>
+        <w:t>6.2 Drawdown</w:t>
+      </w:r>
+    </w:p>
+    <w:p>
+      <w:pPr>
+        <w:spacing w:line="360" w:lineRule="auto"/>
+        <w:jc w:val="both"/>
+      </w:pPr>
+      <w:r>
+        <w:t>The five overpasses of July–September 2023 already carry the post-breach gradient: Theil-Sen median +3.245 cm/km (2023-07-07..2023-09-07) (n = 5). The structural change is therefore visible during the transient drainage itself, not only once the system had settled.</w:t>
+      </w:r>
+    </w:p>
+    <w:p>
+      <w:pPr>
+        <w:pStyle w:val="Heading1"/>
+      </w:pPr>
+      <w:r>
+        <w:t>6.2.1 The drawdown and the flood wave from orbit</w:t>
+      </w:r>
+    </w:p>
+    <w:p>
+      <w:pPr>
+        <w:spacing w:line="360" w:lineRule="auto"/>
+        <w:jc w:val="both"/>
+      </w:pPr>
+      <w:r>
+        <w:t>That SWOT caught this event is not a new observation: the flood below the dam has been described from the same mission and used to test outburst-flood models ((Lehnigk et al., 2026)). What is added here is the outlet itself, carried in the same vertical frame as the gauges and the bed. Because the calibration orbit repeated daily over the outlet, the emptying of the pool was recorded directly rather than inferred: outlet 5.63 m EVRF2019 on 13 June, from 17.53 m on 31 May (n = 3 SWOT nodes on the date). Below the dam the same passes describe the wave that carried that water away, rising rise 9.10 m at 15 km (peak 10.24 m on 2023-06-07) and decaying downstream to about two metres by 80 km. Both series are snapshots from a handful of nodes per date (Node counts per date are small (1-3) and some dates rest on a single node; the series is a sequence of snapshots, not a gauged hydrograph.), so they are read as a sequence of observed water surfaces, not as a hydrograph.</w:t>
       </w:r>
     </w:p>
     <w:p>
@@ -1599,7 +1253,7 @@
         <w:rPr>
           <w:b/>
         </w:rPr>
-        <w:t>Table 8. Independent validation of the reconstructed bed and of the delivered terrain against ICESat-2, by support and by product.</w:t>
+        <w:t>Table 4. The drawdown and the flood wave, as recorded by SWOT.</w:t>
       </w:r>
     </w:p>
     <w:tbl>
@@ -1610,89 +1264,47 @@
         <w:tblLook w:firstColumn="1" w:firstRow="1" w:lastColumn="0" w:lastRow="0" w:noHBand="0" w:noVBand="1" w:val="04A0"/>
       </w:tblPr>
       <w:tblGrid>
-        <w:gridCol w:w="1440"/>
-        <w:gridCol w:w="1440"/>
-        <w:gridCol w:w="1440"/>
-        <w:gridCol w:w="1440"/>
-        <w:gridCol w:w="1440"/>
-        <w:gridCol w:w="1440"/>
+        <w:gridCol w:w="2880"/>
+        <w:gridCol w:w="2880"/>
+        <w:gridCol w:w="2880"/>
       </w:tblGrid>
       <w:tr>
         <w:tc>
           <w:tcPr>
-            <w:tcW w:type="dxa" w:w="1440"/>
+            <w:tcW w:type="dxa" w:w="2880"/>
           </w:tcPr>
           <w:p>
             <w:r>
               <w:rPr>
                 <w:b/>
               </w:rPr>
-              <w:t>claim_id</w:t>
+              <w:t>Quantity</w:t>
             </w:r>
           </w:p>
         </w:tc>
         <w:tc>
           <w:tcPr>
-            <w:tcW w:type="dxa" w:w="1440"/>
+            <w:tcW w:type="dxa" w:w="2880"/>
           </w:tcPr>
           <w:p>
             <w:r>
               <w:rPr>
                 <w:b/>
               </w:rPr>
-              <w:t>claim_text</w:t>
+              <w:t>Value</w:t>
             </w:r>
           </w:p>
         </w:tc>
         <w:tc>
           <w:tcPr>
-            <w:tcW w:type="dxa" w:w="1440"/>
+            <w:tcW w:type="dxa" w:w="2880"/>
           </w:tcPr>
           <w:p>
             <w:r>
               <w:rPr>
                 <w:b/>
               </w:rPr>
-              <w:t>value_resolved</w:t>
-            </w:r>
-          </w:p>
-        </w:tc>
-        <w:tc>
-          <w:tcPr>
-            <w:tcW w:type="dxa" w:w="1440"/>
-          </w:tcPr>
-          <w:p>
-            <w:r>
-              <w:rPr>
-                <w:b/>
-              </w:rPr>
-              <w:t>uncertainty_resolved</w:t>
-            </w:r>
-          </w:p>
-        </w:tc>
-        <w:tc>
-          <w:tcPr>
-            <w:tcW w:type="dxa" w:w="1440"/>
-          </w:tcPr>
-          <w:p>
-            <w:r>
-              <w:rPr>
-                <w:b/>
-              </w:rPr>
-              <w:t>n_resolved</w:t>
-            </w:r>
-          </w:p>
-        </w:tc>
-        <w:tc>
-          <w:tcPr>
-            <w:tcW w:type="dxa" w:w="1440"/>
-          </w:tcPr>
-          <w:p>
-            <w:r>
-              <w:rPr>
-                <w:b/>
-              </w:rPr>
-              <w:t>audit_status</w:t>
+              <w:t>n</w:t>
             </w:r>
           </w:p>
         </w:tc>
@@ -1700,61 +1312,31 @@
       <w:tr>
         <w:tc>
           <w:tcPr>
-            <w:tcW w:type="dxa" w:w="1440"/>
+            <w:tcW w:type="dxa" w:w="2880"/>
           </w:tcPr>
           <w:p>
             <w:r>
-              <w:t>B4.1</w:t>
+              <w:t>Outlet water surface, 31 May → 13 June 2023</w:t>
             </w:r>
           </w:p>
         </w:tc>
         <w:tc>
           <w:tcPr>
-            <w:tcW w:type="dxa" w:w="1440"/>
+            <w:tcW w:type="dxa" w:w="2880"/>
           </w:tcPr>
           <w:p>
             <w:r>
-              <w:t>The reconstructed reservoir bed, built from legacy soundings alone, is tested against ICESat-2 ground returns acquired over the dry exposed bed after the breach — an observation independent of every input to the reconstr</w:t>
+              <w:t>outlet 5.63 m EVRF2019 on 13 June, from 17.53 m on 31 May</w:t>
             </w:r>
           </w:p>
         </w:tc>
         <w:tc>
           <w:tcPr>
-            <w:tcW w:type="dxa" w:w="1440"/>
+            <w:tcW w:type="dxa" w:w="2880"/>
           </w:tcPr>
           <w:p>
             <w:r>
-              <w:t>RMSE 1.448 m, bias +0.204 m, NMAD 0.882 m</w:t>
-            </w:r>
-          </w:p>
-        </w:tc>
-        <w:tc>
-          <w:tcPr>
-            <w:tcW w:type="dxa" w:w="1440"/>
-          </w:tcPr>
-          <w:p>
-            <w:r>
-              <w:t>P05 -2.04 m, P95 2.45 m</w:t>
-            </w:r>
-          </w:p>
-        </w:tc>
-        <w:tc>
-          <w:tcPr>
-            <w:tcW w:type="dxa" w:w="1440"/>
-          </w:tcPr>
-          <w:p>
-            <w:r>
-              <w:t>16164 points on 15 reference ground tracks</w:t>
-            </w:r>
-          </w:p>
-        </w:tc>
-        <w:tc>
-          <w:tcPr>
-            <w:tcW w:type="dxa" w:w="1440"/>
-          </w:tcPr>
-          <w:p>
-            <w:r>
-              <w:t>SUPPORTED</w:t>
+              <w:t>3 SWOT nodes on the date</w:t>
             </w:r>
           </w:p>
         </w:tc>
@@ -1762,57 +1344,31 @@
       <w:tr>
         <w:tc>
           <w:tcPr>
-            <w:tcW w:type="dxa" w:w="1440"/>
+            <w:tcW w:type="dxa" w:w="2880"/>
           </w:tcPr>
           <w:p>
             <w:r>
-              <w:t>B4.2a</w:t>
+              <w:t>Rise above the pre-breach surface, 15 km below the dam</w:t>
             </w:r>
           </w:p>
         </w:tc>
         <w:tc>
           <w:tcPr>
-            <w:tcW w:type="dxa" w:w="1440"/>
+            <w:tcW w:type="dxa" w:w="2880"/>
           </w:tcPr>
           <w:p>
             <w:r>
-              <w:t>Error of the reconstructed bed within 250 m of a sounding.</w:t>
+              <w:t>rise 9.10 m at 15 km (peak 10.24 m on 2023-06-07)</w:t>
             </w:r>
           </w:p>
         </w:tc>
         <w:tc>
           <w:tcPr>
-            <w:tcW w:type="dxa" w:w="1440"/>
+            <w:tcW w:type="dxa" w:w="2880"/>
           </w:tcPr>
           <w:p>
             <w:r>
-              <w:t>RMSE 1.535 m, bias +0.291 m</w:t>
-            </w:r>
-          </w:p>
-        </w:tc>
-        <w:tc>
-          <w:tcPr>
-            <w:tcW w:type="dxa" w:w="1440"/>
-          </w:tcPr>
-          <w:p/>
-        </w:tc>
-        <w:tc>
-          <w:tcPr>
-            <w:tcW w:type="dxa" w:w="1440"/>
-          </w:tcPr>
-          <w:p>
-            <w:r>
-              <w:t>7992 points</w:t>
-            </w:r>
-          </w:p>
-        </w:tc>
-        <w:tc>
-          <w:tcPr>
-            <w:tcW w:type="dxa" w:w="1440"/>
-          </w:tcPr>
-          <w:p>
-            <w:r>
-              <w:t>SUPPORTED</w:t>
+              <w:t>48 nodes in the bin</w:t>
             </w:r>
           </w:p>
         </w:tc>
@@ -1820,177 +1376,31 @@
       <w:tr>
         <w:tc>
           <w:tcPr>
-            <w:tcW w:type="dxa" w:w="1440"/>
+            <w:tcW w:type="dxa" w:w="2880"/>
           </w:tcPr>
           <w:p>
             <w:r>
-              <w:t>B4.2</w:t>
+              <w:t>Longitudinal slope during the drawdown overpasses</w:t>
             </w:r>
           </w:p>
         </w:tc>
         <w:tc>
           <w:tcPr>
-            <w:tcW w:type="dxa" w:w="1440"/>
+            <w:tcW w:type="dxa" w:w="2880"/>
           </w:tcPr>
           <w:p>
             <w:r>
-              <w:t>The error of the reconstructed bed grows with distance from the nearest sounding, which is the support the interpolation actually had.</w:t>
+              <w:t>Theil-Sen median +3.245 cm/km (2023-07-07..2023-09-07)</w:t>
             </w:r>
           </w:p>
         </w:tc>
         <w:tc>
           <w:tcPr>
-            <w:tcW w:type="dxa" w:w="1440"/>
+            <w:tcW w:type="dxa" w:w="2880"/>
           </w:tcPr>
           <w:p>
             <w:r>
-              <w:t>RMSE 2.48 m beyond 2 km from a sounding</w:t>
-            </w:r>
-          </w:p>
-        </w:tc>
-        <w:tc>
-          <w:tcPr>
-            <w:tcW w:type="dxa" w:w="1440"/>
-          </w:tcPr>
-          <w:p/>
-        </w:tc>
-        <w:tc>
-          <w:tcPr>
-            <w:tcW w:type="dxa" w:w="1440"/>
-          </w:tcPr>
-          <w:p>
-            <w:r>
-              <w:t>42 points</w:t>
-            </w:r>
-          </w:p>
-        </w:tc>
-        <w:tc>
-          <w:tcPr>
-            <w:tcW w:type="dxa" w:w="1440"/>
-          </w:tcPr>
-          <w:p>
-            <w:r>
-              <w:t>SUPPORTED</w:t>
-            </w:r>
-          </w:p>
-        </w:tc>
-      </w:tr>
-      <w:tr>
-        <w:tc>
-          <w:tcPr>
-            <w:tcW w:type="dxa" w:w="1440"/>
-          </w:tcPr>
-          <w:p>
-            <w:r>
-              <w:t>B4.3</w:t>
-            </w:r>
-          </w:p>
-        </w:tc>
-        <w:tc>
-          <w:tcPr>
-            <w:tcW w:type="dxa" w:w="1440"/>
-          </w:tcPr>
-          <w:p>
-            <w:r>
-              <w:t>FABDEM, reduced to EVRF2019 and sampled on stable bare land, agrees with ICESat-2 to within a decimetre, which bounds the datum error of the terrain the bed is seamed into.</w:t>
-            </w:r>
-          </w:p>
-        </w:tc>
-        <w:tc>
-          <w:tcPr>
-            <w:tcW w:type="dxa" w:w="1440"/>
-          </w:tcPr>
-          <w:p>
-            <w:r>
-              <w:t>bias -0.164 m, NMAD 0.267 m</w:t>
-            </w:r>
-          </w:p>
-        </w:tc>
-        <w:tc>
-          <w:tcPr>
-            <w:tcW w:type="dxa" w:w="1440"/>
-          </w:tcPr>
-          <w:p/>
-        </w:tc>
-        <w:tc>
-          <w:tcPr>
-            <w:tcW w:type="dxa" w:w="1440"/>
-          </w:tcPr>
-          <w:p>
-            <w:r>
-              <w:t>196357 points</w:t>
-            </w:r>
-          </w:p>
-        </w:tc>
-        <w:tc>
-          <w:tcPr>
-            <w:tcW w:type="dxa" w:w="1440"/>
-          </w:tcPr>
-          <w:p>
-            <w:r>
-              <w:t>SUPPORTED</w:t>
-            </w:r>
-          </w:p>
-        </w:tc>
-      </w:tr>
-      <w:tr>
-        <w:tc>
-          <w:tcPr>
-            <w:tcW w:type="dxa" w:w="1440"/>
-          </w:tcPr>
-          <w:p>
-            <w:r>
-              <w:t>B7.1</w:t>
-            </w:r>
-          </w:p>
-        </w:tc>
-        <w:tc>
-          <w:tcPr>
-            <w:tcW w:type="dxa" w:w="1440"/>
-          </w:tcPr>
-          <w:p>
-            <w:r>
-              <w:t>The seamless terrain delivered as the companion paper's model input is accuracy-assessed against night-time ICESat-2 returns over the whole domain.</w:t>
-            </w:r>
-          </w:p>
-        </w:tc>
-        <w:tc>
-          <w:tcPr>
-            <w:tcW w:type="dxa" w:w="1440"/>
-          </w:tcPr>
-          <w:p>
-            <w:r>
-              <w:t>RMSE 1.092 m, LE90 1.036 m, NMAD 0.389 m</w:t>
-            </w:r>
-          </w:p>
-        </w:tc>
-        <w:tc>
-          <w:tcPr>
-            <w:tcW w:type="dxa" w:w="1440"/>
-          </w:tcPr>
-          <w:p>
-            <w:r>
-              <w:t>LE95 1.792 m</w:t>
-            </w:r>
-          </w:p>
-        </w:tc>
-        <w:tc>
-          <w:tcPr>
-            <w:tcW w:type="dxa" w:w="1440"/>
-          </w:tcPr>
-          <w:p>
-            <w:r>
-              <w:t>841752 night points</w:t>
-            </w:r>
-          </w:p>
-        </w:tc>
-        <w:tc>
-          <w:tcPr>
-            <w:tcW w:type="dxa" w:w="1440"/>
-          </w:tcPr>
-          <w:p>
-            <w:r>
-              <w:t>SUPPORTED</w:t>
+              <w:t>5</w:t>
             </w:r>
           </w:p>
         </w:tc>
@@ -2003,84 +1413,36 @@
         <w:jc w:val="both"/>
       </w:pPr>
       <w:r>
-        <w:t>Figure 13 shows both the support dependence and the stability across epoch, season and recession zone.</w:t>
+        <w:rPr>
+          <w:i/>
+        </w:rPr>
+        <w:t>Node counts per date are small; the series is a sequence of observed surfaces, not a gauged hydrograph.</w:t>
       </w:r>
     </w:p>
     <w:p>
       <w:pPr>
-        <w:pStyle w:val="Heading1"/>
-      </w:pPr>
-      <w:r>
-        <w:t>5.9.2 The datum of the surrounding terrain</w:t>
+        <w:spacing w:line="360" w:lineRule="auto"/>
+        <w:jc w:val="both"/>
+      </w:pPr>
+      <w:r>
+        <w:t>Figure 15 shows the outlet series against the upstream gauge and the downstream rise profile.</w:t>
       </w:r>
     </w:p>
     <w:p>
       <w:pPr>
+        <w:pStyle w:val="Heading1"/>
+      </w:pPr>
+      <w:r>
+        <w:t>6.3 Post-breach longitudinal gradient</w:t>
+      </w:r>
+    </w:p>
+    <w:p>
+      <w:pPr>
         <w:spacing w:line="360" w:lineRule="auto"/>
         <w:jc w:val="both"/>
       </w:pPr>
       <w:r>
-        <w:t>The bed is seamed into FABDEM for the land above the water line, so the two must share a datum. Sampled on stable bare land against the same ICESat-2 frame, FABDEM shows bias -0.164 m, NMAD 0.267 m (n = 196357 points), a decimetre-level offset an order below the bed error.</w:t>
-      </w:r>
-    </w:p>
-    <w:p>
-      <w:pPr>
-        <w:pStyle w:val="Heading1"/>
-      </w:pPr>
-      <w:r>
-        <w:t>5.10 Area-weighted exposure</w:t>
-      </w:r>
-    </w:p>
-    <w:p>
-      <w:pPr>
-        <w:spacing w:line="360" w:lineRule="auto"/>
-        <w:jc w:val="both"/>
-      </w:pPr>
-      <w:r>
-        <w:t>whole mapped reservoir: historical 12.9% vs reconstructed 12.77% (diff -0.18 pp) (across interpolators 12.61-13.29% (spread 0.68 pp); by reach historical 3.9 / 9.4 / 26.0 % vs reconstructed 7.5 / 9.3 / 21.7 %). The historical fraction was used as validation, not calibration. The reconstructed bed also reproduces the published level–area curve (RMS area error 74 km2 (3.8% of mean area); median +1.7%) and the exposure fraction is converged with grid resolution (250 m -&gt; 12.77%; 50 m -&gt; 12.79%; 30 m -&gt; 12.79%).</w:t>
-      </w:r>
-    </w:p>
-    <w:p>
-      <w:pPr>
-        <w:pStyle w:val="Heading1"/>
-      </w:pPr>
-      <w:r>
-        <w:t>5.11 Downstream zone beds</w:t>
-      </w:r>
-    </w:p>
-    <w:p>
-      <w:pPr>
-        <w:spacing w:line="360" w:lineRule="auto"/>
-        <w:jc w:val="both"/>
-      </w:pPr>
-      <w:r>
-        <w:t>In the delta, estuary and floodway the soundings-only arm wins in every zone: SND_ONLY / LINEAR: RMSE 2.31 m, bias +0.02 m, NMAD 1.67 m; SND_ONLY / OK: RMSE 2.62 m, bias +0.04 m, NMAD 2.27 m; SND_ONLY / LINEAR: RMSE 2.20 m, bias -0.07 m, NMAD 1.24 m. Shoreline soft constraints and pseudo-points add metre-scale positive bias where the near-shore band holds most of the soundings.</w:t>
-      </w:r>
-    </w:p>
-    <w:p>
-      <w:pPr>
-        <w:spacing w:line="360" w:lineRule="auto"/>
-        <w:jc w:val="both"/>
-      </w:pPr>
-      <w:r>
-        <w:t>Support, not method, sets what these numbers mean: in the estuary CV RMSE 2.61 m over 3342 km², 20.2% of it sounding-supported (Only a fifth of the estuary is within sounding support; the remainder is carried by EMODnet bathymetry and is not independently validated here.).</w:t>
-      </w:r>
-    </w:p>
-    <w:p>
-      <w:pPr>
-        <w:pStyle w:val="Heading1"/>
-      </w:pPr>
-      <w:r>
-        <w:t>5.11.1 The terrain delivered to the companion paper</w:t>
-      </w:r>
-    </w:p>
-    <w:p>
-      <w:pPr>
-        <w:spacing w:line="360" w:lineRule="auto"/>
-        <w:jc w:val="both"/>
-      </w:pPr>
-      <w:r>
-        <w:t>The bed, the downstream zone surfaces and FABDEM are merged into one seamless terrain, which is the object the hydraulic models of the companion paper stand on. Against night-time ICESat-2 returns over the whole domain it achieves RMSE 1.092 m, LE90 1.036 m, NMAD 0.389 m (LE95 1.792 m; n = 841752 night points). That figure is an average over land covers that behave differently (Accuracy is strongly land-cover dependent: cropland RMSE 0.52 m against 3.16 m under tree cover, where the residual is canopy, not terrain error. The pooled figure also conceals a seam defect the night points do not reach (B8.2).), and the per-class breakdown rather than the pooled statistic is what a modeller needs.</w:t>
+        <w:t>Across the 14 pre-breach and 14 post-breach overpasses with a chainage span of at least 20 km, the per-overpass Theil–Sen slope moved from Theil-Sen median +0.090 cm/km pre -&gt; +3.314 cm/km post; difference +3.223 cm/km; the difference has a 95 % bootstrap confidence interval of 95% CI [+1.994, +5.071] cm/km; permutation p = 1.00e-04; Mann-Whitney p = 3.92e-05; positive slopes pre 10/14 (sign test p = 0.180) vs post 14/14 (p = 1.22e-04). Every one of the 14 post-breach overpasses is positive. The result is estimator-robust: ordinary least squares gives OLS +0.038 -&gt; +2.781 cm/km, difference +2.744 cm/km (95% CI [+1.454, +4.323]; permutation p = 3.00e-04). Each per-overpass slope is a fit through the six beam-median points of one pass over roughly 20–70 km of a reservoir-axis centreline; the claim is about the distribution of these local slopes across dates, not about a single whole-reservoir gradient.</w:t>
       </w:r>
     </w:p>
     <w:p>
@@ -2092,7 +1454,7 @@
         <w:rPr>
           <w:b/>
         </w:rPr>
-        <w:t>Table 7. Bed-surface cross-validation and shoreline uncertainty by zone.</w:t>
+        <w:t>Table 3. Water-surface geometry before and after the breach.</w:t>
       </w:r>
     </w:p>
     <w:tbl>
@@ -2103,75 +1465,61 @@
         <w:tblLook w:firstColumn="1" w:firstRow="1" w:lastColumn="0" w:lastRow="0" w:noHBand="0" w:noVBand="1" w:val="04A0"/>
       </w:tblPr>
       <w:tblGrid>
-        <w:gridCol w:w="1728"/>
-        <w:gridCol w:w="1728"/>
-        <w:gridCol w:w="1728"/>
-        <w:gridCol w:w="1728"/>
-        <w:gridCol w:w="1728"/>
+        <w:gridCol w:w="2160"/>
+        <w:gridCol w:w="2160"/>
+        <w:gridCol w:w="2160"/>
+        <w:gridCol w:w="2160"/>
       </w:tblGrid>
       <w:tr>
         <w:tc>
           <w:tcPr>
-            <w:tcW w:type="dxa" w:w="1728"/>
+            <w:tcW w:type="dxa" w:w="2160"/>
           </w:tcPr>
           <w:p>
             <w:r>
               <w:rPr>
                 <w:b/>
               </w:rPr>
-              <w:t>claim_id</w:t>
+              <w:t>Quantity</w:t>
             </w:r>
           </w:p>
         </w:tc>
         <w:tc>
           <w:tcPr>
-            <w:tcW w:type="dxa" w:w="1728"/>
+            <w:tcW w:type="dxa" w:w="2160"/>
           </w:tcPr>
           <w:p>
             <w:r>
               <w:rPr>
                 <w:b/>
               </w:rPr>
-              <w:t>claim_text</w:t>
+              <w:t>Pre → post</w:t>
             </w:r>
           </w:p>
         </w:tc>
         <w:tc>
           <w:tcPr>
-            <w:tcW w:type="dxa" w:w="1728"/>
+            <w:tcW w:type="dxa" w:w="2160"/>
           </w:tcPr>
           <w:p>
             <w:r>
               <w:rPr>
                 <w:b/>
               </w:rPr>
-              <w:t>value_resolved</w:t>
+              <w:t>Uncertainty</w:t>
             </w:r>
           </w:p>
         </w:tc>
         <w:tc>
           <w:tcPr>
-            <w:tcW w:type="dxa" w:w="1728"/>
+            <w:tcW w:type="dxa" w:w="2160"/>
           </w:tcPr>
           <w:p>
             <w:r>
               <w:rPr>
                 <w:b/>
               </w:rPr>
-              <w:t>n_resolved</w:t>
-            </w:r>
-          </w:p>
-        </w:tc>
-        <w:tc>
-          <w:tcPr>
-            <w:tcW w:type="dxa" w:w="1728"/>
-          </w:tcPr>
-          <w:p>
-            <w:r>
-              <w:rPr>
-                <w:b/>
-              </w:rPr>
-              <w:t>audit_status</w:t>
+              <w:t>n</w:t>
             </w:r>
           </w:p>
         </w:tc>
@@ -2179,51 +1527,41 @@
       <w:tr>
         <w:tc>
           <w:tcPr>
-            <w:tcW w:type="dxa" w:w="1728"/>
+            <w:tcW w:type="dxa" w:w="2160"/>
           </w:tcPr>
           <w:p>
             <w:r>
-              <w:t>V10.3</w:t>
+              <w:t>Per-overpass longitudinal slope, footprint-wide</w:t>
             </w:r>
           </w:p>
         </w:tc>
         <w:tc>
           <w:tcPr>
-            <w:tcW w:type="dxa" w:w="1728"/>
+            <w:tcW w:type="dxa" w:w="2160"/>
           </w:tcPr>
           <w:p>
             <w:r>
-              <w:t>Interpolation uncertainty, not grid resolution, is the limiting term in the bed surface. The median absolute prediction error is ~0.9 m, while RMSE rises to 2.76 m because of a small number of large errors concentrated i</w:t>
+              <w:t>Theil-Sen median +0.090 cm/km pre -&gt; +3.314 cm/km post; difference +3.223 cm/km</w:t>
             </w:r>
           </w:p>
         </w:tc>
         <w:tc>
           <w:tcPr>
-            <w:tcW w:type="dxa" w:w="1728"/>
+            <w:tcW w:type="dxa" w:w="2160"/>
           </w:tcPr>
           <w:p>
             <w:r>
-              <w:t>preferred OK: RMSE 2.76 m, NMAD 1.32 m, bias -0.03 m, median /e/ 0.89 m</w:t>
+              <w:t>95% CI [+1.994, +5.071] cm/km; permutation p = 1.00e-04; Mann-Whitney p = 3.92e-05; positive slopes pre 10/14 (sign test p = 0.180) vs post 14/14 (p = 1.22e-04)</w:t>
             </w:r>
           </w:p>
         </w:tc>
         <w:tc>
           <w:tcPr>
-            <w:tcW w:type="dxa" w:w="1728"/>
+            <w:tcW w:type="dxa" w:w="2160"/>
           </w:tcPr>
           <w:p>
             <w:r>
-              <w:t>7509</w:t>
-            </w:r>
-          </w:p>
-        </w:tc>
-        <w:tc>
-          <w:tcPr>
-            <w:tcW w:type="dxa" w:w="1728"/>
-          </w:tcPr>
-          <w:p>
-            <w:r>
-              <w:t>SUPPORTED</w:t>
+              <w:t>14 pre / 14 post</w:t>
             </w:r>
           </w:p>
         </w:tc>
@@ -2231,835 +1569,17 @@
       <w:tr>
         <w:tc>
           <w:tcPr>
-            <w:tcW w:type="dxa" w:w="1728"/>
+            <w:tcW w:type="dxa" w:w="2160"/>
           </w:tcPr>
           <w:p>
             <w:r>
-              <w:t>V10.4</w:t>
+              <w:t>Slope during the drawdown</w:t>
             </w:r>
           </w:p>
         </w:tc>
         <w:tc>
           <w:tcPr>
-            <w:tcW w:type="dxa" w:w="1728"/>
-          </w:tcPr>
-          <w:p>
-            <w:r>
-              <w:t>The 2.76 m blocked-CV RMSE is a heavy-tailed error of local bed morphology, not a vertical offset of the DEM and not an artefact of blocked cross-validation.</w:t>
-            </w:r>
-          </w:p>
-        </w:tc>
-        <w:tc>
-          <w:tcPr>
-            <w:tcW w:type="dxa" w:w="1728"/>
-          </w:tcPr>
-          <w:p>
-            <w:r>
-              <w:t>random hold-out already gives 2.648 m; 1 km blocking adds only 1.04x (2.761 m) and 5 km blocking 1.20x</w:t>
-            </w:r>
-          </w:p>
-        </w:tc>
-        <w:tc>
-          <w:tcPr>
-            <w:tcW w:type="dxa" w:w="1728"/>
-          </w:tcPr>
-          <w:p>
-            <w:r>
-              <w:t>7509</w:t>
-            </w:r>
-          </w:p>
-        </w:tc>
-        <w:tc>
-          <w:tcPr>
-            <w:tcW w:type="dxa" w:w="1728"/>
-          </w:tcPr>
-          <w:p>
-            <w:r>
-              <w:t>SUPPORTED</w:t>
-            </w:r>
-          </w:p>
-        </w:tc>
-      </w:tr>
-      <w:tr>
-        <w:tc>
-          <w:tcPr>
-            <w:tcW w:type="dxa" w:w="1728"/>
-          </w:tcPr>
-          <w:p>
-            <w:r>
-              <w:t>B2.1</w:t>
-            </w:r>
-          </w:p>
-        </w:tc>
-        <w:tc>
-          <w:tcPr>
-            <w:tcW w:type="dxa" w:w="1728"/>
-          </w:tcPr>
-          <w:p>
-            <w:r>
-              <w:t>ZONE_2 (Kherson delta) pre-breach bed: soundings-only interpolation is the selected arm.</w:t>
-            </w:r>
-          </w:p>
-        </w:tc>
-        <w:tc>
-          <w:tcPr>
-            <w:tcW w:type="dxa" w:w="1728"/>
-          </w:tcPr>
-          <w:p>
-            <w:r>
-              <w:t>SND_ONLY / LINEAR: RMSE 2.31 m, bias +0.02 m, NMAD 1.67 m</w:t>
-            </w:r>
-          </w:p>
-        </w:tc>
-        <w:tc>
-          <w:tcPr>
-            <w:tcW w:type="dxa" w:w="1728"/>
-          </w:tcPr>
-          <w:p>
-            <w:r>
-              <w:t>527 soundings; 17271 S2 shoreline constraints offered; canonical 181 km²</w:t>
-            </w:r>
-          </w:p>
-        </w:tc>
-        <w:tc>
-          <w:tcPr>
-            <w:tcW w:type="dxa" w:w="1728"/>
-          </w:tcPr>
-          <w:p>
-            <w:r>
-              <w:t>SUPPORTED_WITH_LIMITATION</w:t>
-            </w:r>
-          </w:p>
-        </w:tc>
-      </w:tr>
-      <w:tr>
-        <w:tc>
-          <w:tcPr>
-            <w:tcW w:type="dxa" w:w="1728"/>
-          </w:tcPr>
-          <w:p>
-            <w:r>
-              <w:t>B2.2</w:t>
-            </w:r>
-          </w:p>
-        </w:tc>
-        <w:tc>
-          <w:tcPr>
-            <w:tcW w:type="dxa" w:w="1728"/>
-          </w:tcPr>
-          <w:p>
-            <w:r>
-              <w:t>ZONE_3 (Dnipro–Buh estuary) pre-breach bed.</w:t>
-            </w:r>
-          </w:p>
-        </w:tc>
-        <w:tc>
-          <w:tcPr>
-            <w:tcW w:type="dxa" w:w="1728"/>
-          </w:tcPr>
-          <w:p>
-            <w:r>
-              <w:t>SND_ONLY / OK: RMSE 2.62 m, bias +0.04 m, NMAD 2.27 m</w:t>
-            </w:r>
-          </w:p>
-        </w:tc>
-        <w:tc>
-          <w:tcPr>
-            <w:tcW w:type="dxa" w:w="1728"/>
-          </w:tcPr>
-          <w:p>
-            <w:r>
-              <w:t>634 soundings; canonical 728 km²</w:t>
-            </w:r>
-          </w:p>
-        </w:tc>
-        <w:tc>
-          <w:tcPr>
-            <w:tcW w:type="dxa" w:w="1728"/>
-          </w:tcPr>
-          <w:p>
-            <w:r>
-              <w:t>SUPPORTED_WITH_LIMITATION</w:t>
-            </w:r>
-          </w:p>
-        </w:tc>
-      </w:tr>
-      <w:tr>
-        <w:tc>
-          <w:tcPr>
-            <w:tcW w:type="dxa" w:w="1728"/>
-          </w:tcPr>
-          <w:p>
-            <w:r>
-              <w:t>B2.3</w:t>
-            </w:r>
-          </w:p>
-        </w:tc>
-        <w:tc>
-          <w:tcPr>
-            <w:tcW w:type="dxa" w:w="1728"/>
-          </w:tcPr>
-          <w:p>
-            <w:r>
-              <w:t>ZONE_4 (dam-to-Kherson floodway) pre-breach bed.</w:t>
-            </w:r>
-          </w:p>
-        </w:tc>
-        <w:tc>
-          <w:tcPr>
-            <w:tcW w:type="dxa" w:w="1728"/>
-          </w:tcPr>
-          <w:p>
-            <w:r>
-              <w:t>SND_ONLY / LINEAR: RMSE 2.20 m, bias -0.07 m, NMAD 1.24 m</w:t>
-            </w:r>
-          </w:p>
-        </w:tc>
-        <w:tc>
-          <w:tcPr>
-            <w:tcW w:type="dxa" w:w="1728"/>
-          </w:tcPr>
-          <w:p>
-            <w:r>
-              <w:t>626 soundings; 2110 p18 pseudo-points offered; canonical 101 km²</w:t>
-            </w:r>
-          </w:p>
-        </w:tc>
-        <w:tc>
-          <w:tcPr>
-            <w:tcW w:type="dxa" w:w="1728"/>
-          </w:tcPr>
-          <w:p>
-            <w:r>
-              <w:t>SUPPORTED_WITH_LIMITATION</w:t>
-            </w:r>
-          </w:p>
-        </w:tc>
-      </w:tr>
-      <w:tr>
-        <w:tc>
-          <w:tcPr>
-            <w:tcW w:type="dxa" w:w="1728"/>
-          </w:tcPr>
-          <w:p>
-            <w:r>
-              <w:t>B6.1</w:t>
-            </w:r>
-          </w:p>
-        </w:tc>
-        <w:tc>
-          <w:tcPr>
-            <w:tcW w:type="dxa" w:w="1728"/>
-          </w:tcPr>
-          <w:p>
-            <w:r>
-              <w:t>The downstream zone beds are reconstructed on the same rules; their blocked cross-validation error and the share of area actually supported by soundings are reported together, because the second governs the first.</w:t>
-            </w:r>
-          </w:p>
-        </w:tc>
-        <w:tc>
-          <w:tcPr>
-            <w:tcW w:type="dxa" w:w="1728"/>
-          </w:tcPr>
-          <w:p>
-            <w:r>
-              <w:t>CV RMSE 2.61 m over 3342 km², 20.2% of it sounding-supported</w:t>
-            </w:r>
-          </w:p>
-        </w:tc>
-        <w:tc>
-          <w:tcPr>
-            <w:tcW w:type="dxa" w:w="1728"/>
-          </w:tcPr>
-          <w:p>
-            <w:r>
-              <w:t>634 soundings, 16438 EMODnet points</w:t>
-            </w:r>
-          </w:p>
-        </w:tc>
-        <w:tc>
-          <w:tcPr>
-            <w:tcW w:type="dxa" w:w="1728"/>
-          </w:tcPr>
-          <w:p>
-            <w:r>
-              <w:t>SUPPORTED_WITH_LIMITATION</w:t>
-            </w:r>
-          </w:p>
-        </w:tc>
-      </w:tr>
-      <w:tr>
-        <w:tc>
-          <w:tcPr>
-            <w:tcW w:type="dxa" w:w="1728"/>
-          </w:tcPr>
-          <w:p>
-            <w:r>
-              <w:t>B3.1</w:t>
-            </w:r>
-          </w:p>
-        </w:tc>
-        <w:tc>
-          <w:tcPr>
-            <w:tcW w:type="dxa" w:w="1728"/>
-          </w:tcPr>
-          <w:p>
-            <w:r>
-              <w:t>The SAR–optical shoreline offset is not a single constant, so the multi-level contour bathymetry experiment (hist21–hist31) cannot be promoted.</w:t>
-            </w:r>
-          </w:p>
-        </w:tc>
-        <w:tc>
-          <w:tcPr>
-            <w:tcW w:type="dxa" w:w="1728"/>
-          </w:tcPr>
-          <w:p>
-            <w:r>
-              <w:t>verdict NO_CONSTANT: between-scene spread 50.2 m vs within-scene NMAD 22.1 m (ratio 2.27); central offset -3.7 m</w:t>
-            </w:r>
-          </w:p>
-        </w:tc>
-        <w:tc>
-          <w:tcPr>
-            <w:tcW w:type="dxa" w:w="1728"/>
-          </w:tcPr>
-          <w:p/>
-        </w:tc>
-        <w:tc>
-          <w:tcPr>
-            <w:tcW w:type="dxa" w:w="1728"/>
-          </w:tcPr>
-          <w:p>
-            <w:r>
-              <w:t>SUPPORTED</w:t>
-            </w:r>
-          </w:p>
-        </w:tc>
-      </w:tr>
-      <w:tr>
-        <w:tc>
-          <w:tcPr>
-            <w:tcW w:type="dxa" w:w="1728"/>
-          </w:tcPr>
-          <w:p>
-            <w:r>
-              <w:t>B3.2</w:t>
-            </w:r>
-          </w:p>
-        </w:tc>
-        <w:tc>
-          <w:tcPr>
-            <w:tcW w:type="dxa" w:w="1728"/>
-          </w:tcPr>
-          <w:p>
-            <w:r>
-              <w:t>Only the H3 (14.2 m) contour has direct sounding support; no stage is licensed for cross-stage transfer.</w:t>
-            </w:r>
-          </w:p>
-        </w:tc>
-        <w:tc>
-          <w:tcPr>
-            <w:tcW w:type="dxa" w:w="1728"/>
-          </w:tcPr>
-          <w:p>
-            <w:r>
-              <w:t>H3 14.23 m: σ_sensor 21.2 m, σ_reference 87.2 m, σ_total 89.8 m; ABSOLUTE_COMMON_MODE_EXCLUDED; transfer licensed False</w:t>
-            </w:r>
-          </w:p>
-        </w:tc>
-        <w:tc>
-          <w:tcPr>
-            <w:tcW w:type="dxa" w:w="1728"/>
-          </w:tcPr>
-          <w:p>
-            <w:r>
-              <w:t>512 bracketing triangles, 55.1 km supported</w:t>
-            </w:r>
-          </w:p>
-        </w:tc>
-        <w:tc>
-          <w:tcPr>
-            <w:tcW w:type="dxa" w:w="1728"/>
-          </w:tcPr>
-          <w:p>
-            <w:r>
-              <w:t>SUPPORTED</w:t>
-            </w:r>
-          </w:p>
-        </w:tc>
-      </w:tr>
-      <w:tr>
-        <w:tc>
-          <w:tcPr>
-            <w:tcW w:type="dxa" w:w="1728"/>
-          </w:tcPr>
-          <w:p>
-            <w:r>
-              <w:t>I1.1</w:t>
-            </w:r>
-          </w:p>
-        </w:tc>
-        <w:tc>
-          <w:tcPr>
-            <w:tcW w:type="dxa" w:w="1728"/>
-          </w:tcPr>
-          <w:p>
-            <w:r>
-              <w:t>Shoreline elevation uncertainty budget for ZONE_2 from Sentinel-1 contours.</w:t>
-            </w:r>
-          </w:p>
-        </w:tc>
-        <w:tc>
-          <w:tcPr>
-            <w:tcW w:type="dxa" w:w="1728"/>
-          </w:tcPr>
-          <w:p>
-            <w:r>
-              <w:t>σ_total 0.193 m (σ_9902 0.068, σ_level_spread 0.11, σ_wind 0.09–0.09); reed-adjacent fraction 0.84</w:t>
-            </w:r>
-          </w:p>
-        </w:tc>
-        <w:tc>
-          <w:tcPr>
-            <w:tcW w:type="dxa" w:w="1728"/>
-          </w:tcPr>
-          <w:p>
-            <w:r>
-              <w:t>10 dates, 872 km shoreline, 8692 vertices</w:t>
-            </w:r>
-          </w:p>
-        </w:tc>
-        <w:tc>
-          <w:tcPr>
-            <w:tcW w:type="dxa" w:w="1728"/>
-          </w:tcPr>
-          <w:p>
-            <w:r>
-              <w:t>SUPPORTED_WITH_LIMITATION</w:t>
-            </w:r>
-          </w:p>
-        </w:tc>
-      </w:tr>
-      <w:tr>
-        <w:tc>
-          <w:tcPr>
-            <w:tcW w:type="dxa" w:w="1728"/>
-          </w:tcPr>
-          <w:p>
-            <w:r>
-              <w:t>I1.2</w:t>
-            </w:r>
-          </w:p>
-        </w:tc>
-        <w:tc>
-          <w:tcPr>
-            <w:tcW w:type="dxa" w:w="1728"/>
-          </w:tcPr>
-          <w:p>
-            <w:r>
-              <w:t>Shoreline elevation uncertainty budget for ZONE_4 from Sentinel-1 contours.</w:t>
-            </w:r>
-          </w:p>
-        </w:tc>
-        <w:tc>
-          <w:tcPr>
-            <w:tcW w:type="dxa" w:w="1728"/>
-          </w:tcPr>
-          <w:p>
-            <w:r>
-              <w:t>σ_total 0.375 m; reed-adjacent fraction 0.70</w:t>
-            </w:r>
-          </w:p>
-        </w:tc>
-        <w:tc>
-          <w:tcPr>
-            <w:tcW w:type="dxa" w:w="1728"/>
-          </w:tcPr>
-          <w:p>
-            <w:r>
-              <w:t>11 dates, 1383 km shoreline</w:t>
-            </w:r>
-          </w:p>
-        </w:tc>
-        <w:tc>
-          <w:tcPr>
-            <w:tcW w:type="dxa" w:w="1728"/>
-          </w:tcPr>
-          <w:p>
-            <w:r>
-              <w:t>SUPPORTED_WITH_LIMITATION</w:t>
-            </w:r>
-          </w:p>
-        </w:tc>
-      </w:tr>
-    </w:tbl>
-    <w:p/>
-    <w:p>
-      <w:pPr>
-        <w:spacing w:line="360" w:lineRule="auto"/>
-        <w:jc w:val="both"/>
-      </w:pPr>
-      <w:r>
-        <w:t>Figure 14 breaks the pooled figure down by land cover.</w:t>
-      </w:r>
-    </w:p>
-    <w:p>
-      <w:pPr>
-        <w:pStyle w:val="Heading1"/>
-      </w:pPr>
-      <w:r>
-        <w:t>5.11.2 A second lidar on the same terrain</w:t>
-      </w:r>
-    </w:p>
-    <w:p>
-      <w:pPr>
-        <w:spacing w:line="360" w:lineRule="auto"/>
-        <w:jc w:val="both"/>
-      </w:pPr>
-      <w:r>
-        <w:t>ICESat-2 and the soundings share an ancestry — both are profiling measurements reduced through the same vertical chain — so a check by a sensor with a different footprint, a different retrieval and a different failure mode is worth more than a larger sample of the same kind. GEDI ground returns over the exposed bed give bias -0.673 m, RMSE 1.66 m, LE90 2.65 m (NMAD 0.98 m; n = 3404 quality shots) on the stratum built to match the ICESat-2 night comparison. The agreement is not unqualified (GEDI's lowest-mode ground estimate sits about 0.6 m above ICESat-2 under vegetation, a known positive bias of the retrieval, so the agreement is of the same order as that offset rather than independent of it.), but it is reached from a different direction.</w:t>
-      </w:r>
-    </w:p>
-    <w:p>
-      <w:pPr>
-        <w:spacing w:line="360" w:lineRule="auto"/>
-        <w:jc w:val="both"/>
-      </w:pPr>
-      <w:r>
-        <w:t>That second view also found something the first could not. Sampled against FABDEM as an external control, two source classes of the seam depart from it grossly, and the departure is in the seam rather than in the control. This is a defect, not an uncertainty, and it is reported as such in Section 7.9 rather than folded into an error budget.</w:t>
-      </w:r>
-    </w:p>
-    <w:p>
-      <w:pPr>
-        <w:pStyle w:val="Heading1"/>
-      </w:pPr>
-      <w:r>
-        <w:t>5.12 Why multi-level contours cannot constrain the shallow bed</w:t>
-      </w:r>
-    </w:p>
-    <w:p>
-      <w:pPr>
-        <w:spacing w:line="360" w:lineRule="auto"/>
-        <w:jc w:val="both"/>
-      </w:pPr>
-      <w:r>
-        <w:t>verdict NO_CONSTANT: between-scene spread 50.2 m vs within-scene NMAD 22.1 m (ratio 2.27); central offset -3.7 m. H3 14.23 m: σ_sensor 21.2 m, σ_reference 87.2 m, σ_total 89.8 m; ABSOLUTE_COMMON_MODE_EXCLUDED; transfer licensed False. The optical shoreline sits at the edge of the emergent-vegetation belt rather than at the water–land boundary, so the signal of level change is smaller than the position bias; the experiment is reported as a negative result.</w:t>
-      </w:r>
-    </w:p>
-    <w:p>
-      <w:pPr>
-        <w:pStyle w:val="Heading1"/>
-      </w:pPr>
-      <w:r>
-        <w:t>5.13 Shoreline elevation uncertainty</w:t>
-      </w:r>
-    </w:p>
-    <w:p>
-      <w:pPr>
-        <w:spacing w:line="360" w:lineRule="auto"/>
-        <w:jc w:val="both"/>
-      </w:pPr>
-      <w:r>
-        <w:t>σ_total 0.193 m (σ_9902 0.068, σ_level_spread 0.11, σ_wind 0.09–0.09); reed-adjacent fraction 0.84. σ_total 0.375 m; reed-adjacent fraction 0.70.</w:t>
-      </w:r>
-    </w:p>
-    <w:p>
-      <w:pPr>
-        <w:pStyle w:val="Heading1"/>
-      </w:pPr>
-      <w:r>
-        <w:t>5.14 Validation synthesis</w:t>
-      </w:r>
-    </w:p>
-    <w:p>
-      <w:pPr>
-        <w:spacing w:line="360" w:lineRule="auto"/>
-        <w:jc w:val="both"/>
-      </w:pPr>
-      <w:r>
-        <w:t>Six independent checks were performed before any hydraulic or surface result was interpreted; one (the 5 April 2023 anomaly) failed and is reported as failed. The reconstructed bed carries a cross-validated point accuracy and a validated area statistic; it carries no rate of change and no accuracy beyond 250 m, and it is released with those limits stated.</w:t>
-      </w:r>
-    </w:p>
-    <w:p>
-      <w:pPr>
-        <w:pStyle w:val="Title"/>
-      </w:pPr>
-      <w:r>
-        <w:t>6. HYDRAULIC TRANSITION RESULTS</w:t>
-      </w:r>
-    </w:p>
-    <w:p>
-      <w:pPr>
-        <w:pStyle w:val="Heading1"/>
-      </w:pPr>
-      <w:r>
-        <w:t>6.1 Pre-breach water-surface geometry</w:t>
-      </w:r>
-    </w:p>
-    <w:p>
-      <w:pPr>
-        <w:spacing w:line="360" w:lineRule="auto"/>
-        <w:jc w:val="both"/>
-      </w:pPr>
-      <w:r>
-        <w:t>Before the breach the impounded pool was near-level. Per-reach ICESat-2 slopes (0-180 km: +0.00, -0.06, +0.06 cm/km; 210-240 km: +0.13 cm/km) lie inside the historical discharge envelope of the design tables, and the 22–25 April 1970 field-measured free-surface curve, digitised and validated against Table 20 (median deviation +0.022 m; NMAD 0.045 m), bounds them from above. The apparent slope in the 180–210 km band is a chainage-geometry artefact, not a hydraulic signal (all fits in the band are single overpasses; chainage span / ground span median 1.34 (p90 1.94, max 2.65)).</w:t>
-      </w:r>
-    </w:p>
-    <w:p>
-      <w:pPr>
-        <w:pStyle w:val="Heading1"/>
-      </w:pPr>
-      <w:r>
-        <w:t>6.2 Drawdown</w:t>
-      </w:r>
-    </w:p>
-    <w:p>
-      <w:pPr>
-        <w:spacing w:line="360" w:lineRule="auto"/>
-        <w:jc w:val="both"/>
-      </w:pPr>
-      <w:r>
-        <w:t>The five overpasses of July–September 2023 already carry the post-breach gradient: Theil-Sen median +3.245 cm/km (2023-07-07..2023-09-07) (n = 5). The structural change is therefore visible during the transient drainage itself, not only once the system had settled.</w:t>
-      </w:r>
-    </w:p>
-    <w:p>
-      <w:pPr>
-        <w:pStyle w:val="Heading1"/>
-      </w:pPr>
-      <w:r>
-        <w:t>6.2.1 The drawdown and the flood wave from orbit</w:t>
-      </w:r>
-    </w:p>
-    <w:p>
-      <w:pPr>
-        <w:spacing w:line="360" w:lineRule="auto"/>
-        <w:jc w:val="both"/>
-      </w:pPr>
-      <w:r>
-        <w:t>That SWOT caught this event is not a new observation: the flood below the dam has been described from the same mission and used to test outburst-flood models ((Lehnigk et al., 2026)). What is added here is the outlet itself, carried in the same vertical frame as the gauges and the bed. Because the calibration orbit repeated daily over the outlet, the emptying of the pool was recorded directly rather than inferred: outlet 5.63 m EVRF2019 on 13 June, from 17.53 m on 31 May (n = 3 SWOT nodes on the date). Below the dam the same passes describe the wave that carried that water away, rising rise 9.10 m at 15 km (peak 10.24 m on 2023-06-07) and decaying downstream to about two metres by 80 km. Both series are snapshots from a handful of nodes per date (Node counts per date are small (1-3) and some dates rest on a single node; the series is a sequence of snapshots, not a gauged hydrograph.), so they are read as a sequence of observed water surfaces, not as a hydrograph.</w:t>
-      </w:r>
-    </w:p>
-    <w:p>
-      <w:pPr>
-        <w:spacing w:line="360" w:lineRule="auto"/>
-        <w:jc w:val="both"/>
-      </w:pPr>
-      <w:r>
-        <w:rPr>
-          <w:b/>
-        </w:rPr>
-        <w:t>Table 4. The drawdown and the flood wave as observed from orbit.</w:t>
-      </w:r>
-    </w:p>
-    <w:tbl>
-      <w:tblPr>
-        <w:tblStyle w:val="TableGrid"/>
-        <w:tblW w:type="auto" w:w="0"/>
-        <w:jc w:val="center"/>
-        <w:tblLook w:firstColumn="1" w:firstRow="1" w:lastColumn="0" w:lastRow="0" w:noHBand="0" w:noVBand="1" w:val="04A0"/>
-      </w:tblPr>
-      <w:tblGrid>
-        <w:gridCol w:w="1728"/>
-        <w:gridCol w:w="1728"/>
-        <w:gridCol w:w="1728"/>
-        <w:gridCol w:w="1728"/>
-        <w:gridCol w:w="1728"/>
-      </w:tblGrid>
-      <w:tr>
-        <w:tc>
-          <w:tcPr>
-            <w:tcW w:type="dxa" w:w="1728"/>
-          </w:tcPr>
-          <w:p>
-            <w:r>
-              <w:rPr>
-                <w:b/>
-              </w:rPr>
-              <w:t>claim_id</w:t>
-            </w:r>
-          </w:p>
-        </w:tc>
-        <w:tc>
-          <w:tcPr>
-            <w:tcW w:type="dxa" w:w="1728"/>
-          </w:tcPr>
-          <w:p>
-            <w:r>
-              <w:rPr>
-                <w:b/>
-              </w:rPr>
-              <w:t>claim_text</w:t>
-            </w:r>
-          </w:p>
-        </w:tc>
-        <w:tc>
-          <w:tcPr>
-            <w:tcW w:type="dxa" w:w="1728"/>
-          </w:tcPr>
-          <w:p>
-            <w:r>
-              <w:rPr>
-                <w:b/>
-              </w:rPr>
-              <w:t>value_resolved</w:t>
-            </w:r>
-          </w:p>
-        </w:tc>
-        <w:tc>
-          <w:tcPr>
-            <w:tcW w:type="dxa" w:w="1728"/>
-          </w:tcPr>
-          <w:p>
-            <w:r>
-              <w:rPr>
-                <w:b/>
-              </w:rPr>
-              <w:t>n_resolved</w:t>
-            </w:r>
-          </w:p>
-        </w:tc>
-        <w:tc>
-          <w:tcPr>
-            <w:tcW w:type="dxa" w:w="1728"/>
-          </w:tcPr>
-          <w:p>
-            <w:r>
-              <w:rPr>
-                <w:b/>
-              </w:rPr>
-              <w:t>audit_status</w:t>
-            </w:r>
-          </w:p>
-        </w:tc>
-      </w:tr>
-      <w:tr>
-        <w:tc>
-          <w:tcPr>
-            <w:tcW w:type="dxa" w:w="1728"/>
-          </w:tcPr>
-          <w:p>
-            <w:r>
-              <w:t>D1.1</w:t>
-            </w:r>
-          </w:p>
-        </w:tc>
-        <w:tc>
-          <w:tcPr>
-            <w:tcW w:type="dxa" w:w="1728"/>
-          </w:tcPr>
-          <w:p>
-            <w:r>
-              <w:t>SWOT observed the reservoir outlet through the drawdown itself: during the fast-sampling calibration orbit the outlet water surface fell from the impounded level to the residual river within a fortnight.</w:t>
-            </w:r>
-          </w:p>
-        </w:tc>
-        <w:tc>
-          <w:tcPr>
-            <w:tcW w:type="dxa" w:w="1728"/>
-          </w:tcPr>
-          <w:p>
-            <w:r>
-              <w:t>outlet 5.63 m EVRF2019 on 13 June, from 17.53 m on 31 May</w:t>
-            </w:r>
-          </w:p>
-        </w:tc>
-        <w:tc>
-          <w:tcPr>
-            <w:tcW w:type="dxa" w:w="1728"/>
-          </w:tcPr>
-          <w:p>
-            <w:r>
-              <w:t>3 SWOT nodes on the date</w:t>
-            </w:r>
-          </w:p>
-        </w:tc>
-        <w:tc>
-          <w:tcPr>
-            <w:tcW w:type="dxa" w:w="1728"/>
-          </w:tcPr>
-          <w:p>
-            <w:r>
-              <w:t>SUPPORTED_WITH_LIMITATION</w:t>
-            </w:r>
-          </w:p>
-        </w:tc>
-      </w:tr>
-      <w:tr>
-        <w:tc>
-          <w:tcPr>
-            <w:tcW w:type="dxa" w:w="1728"/>
-          </w:tcPr>
-          <w:p>
-            <w:r>
-              <w:t>D2.1</w:t>
-            </w:r>
-          </w:p>
-        </w:tc>
-        <w:tc>
-          <w:tcPr>
-            <w:tcW w:type="dxa" w:w="1728"/>
-          </w:tcPr>
-          <w:p>
-            <w:r>
-              <w:t>Below the dam the same orbit recorded the flood wave as a longitudinal rise profile that decays downstream and arrives later with distance.</w:t>
-            </w:r>
-          </w:p>
-        </w:tc>
-        <w:tc>
-          <w:tcPr>
-            <w:tcW w:type="dxa" w:w="1728"/>
-          </w:tcPr>
-          <w:p>
-            <w:r>
-              <w:t>rise 9.10 m at 15 km (peak 10.24 m on 2023-06-07)</w:t>
-            </w:r>
-          </w:p>
-        </w:tc>
-        <w:tc>
-          <w:tcPr>
-            <w:tcW w:type="dxa" w:w="1728"/>
-          </w:tcPr>
-          <w:p>
-            <w:r>
-              <w:t>48 nodes in the bin</w:t>
-            </w:r>
-          </w:p>
-        </w:tc>
-        <w:tc>
-          <w:tcPr>
-            <w:tcW w:type="dxa" w:w="1728"/>
-          </w:tcPr>
-          <w:p>
-            <w:r>
-              <w:t>SUPPORTED_WITH_LIMITATION</w:t>
-            </w:r>
-          </w:p>
-        </w:tc>
-      </w:tr>
-      <w:tr>
-        <w:tc>
-          <w:tcPr>
-            <w:tcW w:type="dxa" w:w="1728"/>
-          </w:tcPr>
-          <w:p>
-            <w:r>
-              <w:t>M1.2</w:t>
-            </w:r>
-          </w:p>
-        </w:tc>
-        <w:tc>
-          <w:tcPr>
-            <w:tcW w:type="dxa" w:w="1728"/>
-          </w:tcPr>
-          <w:p>
-            <w:r>
-              <w:t>The drawdown period is intermediate between the two regimes.</w:t>
-            </w:r>
-          </w:p>
-        </w:tc>
-        <w:tc>
-          <w:tcPr>
-            <w:tcW w:type="dxa" w:w="1728"/>
+            <w:tcW w:type="dxa" w:w="2160"/>
           </w:tcPr>
           <w:p>
             <w:r>
@@ -3069,7 +1589,17 @@
         </w:tc>
         <w:tc>
           <w:tcPr>
-            <w:tcW w:type="dxa" w:w="1728"/>
+            <w:tcW w:type="dxa" w:w="2160"/>
+          </w:tcPr>
+          <w:p>
+            <w:r>
+              <w:t>sits between the pre-breach and post-breach medians</w:t>
+            </w:r>
+          </w:p>
+        </w:tc>
+        <w:tc>
+          <w:tcPr>
+            <w:tcW w:type="dxa" w:w="2160"/>
           </w:tcPr>
           <w:p>
             <w:r>
@@ -3077,238 +1607,21 @@
             </w:r>
           </w:p>
         </w:tc>
+      </w:tr>
+      <w:tr>
         <w:tc>
           <w:tcPr>
-            <w:tcW w:type="dxa" w:w="1728"/>
+            <w:tcW w:type="dxa" w:w="2160"/>
           </w:tcPr>
           <w:p>
             <w:r>
-              <w:t>SUPPORTED_WITH_LIMITATION</w:t>
-            </w:r>
-          </w:p>
-        </w:tc>
-      </w:tr>
-    </w:tbl>
-    <w:p/>
-    <w:p>
-      <w:pPr>
-        <w:spacing w:line="360" w:lineRule="auto"/>
-        <w:jc w:val="both"/>
-      </w:pPr>
-      <w:r>
-        <w:t>Figure 15 shows the outlet series against the upstream gauge and the downstream rise profile.</w:t>
-      </w:r>
-    </w:p>
-    <w:p>
-      <w:pPr>
-        <w:pStyle w:val="Heading1"/>
-      </w:pPr>
-      <w:r>
-        <w:t>6.3 Post-breach longitudinal gradient</w:t>
-      </w:r>
-    </w:p>
-    <w:p>
-      <w:pPr>
-        <w:spacing w:line="360" w:lineRule="auto"/>
-        <w:jc w:val="both"/>
-      </w:pPr>
-      <w:r>
-        <w:t>Across the 14 pre-breach and 14 post-breach overpasses with a chainage span of at least 20 km, the per-overpass Theil–Sen slope moved from Theil-Sen median +0.090 cm/km pre -&gt; +3.314 cm/km post; difference +3.223 cm/km; the difference has a 95 % bootstrap confidence interval of 95% CI [+1.994, +5.071] cm/km; permutation p = 1.00e-04; Mann-Whitney p = 3.92e-05; positive slopes pre 10/14 (sign test p = 0.180) vs post 14/14 (p = 1.22e-04). Every one of the 14 post-breach overpasses is positive. The result is estimator-robust: ordinary least squares gives OLS +0.038 -&gt; +2.781 cm/km, difference +2.744 cm/km (95% CI [+1.454, +4.323]; permutation p = 3.00e-04). Each per-overpass slope is a fit through the six beam-median points of one pass over roughly 20–70 km of a reservoir-axis centreline; the claim is about the distribution of these local slopes across dates, not about a single whole-reservoir gradient.</w:t>
-      </w:r>
-    </w:p>
-    <w:p>
-      <w:pPr>
-        <w:spacing w:line="360" w:lineRule="auto"/>
-        <w:jc w:val="both"/>
-      </w:pPr>
-      <w:r>
-        <w:rPr>
-          <w:b/>
-        </w:rPr>
-        <w:t>Table 3. Hydraulic-state comparison, pre- and post-breach.</w:t>
-      </w:r>
-    </w:p>
-    <w:tbl>
-      <w:tblPr>
-        <w:tblStyle w:val="TableGrid"/>
-        <w:tblW w:type="auto" w:w="0"/>
-        <w:jc w:val="center"/>
-        <w:tblLook w:firstColumn="1" w:firstRow="1" w:lastColumn="0" w:lastRow="0" w:noHBand="0" w:noVBand="1" w:val="04A0"/>
-      </w:tblPr>
-      <w:tblGrid>
-        <w:gridCol w:w="1440"/>
-        <w:gridCol w:w="1440"/>
-        <w:gridCol w:w="1440"/>
-        <w:gridCol w:w="1440"/>
-        <w:gridCol w:w="1440"/>
-        <w:gridCol w:w="1440"/>
-      </w:tblGrid>
-      <w:tr>
-        <w:tc>
-          <w:tcPr>
-            <w:tcW w:type="dxa" w:w="1440"/>
-          </w:tcPr>
-          <w:p>
-            <w:r>
-              <w:rPr>
-                <w:b/>
-              </w:rPr>
-              <w:t>claim_id</w:t>
+              <w:t>Slope, sensitivity to the chainage span</w:t>
             </w:r>
           </w:p>
         </w:tc>
         <w:tc>
           <w:tcPr>
-            <w:tcW w:type="dxa" w:w="1440"/>
-          </w:tcPr>
-          <w:p>
-            <w:r>
-              <w:rPr>
-                <w:b/>
-              </w:rPr>
-              <w:t>claim_text</w:t>
-            </w:r>
-          </w:p>
-        </w:tc>
-        <w:tc>
-          <w:tcPr>
-            <w:tcW w:type="dxa" w:w="1440"/>
-          </w:tcPr>
-          <w:p>
-            <w:r>
-              <w:rPr>
-                <w:b/>
-              </w:rPr>
-              <w:t>value_resolved</w:t>
-            </w:r>
-          </w:p>
-        </w:tc>
-        <w:tc>
-          <w:tcPr>
-            <w:tcW w:type="dxa" w:w="1440"/>
-          </w:tcPr>
-          <w:p>
-            <w:r>
-              <w:rPr>
-                <w:b/>
-              </w:rPr>
-              <w:t>uncertainty_resolved</w:t>
-            </w:r>
-          </w:p>
-        </w:tc>
-        <w:tc>
-          <w:tcPr>
-            <w:tcW w:type="dxa" w:w="1440"/>
-          </w:tcPr>
-          <w:p>
-            <w:r>
-              <w:rPr>
-                <w:b/>
-              </w:rPr>
-              <w:t>n_resolved</w:t>
-            </w:r>
-          </w:p>
-        </w:tc>
-        <w:tc>
-          <w:tcPr>
-            <w:tcW w:type="dxa" w:w="1440"/>
-          </w:tcPr>
-          <w:p>
-            <w:r>
-              <w:rPr>
-                <w:b/>
-              </w:rPr>
-              <w:t>audit_status</w:t>
-            </w:r>
-          </w:p>
-        </w:tc>
-      </w:tr>
-      <w:tr>
-        <w:tc>
-          <w:tcPr>
-            <w:tcW w:type="dxa" w:w="1440"/>
-          </w:tcPr>
-          <w:p>
-            <w:r>
-              <w:t>M1.1</w:t>
-            </w:r>
-          </w:p>
-        </w:tc>
-        <w:tc>
-          <w:tcPr>
-            <w:tcW w:type="dxa" w:w="1440"/>
-          </w:tcPr>
-          <w:p>
-            <w:r>
-              <w:t>The pre-breach impounded reservoir had a near-level main water surface, whereas after the dam breach the system developed a persistent, directional, river-like longitudinal hydraulic gradient.</w:t>
-            </w:r>
-          </w:p>
-        </w:tc>
-        <w:tc>
-          <w:tcPr>
-            <w:tcW w:type="dxa" w:w="1440"/>
-          </w:tcPr>
-          <w:p>
-            <w:r>
-              <w:t>Theil-Sen median +0.090 cm/km pre -&gt; +3.314 cm/km post; difference +3.223 cm/km</w:t>
-            </w:r>
-          </w:p>
-        </w:tc>
-        <w:tc>
-          <w:tcPr>
-            <w:tcW w:type="dxa" w:w="1440"/>
-          </w:tcPr>
-          <w:p>
-            <w:r>
-              <w:t>95% CI [+1.994, +5.071] cm/km; permutation p = 1.00e-04; Mann-Whitney p = 3.92e-05; positive slopes pre 10/14 (sign test p = 0.180) vs post 14/14 (p = 1.22e-04)</w:t>
-            </w:r>
-          </w:p>
-        </w:tc>
-        <w:tc>
-          <w:tcPr>
-            <w:tcW w:type="dxa" w:w="1440"/>
-          </w:tcPr>
-          <w:p>
-            <w:r>
-              <w:t>14 pre / 14 post</w:t>
-            </w:r>
-          </w:p>
-        </w:tc>
-        <w:tc>
-          <w:tcPr>
-            <w:tcW w:type="dxa" w:w="1440"/>
-          </w:tcPr>
-          <w:p>
-            <w:r>
-              <w:t>SUPPORTED</w:t>
-            </w:r>
-          </w:p>
-        </w:tc>
-      </w:tr>
-      <w:tr>
-        <w:tc>
-          <w:tcPr>
-            <w:tcW w:type="dxa" w:w="1440"/>
-          </w:tcPr>
-          <w:p>
-            <w:r>
-              <w:t>M1.3</w:t>
-            </w:r>
-          </w:p>
-        </w:tc>
-        <w:tc>
-          <w:tcPr>
-            <w:tcW w:type="dxa" w:w="1440"/>
-          </w:tcPr>
-          <w:p>
-            <w:r>
-              <w:t>The result is estimator-robust: OLS gives the same sign, a similar magnitude and the same conclusion.</w:t>
-            </w:r>
-          </w:p>
-        </w:tc>
-        <w:tc>
-          <w:tcPr>
-            <w:tcW w:type="dxa" w:w="1440"/>
+            <w:tcW w:type="dxa" w:w="2160"/>
           </w:tcPr>
           <w:p>
             <w:r>
@@ -3318,7 +1631,7 @@
         </w:tc>
         <w:tc>
           <w:tcPr>
-            <w:tcW w:type="dxa" w:w="1440"/>
+            <w:tcW w:type="dxa" w:w="2160"/>
           </w:tcPr>
           <w:p>
             <w:r>
@@ -3328,7 +1641,7 @@
         </w:tc>
         <w:tc>
           <w:tcPr>
-            <w:tcW w:type="dxa" w:w="1440"/>
+            <w:tcW w:type="dxa" w:w="2160"/>
           </w:tcPr>
           <w:p>
             <w:r>
@@ -3336,103 +1649,21 @@
             </w:r>
           </w:p>
         </w:tc>
-        <w:tc>
-          <w:tcPr>
-            <w:tcW w:type="dxa" w:w="1440"/>
-          </w:tcPr>
-          <w:p>
-            <w:r>
-              <w:t>SUPPORTED</w:t>
-            </w:r>
-          </w:p>
-        </w:tc>
       </w:tr>
       <w:tr>
         <w:tc>
           <w:tcPr>
-            <w:tcW w:type="dxa" w:w="1440"/>
+            <w:tcW w:type="dxa" w:w="2160"/>
           </w:tcPr>
           <w:p>
             <w:r>
-              <w:t>M1.2</w:t>
+              <w:t>Slope, channel-restricted control</w:t>
             </w:r>
           </w:p>
         </w:tc>
         <w:tc>
           <w:tcPr>
-            <w:tcW w:type="dxa" w:w="1440"/>
-          </w:tcPr>
-          <w:p>
-            <w:r>
-              <w:t>The drawdown period is intermediate between the two regimes.</w:t>
-            </w:r>
-          </w:p>
-        </w:tc>
-        <w:tc>
-          <w:tcPr>
-            <w:tcW w:type="dxa" w:w="1440"/>
-          </w:tcPr>
-          <w:p>
-            <w:r>
-              <w:t>Theil-Sen median +3.245 cm/km (2023-07-07..2023-09-07)</w:t>
-            </w:r>
-          </w:p>
-        </w:tc>
-        <w:tc>
-          <w:tcPr>
-            <w:tcW w:type="dxa" w:w="1440"/>
-          </w:tcPr>
-          <w:p>
-            <w:r>
-              <w:t>sits between the pre-breach and post-breach medians</w:t>
-            </w:r>
-          </w:p>
-        </w:tc>
-        <w:tc>
-          <w:tcPr>
-            <w:tcW w:type="dxa" w:w="1440"/>
-          </w:tcPr>
-          <w:p>
-            <w:r>
-              <w:t>5</w:t>
-            </w:r>
-          </w:p>
-        </w:tc>
-        <w:tc>
-          <w:tcPr>
-            <w:tcW w:type="dxa" w:w="1440"/>
-          </w:tcPr>
-          <w:p>
-            <w:r>
-              <w:t>SUPPORTED_WITH_LIMITATION</w:t>
-            </w:r>
-          </w:p>
-        </w:tc>
-      </w:tr>
-      <w:tr>
-        <w:tc>
-          <w:tcPr>
-            <w:tcW w:type="dxa" w:w="1440"/>
-          </w:tcPr>
-          <w:p>
-            <w:r>
-              <w:t>M1.4</w:t>
-            </w:r>
-          </w:p>
-        </w:tc>
-        <w:tc>
-          <w:tcPr>
-            <w:tcW w:type="dxa" w:w="1440"/>
-          </w:tcPr>
-          <w:p>
-            <w:r>
-              <w:t>Restricting both periods to the main channel weakens the contrast and its confidence interval includes zero: the channel-only test is underpowered, not a refutation.</w:t>
-            </w:r>
-          </w:p>
-        </w:tc>
-        <w:tc>
-          <w:tcPr>
-            <w:tcW w:type="dxa" w:w="1440"/>
+            <w:tcW w:type="dxa" w:w="2160"/>
           </w:tcPr>
           <w:p>
             <w:r>
@@ -3442,7 +1673,7 @@
         </w:tc>
         <w:tc>
           <w:tcPr>
-            <w:tcW w:type="dxa" w:w="1440"/>
+            <w:tcW w:type="dxa" w:w="2160"/>
           </w:tcPr>
           <w:p>
             <w:r>
@@ -3452,7 +1683,7 @@
         </w:tc>
         <w:tc>
           <w:tcPr>
-            <w:tcW w:type="dxa" w:w="1440"/>
+            <w:tcW w:type="dxa" w:w="2160"/>
           </w:tcPr>
           <w:p>
             <w:r>
@@ -3460,41 +1691,21 @@
             </w:r>
           </w:p>
         </w:tc>
-        <w:tc>
-          <w:tcPr>
-            <w:tcW w:type="dxa" w:w="1440"/>
-          </w:tcPr>
-          <w:p>
-            <w:r>
-              <w:t>REVISE_UNCERTAINTY</w:t>
-            </w:r>
-          </w:p>
-        </w:tc>
       </w:tr>
       <w:tr>
         <w:tc>
           <w:tcPr>
-            <w:tcW w:type="dxa" w:w="1440"/>
+            <w:tcW w:type="dxa" w:w="2160"/>
           </w:tcPr>
           <w:p>
             <w:r>
-              <w:t>M2.1</w:t>
+              <w:t>Within-overpass water-surface heterogeneity</w:t>
             </w:r>
           </w:p>
         </w:tc>
         <w:tc>
           <w:tcPr>
-            <w:tcW w:type="dxa" w:w="1440"/>
-          </w:tcPr>
-          <w:p>
-            <w:r>
-              <w:t>Water-surface heterogeneity within the former reservoir footprint increased after the breach.</w:t>
-            </w:r>
-          </w:p>
-        </w:tc>
-        <w:tc>
-          <w:tcPr>
-            <w:tcW w:type="dxa" w:w="1440"/>
+            <w:tcW w:type="dxa" w:w="2160"/>
           </w:tcPr>
           <w:p>
             <w:r>
@@ -3504,7 +1715,7 @@
         </w:tc>
         <w:tc>
           <w:tcPr>
-            <w:tcW w:type="dxa" w:w="1440"/>
+            <w:tcW w:type="dxa" w:w="2160"/>
           </w:tcPr>
           <w:p>
             <w:r>
@@ -3514,7 +1725,7 @@
         </w:tc>
         <w:tc>
           <w:tcPr>
-            <w:tcW w:type="dxa" w:w="1440"/>
+            <w:tcW w:type="dxa" w:w="2160"/>
           </w:tcPr>
           <w:p>
             <w:r>
@@ -3522,41 +1733,21 @@
             </w:r>
           </w:p>
         </w:tc>
-        <w:tc>
-          <w:tcPr>
-            <w:tcW w:type="dxa" w:w="1440"/>
-          </w:tcPr>
-          <w:p>
-            <w:r>
-              <w:t>SUPPORTED</w:t>
-            </w:r>
-          </w:p>
-        </w:tc>
       </w:tr>
       <w:tr>
         <w:tc>
           <w:tcPr>
-            <w:tcW w:type="dxa" w:w="1440"/>
+            <w:tcW w:type="dxa" w:w="2160"/>
           </w:tcPr>
           <w:p>
             <w:r>
-              <w:t>M3.1</w:t>
+              <w:t>Planform: water area</w:t>
             </w:r>
           </w:p>
         </w:tc>
         <w:tc>
           <w:tcPr>
-            <w:tcW w:type="dxa" w:w="1440"/>
-          </w:tcPr>
-          <w:p>
-            <w:r>
-              <w:t>Sentinel-2 shows the planform transition from a single continuous impounded surface to a fragmented, channel-dominated system with residual water bodies.</w:t>
-            </w:r>
-          </w:p>
-        </w:tc>
-        <w:tc>
-          <w:tcPr>
-            <w:tcW w:type="dxa" w:w="1440"/>
+            <w:tcW w:type="dxa" w:w="2160"/>
           </w:tcPr>
           <w:p>
             <w:r>
@@ -3566,7 +1757,7 @@
         </w:tc>
         <w:tc>
           <w:tcPr>
-            <w:tcW w:type="dxa" w:w="1440"/>
+            <w:tcW w:type="dxa" w:w="2160"/>
           </w:tcPr>
           <w:p>
             <w:r>
@@ -3576,7 +1767,7 @@
         </w:tc>
         <w:tc>
           <w:tcPr>
-            <w:tcW w:type="dxa" w:w="1440"/>
+            <w:tcW w:type="dxa" w:w="2160"/>
           </w:tcPr>
           <w:p>
             <w:r>
@@ -3584,41 +1775,21 @@
             </w:r>
           </w:p>
         </w:tc>
-        <w:tc>
-          <w:tcPr>
-            <w:tcW w:type="dxa" w:w="1440"/>
-          </w:tcPr>
-          <w:p>
-            <w:r>
-              <w:t>SUPPORTED_WITH_LIMITATION</w:t>
-            </w:r>
-          </w:p>
-        </w:tc>
       </w:tr>
       <w:tr>
         <w:tc>
           <w:tcPr>
-            <w:tcW w:type="dxa" w:w="1440"/>
+            <w:tcW w:type="dxa" w:w="2160"/>
           </w:tcPr>
           <w:p>
             <w:r>
-              <w:t>M3.2</w:t>
+              <w:t>Planform: residual water bodies</w:t>
             </w:r>
           </w:p>
         </w:tc>
         <w:tc>
           <w:tcPr>
-            <w:tcW w:type="dxa" w:w="1440"/>
-          </w:tcPr>
-          <w:p>
-            <w:r>
-              <w:t>Residual water bodies sit systematically below the adjacent channel stem, consistent with disconnected remnant ponds rather than a continuous water surface.</w:t>
-            </w:r>
-          </w:p>
-        </w:tc>
-        <w:tc>
-          <w:tcPr>
-            <w:tcW w:type="dxa" w:w="1440"/>
+            <w:tcW w:type="dxa" w:w="2160"/>
           </w:tcPr>
           <w:p>
             <w:r>
@@ -3628,7 +1799,7 @@
         </w:tc>
         <w:tc>
           <w:tcPr>
-            <w:tcW w:type="dxa" w:w="1440"/>
+            <w:tcW w:type="dxa" w:w="2160"/>
           </w:tcPr>
           <w:p>
             <w:r>
@@ -3638,7 +1809,7 @@
         </w:tc>
         <w:tc>
           <w:tcPr>
-            <w:tcW w:type="dxa" w:w="1440"/>
+            <w:tcW w:type="dxa" w:w="2160"/>
           </w:tcPr>
           <w:p>
             <w:r>
@@ -3646,41 +1817,21 @@
             </w:r>
           </w:p>
         </w:tc>
-        <w:tc>
-          <w:tcPr>
-            <w:tcW w:type="dxa" w:w="1440"/>
-          </w:tcPr>
-          <w:p>
-            <w:r>
-              <w:t>SUPPORTED_WITH_LIMITATION</w:t>
-            </w:r>
-          </w:p>
-        </w:tc>
       </w:tr>
       <w:tr>
         <w:tc>
           <w:tcPr>
-            <w:tcW w:type="dxa" w:w="1440"/>
+            <w:tcW w:type="dxa" w:w="2160"/>
           </w:tcPr>
           <w:p>
             <w:r>
-              <w:t>V10.1</w:t>
+              <w:t>Drawdown exposure, reconstructed vs historical</w:t>
             </w:r>
           </w:p>
         </w:tc>
         <w:tc>
           <w:tcPr>
-            <w:tcW w:type="dxa" w:w="1440"/>
-          </w:tcPr>
-          <w:p>
-            <w:r>
-              <w:t>An independently reconstructed bathymetric surface reproduces the historical reservoir-wide drawdown exposure fraction and its upstream increase, under all four cross-validated interpolators.</w:t>
-            </w:r>
-          </w:p>
-        </w:tc>
-        <w:tc>
-          <w:tcPr>
-            <w:tcW w:type="dxa" w:w="1440"/>
+            <w:tcW w:type="dxa" w:w="2160"/>
           </w:tcPr>
           <w:p>
             <w:r>
@@ -3690,7 +1841,7 @@
         </w:tc>
         <w:tc>
           <w:tcPr>
-            <w:tcW w:type="dxa" w:w="1440"/>
+            <w:tcW w:type="dxa" w:w="2160"/>
           </w:tcPr>
           <w:p>
             <w:r>
@@ -3700,7 +1851,7 @@
         </w:tc>
         <w:tc>
           <w:tcPr>
-            <w:tcW w:type="dxa" w:w="1440"/>
+            <w:tcW w:type="dxa" w:w="2160"/>
           </w:tcPr>
           <w:p>
             <w:r>
@@ -3708,16 +1859,6 @@
             </w:r>
           </w:p>
         </w:tc>
-        <w:tc>
-          <w:tcPr>
-            <w:tcW w:type="dxa" w:w="1440"/>
-          </w:tcPr>
-          <w:p>
-            <w:r>
-              <w:t>SUPPORTED</w:t>
-            </w:r>
-          </w:p>
-        </w:tc>
       </w:tr>
     </w:tbl>
     <w:p/>
@@ -3828,7 +1969,7 @@
         <w:pStyle w:val="Title"/>
       </w:pPr>
       <w:r>
-        <w:t>7. DISCUSSION</w:t>
+        <w:t>7. INTERPRETATION</w:t>
       </w:r>
     </w:p>
     <w:p>
@@ -3845,7 +1986,7 @@
         <w:pStyle w:val="Heading1"/>
       </w:pPr>
       <w:r>
-        <w:t>7.1 From a reservoir-like to a river-dominated regime</w:t>
+        <w:t>7.1 From an impounded to a river-dominated state</w:t>
       </w:r>
     </w:p>
     <w:p>
@@ -3854,15 +1995,16 @@
         <w:jc w:val="both"/>
       </w:pPr>
       <w:r>
-        <w:t>Before the breach the sign of the per-overpass slope was indistinguishable from a coin flip and the surface varied by centimetres over tens of kilometres; after it, every overpass shows water rising upstream at a few centimetres per kilometre, with metre-scale variability, and the change was already present during drainage. The comparison with reservoir-to-river transitions documented elsewhere belongs to Section 7.8 and is withheld until the literature retrieval has been validated.</w:t>
+        <w:t>A pool held at a normal impoundment level has no longitudinal gradient to speak of: its surface is set by the dam, and the hydraulic rise over the reach is smaller than the wind setup and seiche that cross it (mean hydraulic rise over 183 km: 0 cm (Qmin), 6 cm (Q20%), 42 cm (Q1%) | seiche half-range at an antinode 17.5 cm | wind setup at an end 35 cm (15 m/s) to 148 cm (25 m/s)). A river's surface is set by its bed and its discharge, and it slopes. The measured change is between those two conditions, and it is the persistence that distinguishes it from the drawdown transient: the gradient is present in the drawdown overpasses and still present through 2025 (Theil-Sen median +3.245 cm/km (2023-07-07..2023-09-07)).</w:t>
       </w:r>
     </w:p>
     <w:p>
       <w:pPr>
-        <w:pStyle w:val="Heading1"/>
-      </w:pPr>
-      <w:r>
-        <w:t>7.2 Why area alone misses the transition</w:t>
+        <w:spacing w:line="360" w:lineRule="auto"/>
+        <w:jc w:val="both"/>
+      </w:pPr>
+      <w:r>
+        <w:t>Reaches released from an impoundment adjust in ways that are neither uniform nor immediate ((Nichols et al., 2017)), and incisional channels formed after dam removal widen and narrow through migrating fronts rather than settling monotonically ((Cantelli et al., 2004); (Cantelli et al., 2007)). What is observed here is the surface expression of the earliest part of that adjustment, over a reach two orders of magnitude larger than the removals from which the canon is drawn.</w:t>
       </w:r>
     </w:p>
     <w:p>
@@ -3871,7 +2013,7 @@
         <w:jc w:val="both"/>
       </w:pPr>
       <w:r>
-        <w:t>The planform record shows one connected surface becoming a channel with remnants, but only one pre-breach date has full coverage and body counts scale with the observed fraction. The altimetric quantities — slope and within-overpass range — are independent of tile coverage and carry the inference.</w:t>
+        <w:t>Before the breach the sign of the per-overpass slope was indistinguishable from a coin flip and the surface varied by centimetres over tens of kilometres; after it, every overpass shows water rising upstream at a few centimetres per kilometre, with metre-scale variability, and the change was already present during drainage. The comparison with reservoir-to-river transitions documented elsewhere belongs to Section 7.8 and is withheld until the literature retrieval has been validated.</w:t>
       </w:r>
     </w:p>
     <w:p>
@@ -3879,7 +2021,7 @@
         <w:pStyle w:val="Heading1"/>
       </w:pPr>
       <w:r>
-        <w:t>7.3 What the satellites can and cannot resolve</w:t>
+        <w:t>7.2 Why area alone misses the transition</w:t>
       </w:r>
     </w:p>
     <w:p>
@@ -3888,7 +2030,7 @@
         <w:jc w:val="both"/>
       </w:pPr>
       <w:r>
-        <w:t>Each per-overpass slope is local, through six beam points; agreement between SWOT and ICESat-2 is centimetric only under close temporal collocation; a lake-averaged product cannot describe a sloping, fragmenting body. Canopy-height change from ICESat-2 requires repeat-track pairs that the current geometry does not provide.</w:t>
+        <w:t>The planform record shows one connected surface becoming a channel with remnants, but only one pre-breach date has full coverage and body counts scale with the observed fraction. The altimetric quantities — slope and within-overpass range — are independent of tile coverage and carry the inference.</w:t>
       </w:r>
     </w:p>
     <w:p>
@@ -3896,7 +2038,7 @@
         <w:pStyle w:val="Heading1"/>
       </w:pPr>
       <w:r>
-        <w:t>7.4 The vertical frame</w:t>
+        <w:t>7.3 What the satellites can and cannot resolve</w:t>
       </w:r>
     </w:p>
     <w:p>
@@ -3905,7 +2047,7 @@
         <w:jc w:val="both"/>
       </w:pPr>
       <w:r>
-        <w:t>One official grid, one quasigeoid and an explicit tide term are the minimum; empirical station correctors are local and do not transfer between reaches (reservoir -0.130 m [-0.184, -0.081] (n=5 stations) vs Kherson +0.0051 m [-0.0515, +0.0608]). The provenance of the quasigeoid raster is an open citation problem (Section 7.9).</w:t>
+        <w:t>Each per-overpass slope is local, through six beam points; agreement between SWOT and ICESat-2 is centimetric only under close temporal collocation; a lake-averaged product cannot describe a sloping, fragmenting body. Canopy-height change from ICESat-2 requires repeat-track pairs that the current geometry does not provide.</w:t>
       </w:r>
     </w:p>
     <w:p>
@@ -3913,7 +2055,7 @@
         <w:pStyle w:val="Heading1"/>
       </w:pPr>
       <w:r>
-        <w:t>7.5 What the legacy hydrography contributes</w:t>
+        <w:t>7.4 The vertical frame</w:t>
       </w:r>
     </w:p>
     <w:p>
@@ -3922,7 +2064,7 @@
         <w:jc w:val="both"/>
       </w:pPr>
       <w:r>
-        <w:t>The design documentation fixes the pre-breach surface twice — the operating levels and the 1970 field curve — and the chart soundings, once their reduction level is established, give a bed whose drawdown exposure agrees with the historical statistic within the datum band. The 0.40 m spread among the three routes to that level, not a confidence interval, is the honest uncertainty.</w:t>
+        <w:t>One official grid, one quasigeoid and an explicit tide term are the minimum; empirical station correctors are local and do not transfer between reaches (reservoir -0.130 m [-0.184, -0.081] (n=5 stations) vs Kherson +0.0051 m [-0.0515, +0.0608]). The provenance of the quasigeoid raster is an open citation problem (Section 7.9).</w:t>
       </w:r>
     </w:p>
     <w:p>
@@ -3930,7 +2072,7 @@
         <w:pStyle w:val="Heading1"/>
       </w:pPr>
       <w:r>
-        <w:t>7.6 What the geometry is for</w:t>
+        <w:t>7.5 What the legacy hydrography contributes</w:t>
       </w:r>
     </w:p>
     <w:p>
@@ -3939,7 +2081,7 @@
         <w:jc w:val="both"/>
       </w:pPr>
       <w:r>
-        <w:t>The bed reconstructed here — one surface for the reservoir, three for the downstream zones, each with a soundings-only cross-validation score and a stated boundary condition — is the terrain a hydraulic model of the current system needs, and the per-overpass slopes are the independent observation such a model must reproduce without having been calibrated on them. Both are handed to the companion paper as fixed inputs.</w:t>
+        <w:t>The design documentation fixes the pre-breach surface twice — the operating levels and the 1970 field curve — and the chart soundings, once their reduction level is established, give a bed whose drawdown exposure agrees with the historical statistic within the datum band. The 0.40 m spread among the three routes to that level, not a confidence interval, is the honest uncertainty.</w:t>
       </w:r>
     </w:p>
     <w:p>
@@ -3947,7 +2089,16 @@
         <w:pStyle w:val="Heading1"/>
       </w:pPr>
       <w:r>
-        <w:t>7.7 Comparison with literature</w:t>
+        <w:t>7.6 What the geometry is for</w:t>
+      </w:r>
+    </w:p>
+    <w:p>
+      <w:pPr>
+        <w:spacing w:line="360" w:lineRule="auto"/>
+        <w:jc w:val="both"/>
+      </w:pPr>
+      <w:r>
+        <w:t>The per-overpass slopes are the independent observation a hydraulic model of the current system must reproduce without having been calibrated on them, and they are handed to Paper 5 on that condition. The terrain such a model stands on is reconstructed in Paper 2.</w:t>
       </w:r>
     </w:p>
     <w:p>
@@ -4536,7 +2687,7 @@
         <w:pStyle w:val="Heading1"/>
       </w:pPr>
       <w:r>
-        <w:t>7.8 Implications for monitoring and reconstruction</w:t>
+        <w:t>7.8 Implications for monitoring</w:t>
       </w:r>
     </w:p>
     <w:p>
@@ -4554,51 +2705,6 @@
       </w:pPr>
       <w:r>
         <w:t>7.9 Limitations</w:t>
-      </w:r>
-    </w:p>
-    <w:p>
-      <w:pPr>
-        <w:spacing w:line="360" w:lineRule="auto"/>
-        <w:jc w:val="both"/>
-      </w:pPr>
-      <w:r>
-        <w:t xml:space="preserve">&gt; </w:t>
-      </w:r>
-      <w:r>
-        <w:rPr>
-          <w:b/>
-        </w:rPr>
-        <w:t>[PENDING OPEN53]</w:t>
-      </w:r>
-      <w:r>
-        <w:t xml:space="preserve"> paragraph withheld: B8.2 is CONTRADICTED</w:t>
-      </w:r>
-    </w:p>
-    <w:p>
-      <w:pPr>
-        <w:spacing w:line="360" w:lineRule="auto"/>
-        <w:jc w:val="both"/>
-      </w:pPr>
-      <w:r>
-        <w:t>&gt; `backs: B8.2` · `section: 7.9 Limitations`</w:t>
-      </w:r>
-    </w:p>
-    <w:p>
-      <w:pPr>
-        <w:spacing w:line="360" w:lineRule="auto"/>
-        <w:jc w:val="both"/>
-      </w:pPr>
-      <w:r>
-        <w:t>&gt; `unblock_by: repair the p55 seam before the terrain is used as a hydraulic model input; re-run B7.1 afterwards` · `status: blocked`</w:t>
-      </w:r>
-    </w:p>
-    <w:p>
-      <w:pPr>
-        <w:spacing w:line="360" w:lineRule="auto"/>
-        <w:jc w:val="both"/>
-      </w:pPr>
-      <w:r>
-        <w:t>&gt; `blocks_submission: yes`</w:t>
       </w:r>
     </w:p>
     <w:p>
@@ -4669,7 +2775,7 @@
         <w:jc w:val="both"/>
       </w:pPr>
       <w:r>
-        <w:t>Within the former Kakhovka Reservoir footprint the per-overpass longitudinal water-surface slope changed from Theil-Sen median +0.090 cm/km pre -&gt; +3.314 cm/km post; difference +3.223 cm/km, with every post-breach overpass positive, and within-overpass heterogeneity rose from 0.117 m -&gt; 0.397 m, difference +0.280 m. These statements rest on harmonised elevations — one official transformation grid, one quasigeoid, an explicit permanent-tide term — and on a legacy survey whose reduction level was established by three independent routes. The soundings-only bed reproduces the historical drawdown exposure (whole mapped reservoir: historical 12.9% vs reconstructed 12.77% (diff -0.18 pp)), and in the downstream zones shoreline constraints degrade rather than improve the bed (SND_ONLY / LINEAR: RMSE 2.20 m, bias -0.07 m, NMAD 1.24 m). What the data cannot yet say — a post-breach slope–discharge law, a rate of bed change — is stated as such; what the new geometry means for roughness, conveyance and stage is the question of the companion paper, which starts from the bed and the profiles fixed here.</w:t>
+        <w:t>Within the former Kakhovka Reservoir footprint the per-overpass longitudinal water-surface slope changed from Theil-Sen median +0.090 cm/km pre -&gt; +3.314 cm/km post; difference +3.223 cm/km, with every post-breach overpass positive, and within-overpass heterogeneity rose from 0.117 m -&gt; 0.397 m, difference +0.280 m. These statements rest on harmonised elevations — one official transformation grid, one quasigeoid, an explicit permanent-tide term — and on a legacy survey whose reduction level was established by three independent routes rather than assumed. The same frame let the drawdown itself be read from orbit (outlet 5.63 m EVRF2019 on 13 June, from 17.53 m on 31 May). What the data cannot yet say — a post-breach slope–discharge law — is stated as such rather than inferred. The bed beneath this surface is reconstructed in Paper 2; what the new geometry means for roughness, conveyance and stage is the question of Papers 4 and 5, which take these profiles as a target they must meet without being calibrated on them.</w:t>
       </w:r>
     </w:p>
     <w:p>
@@ -4702,7 +2808,7 @@
         <w:pStyle w:val="Heading1"/>
       </w:pPr>
       <w:r>
-        <w:t>S2. Multi-level contour bathymetry (negative result)</w:t>
+        <w:t>S2. The three ICESat-2 samples</w:t>
       </w:r>
     </w:p>
     <w:p>
@@ -4711,7 +2817,7 @@
         <w:jc w:val="both"/>
       </w:pPr>
       <w:r>
-        <w:t>The hist21–hist31 experiment tested whether optical and SAR waterlines at three pre-breach levels could constrain the shallow bed. verdict NO_CONSTANT: between-scene spread 50.2 m vs within-scene NMAD 22.1 m (ratio 2.27); central offset -3.7 m H3 14.23 m: σ_sensor 21.2 m, σ_reference 87.2 m, σ_total 89.8 m; ABSOLUTE_COMMON_MODE_EXCLUDED; transfer licensed False The result is kept as a negative result: optical shorelines sit at the edge of the emergent-vegetation belt, so the signal of level change is smaller than the position bias.</w:t>
+        <w:t>The slope, heterogeneity and exposed-bed analyses draw on different subsets of the same archive and must not be conflated: the slope sample admits an overpass only if its chainage span reaches 20 km, the heterogeneity sample takes every ATL13 date in the footprint, and the exposed-bed sample is a ground-return set with no water in it at all. Sample sizes are given per claim in Tables 1–4.</w:t>
       </w:r>
     </w:p>
     <w:p>

--- a/paper_3_audit/paper1_manuscript_en.docx
+++ b/paper_3_audit/paper1_manuscript_en.docx
@@ -409,7 +409,7 @@
         <w:jc w:val="both"/>
       </w:pPr>
       <w:r>
-        <w:t>official correction at the posts 0.216 m The EGG2015 quasigeoid grid used for the ICESat-2 and SWOT branches is the 1′×1′ raster whose provenance is discussed in Section 7.9.</w:t>
+        <w:t>One production transformation grid is used everywhere, `ua_2019z.asc`, the CRS-EU distribution of the EPSG:9902 operation; sampled at the estuary posts it gives an official correction at the posts 0.216 m. The EGG2015 quasigeoid used for the ICESat-2 and SWOT branches is a 7 200 × 3 600 raster at 1′ × 1′ spanning 50° W–70° E and 25° N–85° N, which is the declared geometry of the full-resolution EGG2015 product; the acquisition record and licence of this particular copy could not be reconstructed (Section 7.9).</w:t>
       </w:r>
     </w:p>
     <w:p>
@@ -488,7 +488,7 @@
         <w:jc w:val="both"/>
       </w:pPr>
       <w:r>
-        <w:t>Gauge stages are carried into EVRF2019 normal heights by the official EPSG:9902 operation, sampled from the production grid at each station (10,194 daily values transformed); the offset is spatially varying, 0.1715 to 0.2157 m, so no single national constant is admissible. ICESat-2 ATL13 heights are reduced with the EGG2015 quasigeoid after adding the ATL03 tide-free-to-mean-tide term, which moves the six-station corrector by . SWOT PIXC heights are reduced by subtracting the solid-earth, load and pole tides that the product supplies but does not apply, never the geoid field, and then by the same quasigeoid. The residual permanent-tide term between a mean-tide crust and a zero-tide quasigeoid (1–4 cm at this latitude) is carried as its own line in the uncertainty budget.</w:t>
+        <w:t>Gauge stages are carried into EVRF2019 normal heights by the official EPSG:9902 operation, sampled from the production grid at each station (10,194 daily values transformed); the offset is spatially varying, 0.1715 to 0.2157 m, so no single national constant is admissible. ICESat-2 ATL13 heights are reduced with the EGG2015 quasigeoid after adding the ATL03 tide-free-to-mean-tide term, so that a mean-tide crustal height is not differenced against a zero-tide quasigeoid without the conversion being made explicit. SWOT PIXC heights are reduced by subtracting the solid-earth, load and pole tides that the product supplies but does not apply, never the geoid field, and then by the same quasigeoid. The residual permanent-tide term between a mean-tide crust and a zero-tide quasigeoid (1–4 cm at this latitude) is carried as its own line in the uncertainty budget.</w:t>
       </w:r>
     </w:p>
     <w:p>
@@ -1182,7 +1182,7 @@
         <w:jc w:val="both"/>
       </w:pPr>
       <w:r>
-        <w:t>Six independent checks were performed before any hydraulic or surface result was interpreted; one (the 5 April 2023 anomaly) failed and is reported as failed. The reconstructed bed carries a cross-validated point accuracy and a validated area statistic; it carries no rate of change and no accuracy beyond 250 m, and it is released with those limits stated.</w:t>
+        <w:t>Six validation and consistency checks were made before any hydraulic result was interpreted, and one — the 5 April 2023 anomaly — failed and is reported as failed. Not all six are independent of one another: RiverSP and PIXC come from the same SWOT observation, so their agreement establishes the correction chain rather than accuracy. The genuinely independent constraints are the gauge records and the 1970 field survey.</w:t>
       </w:r>
     </w:p>
     <w:p>
@@ -1215,7 +1215,7 @@
         <w:pStyle w:val="Heading1"/>
       </w:pPr>
       <w:r>
-        <w:t>6.2 Drawdown</w:t>
+        <w:t>6.2 Early establishment of the post-breach gradient</w:t>
       </w:r>
     </w:p>
     <w:p>
@@ -1224,7 +1224,7 @@
         <w:jc w:val="both"/>
       </w:pPr>
       <w:r>
-        <w:t>The five overpasses of July–September 2023 already carry the post-breach gradient: Theil-Sen median +3.245 cm/km (2023-07-07..2023-09-07) (n = 5). The structural change is therefore visible during the transient drainage itself, not only once the system had settled.</w:t>
+        <w:t>The pool had drained by the end of June 2023, so the first ICESat-2 overpasses available over the residual system — five between 7 July and 7 September — observe an already-emptied reach rather than the drainage transient. They carry the post-breach gradient from the start: Theil-Sen median +3.245 cm/km (2023-07-07..2023-09-07) (n = 5). The new geometry was therefore established within weeks of depletion and is not a feature only of the settled 2024–25 sample. These passes are not used to reconstruct the drainage itself; that is the subject of the next section.</w:t>
       </w:r>
     </w:p>
     <w:p>
@@ -1373,38 +1373,6 @@
           </w:p>
         </w:tc>
       </w:tr>
-      <w:tr>
-        <w:tc>
-          <w:tcPr>
-            <w:tcW w:type="dxa" w:w="2880"/>
-          </w:tcPr>
-          <w:p>
-            <w:r>
-              <w:t>Longitudinal slope during the drawdown overpasses</w:t>
-            </w:r>
-          </w:p>
-        </w:tc>
-        <w:tc>
-          <w:tcPr>
-            <w:tcW w:type="dxa" w:w="2880"/>
-          </w:tcPr>
-          <w:p>
-            <w:r>
-              <w:t>Theil-Sen median +3.245 cm/km (2023-07-07..2023-09-07)</w:t>
-            </w:r>
-          </w:p>
-        </w:tc>
-        <w:tc>
-          <w:tcPr>
-            <w:tcW w:type="dxa" w:w="2880"/>
-          </w:tcPr>
-          <w:p>
-            <w:r>
-              <w:t>5</w:t>
-            </w:r>
-          </w:p>
-        </w:tc>
-      </w:tr>
     </w:tbl>
     <w:p/>
     <w:p>
@@ -1573,7 +1541,7 @@
           </w:tcPr>
           <w:p>
             <w:r>
-              <w:t>Slope during the drawdown</w:t>
+              <w:t>Slope in the first passes after drainage</w:t>
             </w:r>
           </w:p>
         </w:tc>
@@ -1615,7 +1583,7 @@
           </w:tcPr>
           <w:p>
             <w:r>
-              <w:t>Slope, sensitivity to the chainage span</w:t>
+              <w:t>Slope, estimator sensitivity (ordinary least squares)</w:t>
             </w:r>
           </w:p>
         </w:tc>
@@ -1688,6 +1656,132 @@
           <w:p>
             <w:r>
               <w:t>20 pre / 6 post</w:t>
+            </w:r>
+          </w:p>
+        </w:tc>
+      </w:tr>
+      <w:tr>
+        <w:tc>
+          <w:tcPr>
+            <w:tcW w:type="dxa" w:w="2160"/>
+          </w:tcPr>
+          <w:p>
+            <w:r>
+              <w:t>Per-overpass measurement uncertainty, post-breach</w:t>
+            </w:r>
+          </w:p>
+        </w:tc>
+        <w:tc>
+          <w:tcPr>
+            <w:tcW w:type="dxa" w:w="2160"/>
+          </w:tcPr>
+          <w:p>
+            <w:r>
+              <w:t>—</w:t>
+            </w:r>
+          </w:p>
+        </w:tc>
+        <w:tc>
+          <w:tcPr>
+            <w:tcW w:type="dxa" w:w="2160"/>
+          </w:tcPr>
+          <w:p>
+            <w:r>
+              <w:t>—</w:t>
+            </w:r>
+          </w:p>
+        </w:tc>
+        <w:tc>
+          <w:tcPr>
+            <w:tcW w:type="dxa" w:w="2160"/>
+          </w:tcPr>
+          <w:p>
+            <w:r>
+              <w:t>—</w:t>
+            </w:r>
+          </w:p>
+        </w:tc>
+      </w:tr>
+      <w:tr>
+        <w:tc>
+          <w:tcPr>
+            <w:tcW w:type="dxa" w:w="2160"/>
+          </w:tcPr>
+          <w:p>
+            <w:r>
+              <w:t>Per-overpass measurement uncertainty, pre-breach</w:t>
+            </w:r>
+          </w:p>
+        </w:tc>
+        <w:tc>
+          <w:tcPr>
+            <w:tcW w:type="dxa" w:w="2160"/>
+          </w:tcPr>
+          <w:p>
+            <w:r>
+              <w:t>—</w:t>
+            </w:r>
+          </w:p>
+        </w:tc>
+        <w:tc>
+          <w:tcPr>
+            <w:tcW w:type="dxa" w:w="2160"/>
+          </w:tcPr>
+          <w:p>
+            <w:r>
+              <w:t>—</w:t>
+            </w:r>
+          </w:p>
+        </w:tc>
+        <w:tc>
+          <w:tcPr>
+            <w:tcW w:type="dxa" w:w="2160"/>
+          </w:tcPr>
+          <w:p>
+            <w:r>
+              <w:t>—</w:t>
+            </w:r>
+          </w:p>
+        </w:tc>
+      </w:tr>
+      <w:tr>
+        <w:tc>
+          <w:tcPr>
+            <w:tcW w:type="dxa" w:w="2160"/>
+          </w:tcPr>
+          <w:p>
+            <w:r>
+              <w:t>Minimum fitted span, 30 km</w:t>
+            </w:r>
+          </w:p>
+        </w:tc>
+        <w:tc>
+          <w:tcPr>
+            <w:tcW w:type="dxa" w:w="2160"/>
+          </w:tcPr>
+          <w:p>
+            <w:r>
+              <w:t>—</w:t>
+            </w:r>
+          </w:p>
+        </w:tc>
+        <w:tc>
+          <w:tcPr>
+            <w:tcW w:type="dxa" w:w="2160"/>
+          </w:tcPr>
+          <w:p>
+            <w:r>
+              <w:t>—</w:t>
+            </w:r>
+          </w:p>
+        </w:tc>
+        <w:tc>
+          <w:tcPr>
+            <w:tcW w:type="dxa" w:w="2160"/>
+          </w:tcPr>
+          <w:p>
+            <w:r>
+              <w:t>—</w:t>
             </w:r>
           </w:p>
         </w:tc>
@@ -1818,48 +1912,6 @@
           </w:p>
         </w:tc>
       </w:tr>
-      <w:tr>
-        <w:tc>
-          <w:tcPr>
-            <w:tcW w:type="dxa" w:w="2160"/>
-          </w:tcPr>
-          <w:p>
-            <w:r>
-              <w:t>Drawdown exposure, reconstructed vs historical</w:t>
-            </w:r>
-          </w:p>
-        </w:tc>
-        <w:tc>
-          <w:tcPr>
-            <w:tcW w:type="dxa" w:w="2160"/>
-          </w:tcPr>
-          <w:p>
-            <w:r>
-              <w:t>whole mapped reservoir: historical 12.9% vs reconstructed 12.77% (diff -0.18 pp)</w:t>
-            </w:r>
-          </w:p>
-        </w:tc>
-        <w:tc>
-          <w:tcPr>
-            <w:tcW w:type="dxa" w:w="2160"/>
-          </w:tcPr>
-          <w:p>
-            <w:r>
-              <w:t>across interpolators 12.61-13.29% (spread 0.68 pp); by reach historical 3.9 / 9.4 / 26.0 % vs reconstructed 7.5 / 9.3 / 21.7 %</w:t>
-            </w:r>
-          </w:p>
-        </w:tc>
-        <w:tc>
-          <w:tcPr>
-            <w:tcW w:type="dxa" w:w="2160"/>
-          </w:tcPr>
-          <w:p>
-            <w:r>
-              <w:t>3</w:t>
-            </w:r>
-          </w:p>
-        </w:tc>
-      </w:tr>
     </w:tbl>
     <w:p/>
     <w:p>
@@ -1867,7 +1919,7 @@
         <w:pStyle w:val="Heading1"/>
       </w:pPr>
       <w:r>
-        <w:t>6.4 The channel-restricted control</w:t>
+        <w:t>6.3.1 What one overpass can and cannot show</w:t>
       </w:r>
     </w:p>
     <w:p>
@@ -1876,24 +1928,42 @@
         <w:jc w:val="both"/>
       </w:pPr>
       <w:r>
-        <w:t>Restricting both periods to the classified main channel weakens the contrast and its interval includes zero: Theil-Sen difference +1.109 cm/km, 95% CI [-0.086, +2.186] on 20 pre / 6 post. This is reported as a limitation of the headline result, which must therefore be read as a statement about the water surface within the former reservoir footprint, not strictly about the channel.</w:t>
+        <w:t xml:space="preserve">The interval quoted above is on the difference of medians </w:t>
+      </w:r>
+      <w:r>
+        <w:rPr>
+          <w:i/>
+        </w:rPr>
+        <w:t>across</w:t>
+      </w:r>
+      <w:r>
+        <w:t xml:space="preserve"> overpasses. It is not a statement about any single pass, and the two must not be read as one. Fitted through six beam-median points over some 25 km, an individual post-breach slope is poorly resolved:  (; n = ). Before the breach the same fit is far tighter —  — because a level surface offers no leverage for disagreement between beams, whereas a sloping, spatially heterogeneous one does.</w:t>
       </w:r>
     </w:p>
     <w:p>
       <w:pPr>
-        <w:pStyle w:val="Heading1"/>
-      </w:pPr>
-      <w:r>
-        <w:t>6.5 Water-surface heterogeneity</w:t>
+        <w:spacing w:line="360" w:lineRule="auto"/>
+        <w:jc w:val="both"/>
+      </w:pPr>
+      <w:r>
+        <w:t>The transition is therefore evidenced by repetition rather than by precision: every post-breach pass is positive where only ten of fourteen were before, and it is that consistency, not the sharpness of any one measurement, which the confidence interval of Section 6.3 summarises (The evidence for the transition is therefore the ensemble - every post-breach pass positive, and the difference of medians - not the precision of any one measurement. Per-pass precision here is poorer than published reach-scale ICESat-2 slope benchmarks because the fits use six beam medians over a short span rather than a dense reach dataset.).</w:t>
       </w:r>
     </w:p>
     <w:p>
       <w:pPr>
+        <w:pStyle w:val="Heading1"/>
+      </w:pPr>
+      <w:r>
+        <w:t>6.3.2 Sensitivity to the fitted span</w:t>
+      </w:r>
+    </w:p>
+    <w:p>
+      <w:pPr>
         <w:spacing w:line="360" w:lineRule="auto"/>
         <w:jc w:val="both"/>
       </w:pPr>
       <w:r>
-        <w:t>On all ATL13 dates in the footprint, the within-overpass p95–p05 range of water-surface elevation rose from 0.117 m -&gt; 0.397 m, difference +0.280 m (95% CI [+0.138, +0.367] m; permutation p = 5.00e-05; Mann-Whitney p = 1.57e-11; 192 pre / 23 post). This metric is computed on the full ATL13 sample and is distinct from the within-profile range of the slope sample.</w:t>
+        <w:t>(n = ). The 10 km and 20 km thresholds are not binding: the shortest fitted span in the sample is 20.3 km, so those rows repeat the headline rather than testing it. At 40 km only three passes per period remain and the difference falls to +2.988 cm/km.</w:t>
       </w:r>
     </w:p>
     <w:p>
@@ -1901,7 +1971,7 @@
         <w:pStyle w:val="Heading1"/>
       </w:pPr>
       <w:r>
-        <w:t>6.6 Planform transformation</w:t>
+        <w:t>6.4 The channel-restricted control</w:t>
       </w:r>
     </w:p>
     <w:p>
@@ -1910,7 +1980,7 @@
         <w:jc w:val="both"/>
       </w:pPr>
       <w:r>
-        <w:t>Sentinel-2 water masks with a coverage gate show the transition from one continuous impounded surface to a channel with disconnected remnants: pre-breach 2023-06-05: 2 water bodies, 2,129 km2, largest component 99.995% of water area | post-breach median 503 bodies, 289 km2, largest component 58.2%. Only one pre-breach date has near-complete coverage, so this contrast is descriptive and carries no significance test; water-body counts are not reported because they scale with the observed fraction of the footprint.</w:t>
+        <w:t>Restricting both periods to the classified main channel weakens the contrast and its interval includes zero: Theil-Sen difference +1.109 cm/km, 95% CI [-0.086, +2.186] on 20 pre / 6 post. This is reported as a limitation of the headline result, which must therefore be read as a statement about the water surface within the former reservoir footprint, not strictly about the channel.</w:t>
       </w:r>
     </w:p>
     <w:p>
@@ -1918,7 +1988,7 @@
         <w:pStyle w:val="Heading1"/>
       </w:pPr>
       <w:r>
-        <w:t>6.7 Residual water bodies</w:t>
+        <w:t>6.5 Water-surface heterogeneity</w:t>
       </w:r>
     </w:p>
     <w:p>
@@ -1927,7 +1997,7 @@
         <w:jc w:val="both"/>
       </w:pPr>
       <w:r>
-        <w:t>Classified residual water bodies sit below the adjacent channel stem: median offset -0.595 m (NMAD 0.459 m; p05 -1.19, p95 +0.51 m; 15.3% lie above the stem; n = 678), consistent with disconnected remnants perched in depressions rather than with a continuous surface.</w:t>
+        <w:t>On all ATL13 dates in the footprint, the within-overpass p95–p05 range of water-surface elevation rose from 0.117 m -&gt; 0.397 m, difference +0.280 m (95% CI [+0.138, +0.367] m; permutation p = 5.00e-05; Mann-Whitney p = 1.57e-11; 192 pre / 23 post). This metric is computed on the full ATL13 sample and is distinct from the within-profile range of the slope sample.</w:t>
       </w:r>
     </w:p>
     <w:p>
@@ -1935,7 +2005,7 @@
         <w:pStyle w:val="Heading1"/>
       </w:pPr>
       <w:r>
-        <w:t>6.8 Persistence</w:t>
+        <w:t>6.6 Planform transformation</w:t>
       </w:r>
     </w:p>
     <w:p>
@@ -1944,7 +2014,7 @@
         <w:jc w:val="both"/>
       </w:pPr>
       <w:r>
-        <w:t>Every post-breach overpass from January 2024 to November 2025 carries a positive per-overpass slope; the 14/14 sign consistency and the effect size, not the p-value, are the evidence that the new state persists beyond the drainage transient.</w:t>
+        <w:t>The optical record independently documents the loss of a single connected impounded surface (pre-breach 2023-06-05: 2 water bodies, 2,129 km2, largest component 99.995% of water area | post-breach median 503 bodies, 289 km2, largest component 58.2%). Component counts are not used inferentially: only one pre-breach date has near-complete coverage, and observed connectivity scales with the observed fraction, so the contrast is reported as corroboration of the geometric result rather than as a measurement in its own right.</w:t>
       </w:r>
     </w:p>
     <w:p>
@@ -1952,7 +2022,7 @@
         <w:pStyle w:val="Heading1"/>
       </w:pPr>
       <w:r>
-        <w:t>6.9 Downstream geometry</w:t>
+        <w:t>6.7 Residual water bodies</w:t>
       </w:r>
     </w:p>
     <w:p>
@@ -1961,15 +2031,15 @@
         <w:jc w:val="both"/>
       </w:pPr>
       <w:r>
-        <w:t>The channel between the dam and Kherson has also changed geometry — its wetted width on comparable dates is larger after the breach — but that result, its method and its figure belong to the companion paper, where it serves as a validation target for the two-dimensional model.</w:t>
+        <w:t>Classified residual water bodies sit below the adjacent channel stem: median offset -0.595 m (NMAD 0.459 m; p05 -1.19, p95 +0.51 m; 15.3% lie above the stem; n = 678), consistent with disconnected remnants perched in depressions rather than with a continuous surface.</w:t>
       </w:r>
     </w:p>
     <w:p>
       <w:pPr>
-        <w:pStyle w:val="Title"/>
-      </w:pPr>
-      <w:r>
-        <w:t>7. INTERPRETATION</w:t>
+        <w:pStyle w:val="Heading1"/>
+      </w:pPr>
+      <w:r>
+        <w:t>6.8 Persistence</w:t>
       </w:r>
     </w:p>
     <w:p>
@@ -1978,7 +2048,7 @@
         <w:jc w:val="both"/>
       </w:pPr>
       <w:r>
-        <w:t>Reaches released from an impoundment adjust in ways that are neither uniform nor immediate ((Nichols et al., 2017)), and incisional channels formed after dam removal widen and narrow through migrating fronts rather than settling monotonically ((Cantelli et al., 2004); (Cantelli et al., 2007)).</w:t>
+        <w:t>Every post-breach overpass from January 2024 to November 2025 carries a positive per-overpass slope; the 14/14 sign consistency and the effect size, not the p-value, are the evidence that the new state persists beyond the drainage transient.</w:t>
       </w:r>
     </w:p>
     <w:p>
@@ -1986,7 +2056,7 @@
         <w:pStyle w:val="Heading1"/>
       </w:pPr>
       <w:r>
-        <w:t>7.1 From an impounded to a river-dominated state</w:t>
+        <w:t>6.9 Downstream geometry</w:t>
       </w:r>
     </w:p>
     <w:p>
@@ -1995,16 +2065,50 @@
         <w:jc w:val="both"/>
       </w:pPr>
       <w:r>
-        <w:t>A pool held at a normal impoundment level has no longitudinal gradient to speak of: its surface is set by the dam, and the hydraulic rise over the reach is smaller than the wind setup and seiche that cross it (mean hydraulic rise over 183 km: 0 cm (Qmin), 6 cm (Q20%), 42 cm (Q1%) | seiche half-range at an antinode 17.5 cm | wind setup at an end 35 cm (15 m/s) to 148 cm (25 m/s)). A river's surface is set by its bed and its discharge, and it slopes. The measured change is between those two conditions, and it is the persistence that distinguishes it from the drawdown transient: the gradient is present in the drawdown overpasses and still present through 2025 (Theil-Sen median +3.245 cm/km (2023-07-07..2023-09-07)).</w:t>
+        <w:t>The channel between the dam and Kherson has also changed geometry — its wetted width on comparable dates is larger after the breach — but that result, its method and its figure belong to the companion paper, where it serves as a validation target for the two-dimensional model.</w:t>
       </w:r>
     </w:p>
     <w:p>
       <w:pPr>
+        <w:pStyle w:val="Title"/>
+      </w:pPr>
+      <w:r>
+        <w:t>7. INTERPRETATION</w:t>
+      </w:r>
+    </w:p>
+    <w:p>
+      <w:pPr>
         <w:spacing w:line="360" w:lineRule="auto"/>
         <w:jc w:val="both"/>
       </w:pPr>
       <w:r>
-        <w:t>Reaches released from an impoundment adjust in ways that are neither uniform nor immediate ((Nichols et al., 2017)), and incisional channels formed after dam removal widen and narrow through migrating fronts rather than settling monotonically ((Cantelli et al., 2004); (Cantelli et al., 2007)). What is observed here is the surface expression of the earliest part of that adjustment, over a reach two orders of magnitude larger than the removals from which the canon is drawn.</w:t>
+        <w:t>Reaches released from an impoundment adjust in ways that are neither uniform nor immediate ((Nichols et al., 2017)), and incisional channels formed after dam removal widen and narrow through migrating fronts rather than settling monotonically ((Cantelli et al., 2004); (Cantelli et al., 2007)).</w:t>
+      </w:r>
+    </w:p>
+    <w:p>
+      <w:pPr>
+        <w:pStyle w:val="Heading1"/>
+      </w:pPr>
+      <w:r>
+        <w:t>7.1 From an impounded to a river-dominated state</w:t>
+      </w:r>
+    </w:p>
+    <w:p>
+      <w:pPr>
+        <w:spacing w:line="360" w:lineRule="auto"/>
+        <w:jc w:val="both"/>
+      </w:pPr>
+      <w:r>
+        <w:t>Before the breach, the historical survey and the pre-breach overpasses agree that this particular impoundment held a near-level surface over the observed reach, with a hydraulic rise smaller than the wind setup and seiche that crossed it (mean hydraulic rise over 183 km: 0 cm (Qmin), 6 cm (Q20%), 42 cm (Q1%) | seiche half-range at an antinode 17.5 cm | wind setup at an end 35 cm (15 m/s) to 148 cm (25 m/s)). After depletion every overpass in the analysis carries a positive downstream gradient, and it does so from the first passes after drainage through to 2025 (Theil-Sen median +3.245 cm/km (2023-07-07..2023-09-07)). We read the change as a transition from a dam-controlled water-surface geometry to a channel-controlled one. That is a diagnosis from the observed surface: it is not an estimate of discharge, nor of friction or energy slope, and it is a statement about this reach rather than about reservoirs and rivers in general, which can both depart from these idealisations under backwater, unsteady flow and appreciable inflow.</w:t>
+      </w:r>
+    </w:p>
+    <w:p>
+      <w:pPr>
+        <w:spacing w:line="360" w:lineRule="auto"/>
+        <w:jc w:val="both"/>
+      </w:pPr>
+      <w:r>
+        <w:t>The measured geometric change is consistent with a process literature in which the removal of a hydraulic control, or an imposed drawdown of the water surface, accelerates flow and initiates incision and subsequent channel adjustment. Laboratory dam-removal experiments document rapid incision followed by erosional narrowing and later widening ((Cantelli et al., 2004); (Cantelli et al., 2007)), and field-scale levee breaches show that an imposed drawdown accelerates flow and promotes incision in the adjacent system ((Nichols et al., 2017)). These are process analogues, not scale equivalents: the first is a flume, the second a levee rather than a reservoir dam, and neither establishes that a persistent satellite-measured gradient is a general diagnostic of release from impoundment.</w:t>
       </w:r>
     </w:p>
     <w:p>
@@ -2687,7 +2791,7 @@
         <w:pStyle w:val="Heading1"/>
       </w:pPr>
       <w:r>
-        <w:t>7.8 Implications for monitoring</w:t>
+        <w:t>7.9 Implications for monitoring</w:t>
       </w:r>
     </w:p>
     <w:p>
@@ -2704,7 +2808,7 @@
         <w:pStyle w:val="Heading1"/>
       </w:pPr>
       <w:r>
-        <w:t>7.9 Limitations</w:t>
+        <w:t>7.10 Limitations</w:t>
       </w:r>
     </w:p>
     <w:p>
@@ -2713,52 +2817,7 @@
         <w:jc w:val="both"/>
       </w:pPr>
       <w:r>
-        <w:t>The channel-restricted slope control is underpowered (Theil-Sen difference +1.109 cm/km, 95% CI [-0.086, +2.186]). The slope–discharge relation after the breach is not testable: . The survey epoch of the soundings is unrecorded (no epoch), the Baltic realisation of the historical tables is unstated, three co-located SWOT–ICESat-2 overpasses exist, and no wind record covers the 5 April 2023 anomaly. The 1′×1′ EGG2015 raster has no citable upstream source; this is a citation problem, not a numerical one, and it blocks submission until resolved.</w:t>
-      </w:r>
-    </w:p>
-    <w:p>
-      <w:pPr>
-        <w:spacing w:line="360" w:lineRule="auto"/>
-        <w:jc w:val="both"/>
-      </w:pPr>
-      <w:r>
-        <w:t xml:space="preserve">&gt; </w:t>
-      </w:r>
-      <w:r>
-        <w:rPr>
-          <w:b/>
-        </w:rPr>
-        <w:t>[PENDING OPEN99]</w:t>
-      </w:r>
-      <w:r>
-        <w:t xml:space="preserve"> EGG2015 provenance (G2) unresolved</w:t>
-      </w:r>
-    </w:p>
-    <w:p>
-      <w:pPr>
-        <w:spacing w:line="360" w:lineRule="auto"/>
-        <w:jc w:val="both"/>
-      </w:pPr>
-      <w:r>
-        <w:t>&gt; `backs: G2` · `section: 7.9 Limitations`</w:t>
-      </w:r>
-    </w:p>
-    <w:p>
-      <w:pPr>
-        <w:spacing w:line="360" w:lineRule="auto"/>
-        <w:jc w:val="both"/>
-      </w:pPr>
-      <w:r>
-        <w:t>&gt; `unblock_by: obtain the 1′ EGG2015 grid with licence, or re-run on the public 10′×15′ grid and report the difference` · `status: blocked`</w:t>
-      </w:r>
-    </w:p>
-    <w:p>
-      <w:pPr>
-        <w:spacing w:line="360" w:lineRule="auto"/>
-        <w:jc w:val="both"/>
-      </w:pPr>
-      <w:r>
-        <w:t>&gt; `blocks_submission: yes`</w:t>
+        <w:t>The channel-restricted slope control is underpowered (Theil-Sen difference +1.109 cm/km, 95% CI [-0.086, +2.186]). The slope–discharge relation after the breach is not testable: . The survey epoch of the soundings is unrecorded (no epoch), the Baltic realisation of the historical tables is unstated, three co-located SWOT–ICESat-2 overpasses exist, and no wind record covers the 5 April 2023 anomaly. The quasigeoid raster is identified but its copy is not documented: its dimensions, resolution and extent match the full-resolution EGG2015 product uniquely, and that product is a restricted rather than a public release, but the acquisition record and licence of this file could not be reconstructed (). This is a data-provenance and reproducibility limitation rather than a numerical one, and it constrains what may be redistributed rather than what may be concluded.</w:t>
       </w:r>
     </w:p>
     <w:p>

--- a/paper_3_audit/paper1_manuscript_en.docx
+++ b/paper_3_audit/paper1_manuscript_en.docx
@@ -132,7 +132,7 @@
         <w:jc w:val="both"/>
       </w:pPr>
       <w:r>
-        <w:t>Post-breach studies of the site have characterised the event predominantly through planform quantities — water extent, exposed area and their change ((Vyshnevskyi et al., 2023); (Maksymenko et al., 2026)).</w:t>
+        <w:t>Post-breach studies of the site have characterised the event predominantly through planform quantities — water extent, exposed area and their change (Vyshnevskyi et al., 2023; Maksymenko &amp; Bezsonnyi, 2026).</w:t>
       </w:r>
     </w:p>
     <w:p>
@@ -203,7 +203,7 @@
         <w:jc w:val="both"/>
       </w:pPr>
       <w:r>
-        <w:t>ICESat-2 photon-counting lidar and SWOT Ka-band interferometry observe water-surface elevation along tracks and across swaths rather than at virtual stations, so they can resolve the longitudinal gradient of a reach directly ((Scherer et al., 2022); (Musaeus et al., 2024); (Dhote et al., 2024)), and reach-scale slope is now produced globally from ICESat-2 ((Scherer et al., 2023)) and mapped dynamically by SWOT ((Jiang et al., 2025); (Ledauphin et al., 2025)) — provided that thousands of along-track measurements from one pass are not mistaken for thousands of independent observations, and provided that heights reported on different ellipsoids, geoids and permanent-tide conventions are reduced to one frame before they are compared. Hydraulic models informed by such elevations are only as good as that reduction ((Bauer-Gottwein et al., 2023)).</w:t>
+        <w:t>ICESat-2 photon-counting lidar and SWOT Ka-band interferometry observe water-surface elevation along tracks and across swaths rather than at virtual stations, so they can resolve the longitudinal gradient of a reach directly (Scherer et al., 2022; Musaeus et al., 2024; Dhote et al., 2024), and reach-scale slope is now produced globally from ICESat-2 (Scherer et al., 2023) and mapped dynamically by SWOT (Jiang et al., 2025; Ledauphin et al., 2025) — provided that thousands of along-track measurements from one pass are not mistaken for thousands of independent observations, and provided that heights reported on different ellipsoids, geoids and permanent-tide conventions are reduced to one frame before they are compared. Hydraulic models informed by such elevations are only as good as that reduction (Bauer-Gottwein et al., 2023).</w:t>
       </w:r>
     </w:p>
     <w:p>
@@ -220,7 +220,7 @@
         <w:jc w:val="both"/>
       </w:pPr>
       <w:r>
-        <w:t>Gauge stages in Baltic 1977, ICESat-2 heights in a tide-free ellipsoidal system, SWOT heights with tide fields supplied but not applied, and a legacy survey reduced to an operating level are four surfaces. The corrections between them are of the same order as the hydraulic signal sought — centimetres per kilometre over tens of kilometres — so the harmonisation is not a preprocessing convenience but the method itself. Height-datum unification is a mature discipline in geodesy ((Barzaghi et al., 2020); (Featherstone et al., 2011); (Schwabe et al., 2026)), and the consequence of neglecting it — an apparent gradient produced by the levelling network rather than by the water — is documented ((Penna et al., 2013)).</w:t>
+        <w:t>Gauge stages in Baltic 1977, ICESat-2 heights in a tide-free ellipsoidal system, SWOT heights with tide fields supplied but not applied, and a legacy survey reduced to an operating level are four surfaces. The corrections between them are of the same order as the hydraulic signal sought — centimetres per kilometre over tens of kilometres — so the harmonisation is not a preprocessing convenience but the method itself. Height-datum unification is a mature discipline in geodesy (Barzaghi et al., 2020; Featherstone et al., 2011; Schwabe et al., 2026), and the consequence of neglecting it — an apparent gradient produced by the levelling network rather than by the water — is documented (Penna et al., 2013).</w:t>
       </w:r>
     </w:p>
     <w:p>
@@ -409,7 +409,7 @@
         <w:jc w:val="both"/>
       </w:pPr>
       <w:r>
-        <w:t>One production transformation grid is used everywhere, `ua_2019z.asc`, the CRS-EU distribution of the EPSG:9902 operation; sampled at the estuary posts it gives an official correction at the posts 0.216 m. The EGG2015 quasigeoid used for the ICESat-2 and SWOT branches is a 7 200 × 3 600 raster at 1′ × 1′ spanning 50° W–70° E and 25° N–85° N, which is the declared geometry of the full-resolution EGG2015 product; the acquisition record and licence of this particular copy could not be reconstructed (Section 7.9).</w:t>
+        <w:t>One production transformation grid is used everywhere, `ua_2019z.asc`, distributed with the UA_KRON/NH to EVRF2019zero transformation (BKG, 2020); sampled at the estuary posts it gives an official correction at the posts 0.216 m. The EGG2015 quasigeoid used for the ICESat-2 and SWOT branches is a 7 200 × 3 600 raster at 1′ × 1′ spanning 50° W–70° E and 25° N–85° N, which is the declared geometry of the full-resolution EGG2015 product; the acquisition record and licence of this particular copy could not be reconstructed (Section 7.9).</w:t>
       </w:r>
     </w:p>
     <w:p>
@@ -488,7 +488,7 @@
         <w:jc w:val="both"/>
       </w:pPr>
       <w:r>
-        <w:t>Gauge stages are carried into EVRF2019 normal heights by the official EPSG:9902 operation, sampled from the production grid at each station (10,194 daily values transformed); the offset is spatially varying, 0.1715 to 0.2157 m, so no single national constant is admissible. ICESat-2 ATL13 heights are reduced with the EGG2015 quasigeoid after adding the ATL03 tide-free-to-mean-tide term, so that a mean-tide crustal height is not differenced against a zero-tide quasigeoid without the conversion being made explicit. SWOT PIXC heights are reduced by subtracting the solid-earth, load and pole tides that the product supplies but does not apply, never the geoid field, and then by the same quasigeoid. The residual permanent-tide term between a mean-tide crust and a zero-tide quasigeoid (1–4 cm at this latitude) is carried as its own line in the uncertainty budget.</w:t>
+        <w:t>Gauge stages are carried into EVRF2019 normal heights by the published UA_KRON/NH to EVRF2019zero transformation (BKG, 2020), whose grid is sampled at each station's own coordinates (10,194 daily values transformed); the offset is spatially varying, 0.1715 to 0.2157 m, so no single national constant is admissible. ICESat-2 ATL13 heights (NSIDC ATL13 ATBD) are reduced with the EGG2015 quasigeoid (Denker, 2015) after adding the ATL03 tide-free-to-mean-tide term (NSIDC ATL03 ATBD), so that a mean-tide crustal height is not differenced against a zero-tide quasigeoid without the conversion being made explicit. SWOT PIXC heights are reduced by subtracting the solid-earth, load and pole tides that the product supplies but does not apply, never the geoid field, and then by the same quasigeoid. That this is the correct chain is not taken on trust from the product documentation but shown: -0.0010 m for the documented chain. EVRF2019 is itself a zero-tide frame (EVRS/BKG, EPSG:9389), so the residual permanent-tide term between a mean-tide crust and a zero-tide quasigeoid — 1–4 cm at this latitude, under the convention of (IAG Resolution 16, 1983) — is carried as its own line in the uncertainty budget rather than absorbed.</w:t>
       </w:r>
     </w:p>
     <w:p>
@@ -522,7 +522,7 @@
         <w:jc w:val="both"/>
       </w:pPr>
       <w:r>
-        <w:t>For every overpass the beam-median water-surface elevation of each of the six beams is regressed on chainage; the Theil–Sen estimator is primary and ordinary least squares the sensitivity check. One overpass is the independent unit: segments and beams within a pass share the atmosphere and the water state and are never treated as replicates. The pre/post contrast uses a bootstrap on the difference of medians, a two-sided permutation test and a sign test, and is repeated at minimum spans of 10, 20, 30 and 40 km.</w:t>
+        <w:t>For every overpass the beam-median water-surface elevation of each of the six beams is regressed on chainage; the Theil–Sen estimator (Theil, 1992; Sen, 1968) is primary and ordinary least squares the sensitivity check. One overpass is the independent unit (Hurlbert, 1984): segments and beams within a pass share the atmosphere and the water state and are never treated as replicates. The pre/post contrast uses a bootstrap on the difference of medians (Efron, 1979), a two-sided permutation test (Ernst, 2004) and a sign test, and is repeated at minimum spans of 10, 20, 30 and 40 km.</w:t>
       </w:r>
     </w:p>
     <w:p>
@@ -1241,7 +1241,7 @@
         <w:jc w:val="both"/>
       </w:pPr>
       <w:r>
-        <w:t>That SWOT caught this event is not a new observation: the flood below the dam has been described from the same mission and used to test outburst-flood models ((Lehnigk et al., 2026)). What is added here is the outlet itself, carried in the same vertical frame as the gauges and the bed. Because the calibration orbit repeated daily over the outlet, the emptying of the pool was recorded directly rather than inferred: outlet 5.63 m EVRF2019 on 13 June, from 17.53 m on 31 May (n = 3 SWOT nodes on the date). Below the dam the same passes describe the wave that carried that water away, rising rise 9.10 m at 15 km (peak 10.24 m on 2023-06-07) and decaying downstream to about two metres by 80 km. Both series are snapshots from a handful of nodes per date (Node counts per date are small (1-3) and some dates rest on a single node; the series is a sequence of snapshots, not a gauged hydrograph.), so they are read as a sequence of observed water surfaces, not as a hydrograph.</w:t>
+        <w:t>That SWOT caught this event is not a new observation: the flood below the dam has been described from the same mission and used to test outburst-flood models (Lehnigk et al., 2026). What is added here is the outlet itself, carried in the same vertical frame as the gauges and the bed. Because the calibration orbit repeated daily over the outlet, the emptying of the pool was recorded directly rather than inferred: outlet 5.63 m EVRF2019 on 13 June, from 17.53 m on 31 May (n = 3 SWOT nodes on the date). Below the dam the same passes describe the wave that carried that water away, rising rise 9.10 m at 15 km (peak 10.24 m on 2023-06-07) and decaying downstream to about two metres by 80 km. Both series are snapshots from a handful of nodes per date (Node counts per date are small (1-3) and some dates rest on a single node; the series is a sequence of snapshots, not a gauged hydrograph.), so they are read as a sequence of observed water surfaces, not as a hydrograph.</w:t>
       </w:r>
     </w:p>
     <w:p>
@@ -1394,6 +1394,60 @@
       </w:pPr>
       <w:r>
         <w:t>Figure 15 shows the outlet series against the upstream gauge and the downstream rise profile.</w:t>
+      </w:r>
+    </w:p>
+    <w:p>
+      <w:pPr>
+        <w:jc w:val="center"/>
+      </w:pPr>
+      <w:r>
+        <w:drawing>
+          <wp:inline xmlns:a="http://schemas.openxmlformats.org/drawingml/2006/main" xmlns:pic="http://schemas.openxmlformats.org/drawingml/2006/picture">
+            <wp:extent cx="5760720" cy="2853158"/>
+            <wp:docPr id="1" name="Picture 1"/>
+            <wp:cNvGraphicFramePr>
+              <a:graphicFrameLocks noChangeAspect="1"/>
+            </wp:cNvGraphicFramePr>
+            <a:graphic>
+              <a:graphicData uri="http://schemas.openxmlformats.org/drawingml/2006/picture">
+                <pic:pic>
+                  <pic:nvPicPr>
+                    <pic:cNvPr id="0" name="F15_swot_drawdown_and_wave.png"/>
+                    <pic:cNvPicPr/>
+                  </pic:nvPicPr>
+                  <pic:blipFill>
+                    <a:blip r:embed="rId9"/>
+                    <a:stretch>
+                      <a:fillRect/>
+                    </a:stretch>
+                  </pic:blipFill>
+                  <pic:spPr>
+                    <a:xfrm>
+                      <a:off x="0" y="0"/>
+                      <a:ext cx="5760720" cy="2853158"/>
+                    </a:xfrm>
+                    <a:prstGeom prst="rect"/>
+                  </pic:spPr>
+                </pic:pic>
+              </a:graphicData>
+            </a:graphic>
+          </wp:inline>
+        </w:drawing>
+      </w:r>
+    </w:p>
+    <w:p>
+      <w:pPr>
+        <w:spacing w:line="360" w:lineRule="auto"/>
+        <w:jc w:val="both"/>
+      </w:pPr>
+      <w:r>
+        <w:rPr>
+          <w:b/>
+        </w:rPr>
+        <w:t>Figure 3.</w:t>
+      </w:r>
+      <w:r>
+        <w:t xml:space="preserve"> The breach fortnight from orbit. (a) Outlet water surface against the upstream gauge, 28 May – 30 June 2023, in the common vertical frame. (b) Rise above the pre-breach surface with distance below the dam.</w:t>
       </w:r>
     </w:p>
     <w:p>
@@ -1916,6 +1970,60 @@
     <w:p/>
     <w:p>
       <w:pPr>
+        <w:jc w:val="center"/>
+      </w:pPr>
+      <w:r>
+        <w:drawing>
+          <wp:inline xmlns:a="http://schemas.openxmlformats.org/drawingml/2006/main" xmlns:pic="http://schemas.openxmlformats.org/drawingml/2006/picture">
+            <wp:extent cx="5760720" cy="2675445"/>
+            <wp:docPr id="2" name="Picture 2"/>
+            <wp:cNvGraphicFramePr>
+              <a:graphicFrameLocks noChangeAspect="1"/>
+            </wp:cNvGraphicFramePr>
+            <a:graphic>
+              <a:graphicData uri="http://schemas.openxmlformats.org/drawingml/2006/picture">
+                <pic:pic>
+                  <pic:nvPicPr>
+                    <pic:cNvPr id="0" name="F02_slope_per_overpass.png"/>
+                    <pic:cNvPicPr/>
+                  </pic:nvPicPr>
+                  <pic:blipFill>
+                    <a:blip r:embed="rId10"/>
+                    <a:stretch>
+                      <a:fillRect/>
+                    </a:stretch>
+                  </pic:blipFill>
+                  <pic:spPr>
+                    <a:xfrm>
+                      <a:off x="0" y="0"/>
+                      <a:ext cx="5760720" cy="2675445"/>
+                    </a:xfrm>
+                    <a:prstGeom prst="rect"/>
+                  </pic:spPr>
+                </pic:pic>
+              </a:graphicData>
+            </a:graphic>
+          </wp:inline>
+        </w:drawing>
+      </w:r>
+    </w:p>
+    <w:p>
+      <w:pPr>
+        <w:spacing w:line="360" w:lineRule="auto"/>
+        <w:jc w:val="both"/>
+      </w:pPr>
+      <w:r>
+        <w:rPr>
+          <w:b/>
+        </w:rPr>
+        <w:t>Figure 2.</w:t>
+      </w:r>
+      <w:r>
+        <w:t xml:space="preserve"> Per-overpass longitudinal slope. (a) Every overpass with the interval its own fit carries; the axis is bounded, and the count of intervals reaching beyond it is printed on the panel. (b) The two distributions. The contrast is in the ensemble, not in any single pass.</w:t>
+      </w:r>
+    </w:p>
+    <w:p>
+      <w:pPr>
         <w:pStyle w:val="Heading1"/>
       </w:pPr>
       <w:r>
@@ -1937,7 +2045,7 @@
         <w:t>across</w:t>
       </w:r>
       <w:r>
-        <w:t xml:space="preserve"> overpasses. It is not a statement about any single pass, and the two must not be read as one. Fitted through six beam-median points over some 25 km, an individual post-breach slope is poorly resolved:  (; n = ). Before the breach the same fit is far tighter —  — because a level surface offers no leverage for disagreement between beams, whereas a sloping, spatially heterogeneous one does.</w:t>
+        <w:t xml:space="preserve"> overpasses. It is not a statement about any single pass, and the two must not be read as one. Fitted through six beam-median points over some 25 km, an individual post-breach slope is poorly resolved: A single overpass does not resolve the post-breach gradient: a Theil-Sen fit through six beam-median points over some 25 km carries an interval far wider than the slope itself, and only a minority of individual post-breach passes exclude zero on their own. (; n = ). Before the breach the same fit is far tighter — The same quantity before the breach, where the level surface is fitted far more tightly. — because a level surface offers no leverage for disagreement between beams, whereas a sloping, spatially heterogeneous one does.</w:t>
       </w:r>
     </w:p>
     <w:p>
@@ -1963,7 +2071,7 @@
         <w:jc w:val="both"/>
       </w:pPr>
       <w:r>
-        <w:t>(n = ). The 10 km and 20 km thresholds are not binding: the shortest fitted span in the sample is 20.3 km, so those rows repeat the headline rather than testing it. At 40 km only three passes per period remain and the difference falls to +2.988 cm/km.</w:t>
+        <w:t>The contrast survives a stricter minimum chainage span, at the cost of sample size. (n = ). The 10 km and 20 km thresholds are not binding: the shortest fitted span in the sample is 20.3 km, so those rows repeat the headline rather than testing it. At 40 km only three passes per period remain and the difference falls to +2.988 cm/km.</w:t>
       </w:r>
     </w:p>
     <w:p>
@@ -2002,10 +2110,41 @@
     </w:p>
     <w:p>
       <w:pPr>
-        <w:pStyle w:val="Heading1"/>
-      </w:pPr>
-      <w:r>
-        <w:t>6.6 Planform transformation</w:t>
+        <w:jc w:val="center"/>
+      </w:pPr>
+      <w:r>
+        <w:drawing>
+          <wp:inline xmlns:a="http://schemas.openxmlformats.org/drawingml/2006/main" xmlns:pic="http://schemas.openxmlformats.org/drawingml/2006/picture">
+            <wp:extent cx="5760720" cy="3900995"/>
+            <wp:docPr id="3" name="Picture 3"/>
+            <wp:cNvGraphicFramePr>
+              <a:graphicFrameLocks noChangeAspect="1"/>
+            </wp:cNvGraphicFramePr>
+            <a:graphic>
+              <a:graphicData uri="http://schemas.openxmlformats.org/drawingml/2006/picture">
+                <pic:pic>
+                  <pic:nvPicPr>
+                    <pic:cNvPr id="0" name="F04_heterogeneity.png"/>
+                    <pic:cNvPicPr/>
+                  </pic:nvPicPr>
+                  <pic:blipFill>
+                    <a:blip r:embed="rId11"/>
+                    <a:stretch>
+                      <a:fillRect/>
+                    </a:stretch>
+                  </pic:blipFill>
+                  <pic:spPr>
+                    <a:xfrm>
+                      <a:off x="0" y="0"/>
+                      <a:ext cx="5760720" cy="3900995"/>
+                    </a:xfrm>
+                    <a:prstGeom prst="rect"/>
+                  </pic:spPr>
+                </pic:pic>
+              </a:graphicData>
+            </a:graphic>
+          </wp:inline>
+        </w:drawing>
       </w:r>
     </w:p>
     <w:p>
@@ -2014,7 +2153,13 @@
         <w:jc w:val="both"/>
       </w:pPr>
       <w:r>
-        <w:t>The optical record independently documents the loss of a single connected impounded surface (pre-breach 2023-06-05: 2 water bodies, 2,129 km2, largest component 99.995% of water area | post-breach median 503 bodies, 289 km2, largest component 58.2%). Component counts are not used inferentially: only one pre-breach date has near-complete coverage, and observed connectivity scales with the observed fraction, so the contrast is reported as corroboration of the geometric result rather than as a measurement in its own right.</w:t>
+        <w:rPr>
+          <w:b/>
+        </w:rPr>
+        <w:t>Figure 4.</w:t>
+      </w:r>
+      <w:r>
+        <w:t xml:space="preserve"> Within-overpass water-surface heterogeneity (p95 − p05) by date. Horizontal bars are period medians. The metric is defined independently of the slope fit and uses every ATL13 date in the footprint, not only those with a 20 km span.</w:t>
       </w:r>
     </w:p>
     <w:p>
@@ -2022,7 +2167,7 @@
         <w:pStyle w:val="Heading1"/>
       </w:pPr>
       <w:r>
-        <w:t>6.7 Residual water bodies</w:t>
+        <w:t>6.6 Planform transformation</w:t>
       </w:r>
     </w:p>
     <w:p>
@@ -2031,7 +2176,7 @@
         <w:jc w:val="both"/>
       </w:pPr>
       <w:r>
-        <w:t>Classified residual water bodies sit below the adjacent channel stem: median offset -0.595 m (NMAD 0.459 m; p05 -1.19, p95 +0.51 m; 15.3% lie above the stem; n = 678), consistent with disconnected remnants perched in depressions rather than with a continuous surface.</w:t>
+        <w:t>The optical record independently documents the loss of a single connected impounded surface (pre-breach 2023-06-05: 2 water bodies, 2,129 km2, largest component 99.995% of water area | post-breach median 503 bodies, 289 km2, largest component 58.2%). Component counts are not used inferentially: only one pre-breach date has near-complete coverage, and observed connectivity scales with the observed fraction, so the contrast is reported as corroboration of the geometric result rather than as a measurement in its own right.</w:t>
       </w:r>
     </w:p>
     <w:p>
@@ -2039,7 +2184,7 @@
         <w:pStyle w:val="Heading1"/>
       </w:pPr>
       <w:r>
-        <w:t>6.8 Persistence</w:t>
+        <w:t>6.7 Residual water bodies</w:t>
       </w:r>
     </w:p>
     <w:p>
@@ -2048,7 +2193,7 @@
         <w:jc w:val="both"/>
       </w:pPr>
       <w:r>
-        <w:t>Every post-breach overpass from January 2024 to November 2025 carries a positive per-overpass slope; the 14/14 sign consistency and the effect size, not the p-value, are the evidence that the new state persists beyond the drainage transient.</w:t>
+        <w:t>Classified residual water bodies sit below the adjacent channel stem: median offset -0.595 m (NMAD 0.459 m; p05 -1.19, p95 +0.51 m; 15.3% lie above the stem; n = 678), consistent with disconnected remnants perched in depressions rather than with a continuous surface.</w:t>
       </w:r>
     </w:p>
     <w:p>
@@ -2056,7 +2201,7 @@
         <w:pStyle w:val="Heading1"/>
       </w:pPr>
       <w:r>
-        <w:t>6.9 Downstream geometry</w:t>
+        <w:t>6.8 Persistence</w:t>
       </w:r>
     </w:p>
     <w:p>
@@ -2065,15 +2210,15 @@
         <w:jc w:val="both"/>
       </w:pPr>
       <w:r>
-        <w:t>The channel between the dam and Kherson has also changed geometry — its wetted width on comparable dates is larger after the breach — but that result, its method and its figure belong to the companion paper, where it serves as a validation target for the two-dimensional model.</w:t>
+        <w:t>Every post-breach overpass from January 2024 to November 2025 carries a positive per-overpass slope; the 14/14 sign consistency and the effect size, not the p-value, are the evidence that the new state persists beyond the drainage transient.</w:t>
       </w:r>
     </w:p>
     <w:p>
       <w:pPr>
-        <w:pStyle w:val="Title"/>
-      </w:pPr>
-      <w:r>
-        <w:t>7. INTERPRETATION</w:t>
+        <w:pStyle w:val="Heading1"/>
+      </w:pPr>
+      <w:r>
+        <w:t>6.9 Downstream geometry</w:t>
       </w:r>
     </w:p>
     <w:p>
@@ -2082,15 +2227,15 @@
         <w:jc w:val="both"/>
       </w:pPr>
       <w:r>
-        <w:t>Reaches released from an impoundment adjust in ways that are neither uniform nor immediate ((Nichols et al., 2017)), and incisional channels formed after dam removal widen and narrow through migrating fronts rather than settling monotonically ((Cantelli et al., 2004); (Cantelli et al., 2007)).</w:t>
+        <w:t>The channel between the dam and Kherson has also changed geometry — its wetted width on comparable dates is larger after the breach — but that result, its method and its figure belong to the companion paper, where it serves as a validation target for the two-dimensional model.</w:t>
       </w:r>
     </w:p>
     <w:p>
       <w:pPr>
-        <w:pStyle w:val="Heading1"/>
-      </w:pPr>
-      <w:r>
-        <w:t>7.1 From an impounded to a river-dominated state</w:t>
+        <w:pStyle w:val="Title"/>
+      </w:pPr>
+      <w:r>
+        <w:t>7. INTERPRETATION</w:t>
       </w:r>
     </w:p>
     <w:p>
@@ -2099,16 +2244,33 @@
         <w:jc w:val="both"/>
       </w:pPr>
       <w:r>
-        <w:t>Before the breach, the historical survey and the pre-breach overpasses agree that this particular impoundment held a near-level surface over the observed reach, with a hydraulic rise smaller than the wind setup and seiche that crossed it (mean hydraulic rise over 183 km: 0 cm (Qmin), 6 cm (Q20%), 42 cm (Q1%) | seiche half-range at an antinode 17.5 cm | wind setup at an end 35 cm (15 m/s) to 148 cm (25 m/s)). After depletion every overpass in the analysis carries a positive downstream gradient, and it does so from the first passes after drainage through to 2025 (Theil-Sen median +3.245 cm/km (2023-07-07..2023-09-07)). We read the change as a transition from a dam-controlled water-surface geometry to a channel-controlled one. That is a diagnosis from the observed surface: it is not an estimate of discharge, nor of friction or energy slope, and it is a statement about this reach rather than about reservoirs and rivers in general, which can both depart from these idealisations under backwater, unsteady flow and appreciable inflow.</w:t>
+        <w:t>Reaches released from an impoundment adjust in ways that are neither uniform nor immediate (Nichols &amp; Viers, 2017), and incisional channels formed after dam removal widen and narrow through migrating fronts rather than settling monotonically (Cantelli et al., 2004; Cantelli et al., 2007).</w:t>
       </w:r>
     </w:p>
     <w:p>
       <w:pPr>
+        <w:pStyle w:val="Heading1"/>
+      </w:pPr>
+      <w:r>
+        <w:t>7.1 From an impounded to a river-dominated state</w:t>
+      </w:r>
+    </w:p>
+    <w:p>
+      <w:pPr>
         <w:spacing w:line="360" w:lineRule="auto"/>
         <w:jc w:val="both"/>
       </w:pPr>
       <w:r>
-        <w:t>The measured geometric change is consistent with a process literature in which the removal of a hydraulic control, or an imposed drawdown of the water surface, accelerates flow and initiates incision and subsequent channel adjustment. Laboratory dam-removal experiments document rapid incision followed by erosional narrowing and later widening ((Cantelli et al., 2004); (Cantelli et al., 2007)), and field-scale levee breaches show that an imposed drawdown accelerates flow and promotes incision in the adjacent system ((Nichols et al., 2017)). These are process analogues, not scale equivalents: the first is a flume, the second a levee rather than a reservoir dam, and neither establishes that a persistent satellite-measured gradient is a general diagnostic of release from impoundment.</w:t>
+        <w:t>Before the breach, the historical survey and the pre-breach overpasses agree that this particular impoundment held a near-level surface over the observed reach, with a hydraulic rise smaller than the wind setup and seiche that crossed it (mean hydraulic rise over 183 km: 0 cm (Qmin), 6 cm (Q20%), 42 cm (Q1%) | seiche half-range at an antinode 17.5 cm | wind setup at an end 35 cm (15 m/s) to 148 cm (25 m/s)). After depletion every overpass in the analysis carries a positive downstream gradient, and it does so from the first passes after drainage through to 2025 (Theil-Sen median +3.245 cm/km (2023-07-07..2023-09-07)). We read the change as a transition from a dam-controlled water-surface geometry to a channel-controlled one. That is a diagnosis from the observed surface: it is not an estimate of discharge, nor of friction or energy slope, and it is a statement about this reach rather than about reservoirs and rivers in general, which can both depart from these idealisations under backwater, unsteady flow and appreciable inflow.</w:t>
+      </w:r>
+    </w:p>
+    <w:p>
+      <w:pPr>
+        <w:spacing w:line="360" w:lineRule="auto"/>
+        <w:jc w:val="both"/>
+      </w:pPr>
+      <w:r>
+        <w:t>The measured geometric change is consistent with a process literature in which the removal of a hydraulic control, or an imposed drawdown of the water surface, accelerates flow and initiates incision and subsequent channel adjustment. Laboratory dam-removal experiments document rapid incision followed by erosional narrowing and later widening (Cantelli et al., 2004; Cantelli et al., 2007), and field-scale levee breaches show that an imposed drawdown accelerates flow and promotes incision in the adjacent system (Nichols &amp; Viers, 2017). These are process analogues, not scale equivalents: the first is a flume, the second a levee rather than a reservoir dam, and neither establishes that a persistent satellite-measured gradient is a general diagnostic of release from impoundment.</w:t>
       </w:r>
     </w:p>
     <w:p>
@@ -2817,7 +2979,7 @@
         <w:jc w:val="both"/>
       </w:pPr>
       <w:r>
-        <w:t>The channel-restricted slope control is underpowered (Theil-Sen difference +1.109 cm/km, 95% CI [-0.086, +2.186]). The slope–discharge relation after the breach is not testable: . The survey epoch of the soundings is unrecorded (no epoch), the Baltic realisation of the historical tables is unstated, three co-located SWOT–ICESat-2 overpasses exist, and no wind record covers the 5 April 2023 anomaly. The quasigeoid raster is identified but its copy is not documented: its dimensions, resolution and extent match the full-resolution EGG2015 product uniquely, and that product is a restricted rather than a public release, but the acquisition record and licence of this file could not be reconstructed (). This is a data-provenance and reproducibility limitation rather than a numerical one, and it constrains what may be redistributed rather than what may be concluded.</w:t>
+        <w:t>The channel-restricted slope control is underpowered (Theil-Sen difference +1.109 cm/km, 95% CI [-0.086, +2.186]). The slope–discharge relation after the breach is not testable: Slope depends on discharge differently after the breach (beta3 = Q x POST). The survey epoch of the soundings is unrecorded (no epoch), the Baltic realisation of the historical tables is unstated, three co-located SWOT–ICESat-2 overpasses exist, and no wind record covers the 5 April 2023 anomaly. The quasigeoid grid is the full-resolution EGG2015 product, licensed from its author and used before in the same vertical harmonisation (Nikoriak et al., 2026). Because that grid is a restricted rather than a public release — the public release is coarser by an order of magnitude — it cannot be redistributed with the data of this paper, and a reader reproducing the work must obtain it on the same terms. That is a constraint on redistribution, not on the result.</w:t>
       </w:r>
     </w:p>
     <w:p>
@@ -2885,6 +3047,60 @@
       </w:pPr>
       <w:r>
         <w:t>REFERENCES</w:t>
+      </w:r>
+    </w:p>
+    <w:p>
+      <w:pPr>
+        <w:spacing w:line="360" w:lineRule="auto"/>
+        <w:jc w:val="both"/>
+      </w:pPr>
+      <w:r>
+        <w:t>- [CRS_EU_UA_KRON_EVRF2019ZERO] BKG (2020). UA_KRON / NH to EVRF2019zero — description of transformation (grid idw_ua_2019_z.asc, inverse distance weighted). CRS-EU. https://www.crs-geo.eu/crs/descrtrans/eu-descrtrans.php?crs_id=dFVBX0tST04gLyBOSA==&amp;op_id=VUFfS1JPTiAvIE5IIHRvIEVWUkYyMDE5emVybw==&amp;tr_one=0</w:t>
+      </w:r>
+    </w:p>
+    <w:p>
+      <w:pPr>
+        <w:spacing w:line="360" w:lineRule="auto"/>
+        <w:jc w:val="both"/>
+      </w:pPr>
+      <w:r>
+        <w:t>- [EGG2015]</w:t>
+      </w:r>
+    </w:p>
+    <w:p>
+      <w:pPr>
+        <w:spacing w:line="360" w:lineRule="auto"/>
+        <w:jc w:val="both"/>
+      </w:pPr>
+      <w:r>
+        <w:t>- [EVRF2019]</w:t>
+      </w:r>
+    </w:p>
+    <w:p>
+      <w:pPr>
+        <w:spacing w:line="360" w:lineRule="auto"/>
+        <w:jc w:val="both"/>
+      </w:pPr>
+      <w:r>
+        <w:t>- [IAG_RESOLUTION_16_1983]</w:t>
+      </w:r>
+    </w:p>
+    <w:p>
+      <w:pPr>
+        <w:spacing w:line="360" w:lineRule="auto"/>
+        <w:jc w:val="both"/>
+      </w:pPr>
+      <w:r>
+        <w:t>- [ICESAT2_ATL03_ATBD]</w:t>
+      </w:r>
+    </w:p>
+    <w:p>
+      <w:pPr>
+        <w:spacing w:line="360" w:lineRule="auto"/>
+        <w:jc w:val="both"/>
+      </w:pPr>
+      <w:r>
+        <w:t>- [ICESAT2_ATL13_ATBD]</w:t>
       </w:r>
     </w:p>
     <w:p>
@@ -2983,6 +3199,42 @@
         <w:jc w:val="both"/>
       </w:pPr>
       <w:r>
+        <w:t xml:space="preserve">- [efron1979] Efron, B. (1979). Bootstrap Methods: Another Look at the Jackknife. </w:t>
+      </w:r>
+      <w:r>
+        <w:rPr>
+          <w:i/>
+        </w:rPr>
+        <w:t>The Annals of Statistics</w:t>
+      </w:r>
+      <w:r>
+        <w:t>. https://doi.org/10.1214/aos/1176344552</w:t>
+      </w:r>
+    </w:p>
+    <w:p>
+      <w:pPr>
+        <w:spacing w:line="360" w:lineRule="auto"/>
+        <w:jc w:val="both"/>
+      </w:pPr>
+      <w:r>
+        <w:t xml:space="preserve">- [ernst2004] Ernst, Michael D. (2004). Permutation Methods: A Basis for Exact Inference. </w:t>
+      </w:r>
+      <w:r>
+        <w:rPr>
+          <w:i/>
+        </w:rPr>
+        <w:t>Statistical Science</w:t>
+      </w:r>
+      <w:r>
+        <w:t>. https://doi.org/10.1214/088342304000000396</w:t>
+      </w:r>
+    </w:p>
+    <w:p>
+      <w:pPr>
+        <w:spacing w:line="360" w:lineRule="auto"/>
+        <w:jc w:val="both"/>
+      </w:pPr>
+      <w:r>
         <w:t xml:space="preserve">- [featherstone2011] Featherstone, W. E.; Kirby, J. F.; Hirt, C.; Filmer, M. S.; Claessens, S. J.; Brown, N. J.; Hu, G.; Johnston, G. M. (2011). The AUSGeoid09 model of the Australian Height Datum. </w:t>
       </w:r>
       <w:r>
@@ -3001,6 +3253,24 @@
         <w:jc w:val="both"/>
       </w:pPr>
       <w:r>
+        <w:t xml:space="preserve">- [hurlbert1984] Hurlbert, Stuart H. (1984). Pseudoreplication and the Design of Ecological Field Experiments. </w:t>
+      </w:r>
+      <w:r>
+        <w:rPr>
+          <w:i/>
+        </w:rPr>
+        <w:t>Ecological Monographs</w:t>
+      </w:r>
+      <w:r>
+        <w:t>. https://doi.org/10.2307/1942661</w:t>
+      </w:r>
+    </w:p>
+    <w:p>
+      <w:pPr>
+        <w:spacing w:line="360" w:lineRule="auto"/>
+        <w:jc w:val="both"/>
+      </w:pPr>
+      <w:r>
         <w:t xml:space="preserve">- [jiang2025] Jiang, Liguang; Nielsen, Karina; Andersen, Ole B.; Liu, Junguo (2025). SWOT Reveals Detailed Dynamics of Longitudinal River Slope in the Missouri River Basin. </w:t>
       </w:r>
       <w:r>
@@ -3109,6 +3379,24 @@
         <w:jc w:val="both"/>
       </w:pPr>
       <w:r>
+        <w:t xml:space="preserve">- [nikoriak2026] Nikoriak, V.V.; Osypov, V.V.; Osadcha, N.M. (2026). Validation of global elevation models using ICESat-2 LiDAR data for floodplain modeling in the Ukrainian Carpathians. </w:t>
+      </w:r>
+      <w:r>
+        <w:rPr>
+          <w:i/>
+        </w:rPr>
+        <w:t>Geofizicheskiy Zhurnal</w:t>
+      </w:r>
+      <w:r>
+        <w:t>. https://doi.org/10.24028/gj.v48i2.346831</w:t>
+      </w:r>
+    </w:p>
+    <w:p>
+      <w:pPr>
+        <w:spacing w:line="360" w:lineRule="auto"/>
+        <w:jc w:val="both"/>
+      </w:pPr>
+      <w:r>
         <w:t xml:space="preserve">- [penna2013] Penna, N. T.; Featherstone, W. E.; Gazeaux, J.; Bingham, R. J. (2013). The apparent British sea slope is caused by systematic errors in the levelling-based vertical datum. </w:t>
       </w:r>
       <w:r>
@@ -3173,6 +3461,42 @@
       </w:r>
       <w:r>
         <w:t>. https://doi.org/10.1007/s00190-026-02096-z</w:t>
+      </w:r>
+    </w:p>
+    <w:p>
+      <w:pPr>
+        <w:spacing w:line="360" w:lineRule="auto"/>
+        <w:jc w:val="both"/>
+      </w:pPr>
+      <w:r>
+        <w:t xml:space="preserve">- [sen1968] Sen, Pranab Kumar (1968). Estimates of the Regression Coefficient Based on Kendall's Tau. </w:t>
+      </w:r>
+      <w:r>
+        <w:rPr>
+          <w:i/>
+        </w:rPr>
+        <w:t>Journal of the American Statistical Association</w:t>
+      </w:r>
+      <w:r>
+        <w:t>. https://doi.org/10.1080/01621459.1968.10480934</w:t>
+      </w:r>
+    </w:p>
+    <w:p>
+      <w:pPr>
+        <w:spacing w:line="360" w:lineRule="auto"/>
+        <w:jc w:val="both"/>
+      </w:pPr>
+      <w:r>
+        <w:t xml:space="preserve">- [theil1992] Theil, Henri (1992). A Rank-Invariant Method of Linear and Polynomial Regression Analysis. </w:t>
+      </w:r>
+      <w:r>
+        <w:rPr>
+          <w:i/>
+        </w:rPr>
+        <w:t>Advanced Studies in Theoretical and Applied Econometrics</w:t>
+      </w:r>
+      <w:r>
+        <w:t>. https://doi.org/10.1007/978-94-011-2546-8_20</w:t>
       </w:r>
     </w:p>
     <w:p>

--- a/paper_3_audit/paper1_manuscript_en.docx
+++ b/paper_3_audit/paper1_manuscript_en.docx
@@ -1051,6 +1051,69 @@
     </w:p>
     <w:p>
       <w:pPr>
+        <w:spacing w:line="360" w:lineRule="auto"/>
+        <w:jc w:val="both"/>
+      </w:pPr>
+      <w:r>
+        <w:t>The tie to the gauges is not the same thing as a confirmation of the grid, and the two must be reported apart. Each station's alignment constant is well determined — per-station NMAD 0.034–0.06 m (n = 53 matchups at 6 stations) — but across the six stations the empirical offset does not follow the official transformation: Pearson r -0.399 (p 0.433, n = 6 stations); residual +0.173 m, SD 0.037 m, same sign at all stations (regression slope -0.657 ± 0.754; residual range 0.128–0.217 m). All six matchup sets precede the breach by construction, since the reservoir gauge records end on 31 December 2021. Six stations cannot refute a spatial pattern any more than they can confirm one: with n = 6 the correlation test is badly underpowered, so this is an absence of confirmation rather than a contradiction of the official grid. What it does establish is that the satellite branch is tied to the gauges by a constant of about 0.17 m which the transformation does not explain, and that constant must not be read as a validation of the grid's spatial structure.</w:t>
+      </w:r>
+    </w:p>
+    <w:p>
+      <w:pPr>
+        <w:jc w:val="center"/>
+      </w:pPr>
+      <w:r>
+        <w:drawing>
+          <wp:inline xmlns:a="http://schemas.openxmlformats.org/drawingml/2006/main" xmlns:pic="http://schemas.openxmlformats.org/drawingml/2006/picture">
+            <wp:extent cx="5760720" cy="3045168"/>
+            <wp:docPr id="1" name="Picture 1"/>
+            <wp:cNvGraphicFramePr>
+              <a:graphicFrameLocks noChangeAspect="1"/>
+            </wp:cNvGraphicFramePr>
+            <a:graphic>
+              <a:graphicData uri="http://schemas.openxmlformats.org/drawingml/2006/picture">
+                <pic:pic>
+                  <pic:nvPicPr>
+                    <pic:cNvPr id="0" name="F01_gauge_icesat_tie.png"/>
+                    <pic:cNvPicPr/>
+                  </pic:nvPicPr>
+                  <pic:blipFill>
+                    <a:blip r:embed="rId9"/>
+                    <a:stretch>
+                      <a:fillRect/>
+                    </a:stretch>
+                  </pic:blipFill>
+                  <pic:spPr>
+                    <a:xfrm>
+                      <a:off x="0" y="0"/>
+                      <a:ext cx="5760720" cy="3045168"/>
+                    </a:xfrm>
+                    <a:prstGeom prst="rect"/>
+                  </pic:spPr>
+                </pic:pic>
+              </a:graphicData>
+            </a:graphic>
+          </wp:inline>
+        </w:drawing>
+      </w:r>
+    </w:p>
+    <w:p>
+      <w:pPr>
+        <w:spacing w:line="360" w:lineRule="auto"/>
+        <w:jc w:val="both"/>
+      </w:pPr>
+      <w:r>
+        <w:rPr>
+          <w:b/>
+        </w:rPr>
+        <w:t>Figure 1.</w:t>
+      </w:r>
+      <w:r>
+        <w:t xml:space="preserve"> The satellite branch against the gauges, pre-breach. (a) The official BS-77 to EVRF2019 correction against the offset implied by ICESat-2 at the same station; the dashed line is 1:1. (b) Station alignment constants with 95 % bootstrap intervals, ordered by the official correction. The constant is of one sign at every station and averages −17.3 cm.</w:t>
+      </w:r>
+    </w:p>
+    <w:p>
+      <w:pPr>
         <w:pStyle w:val="Heading1"/>
       </w:pPr>
       <w:r>
@@ -1404,7 +1467,7 @@
         <w:drawing>
           <wp:inline xmlns:a="http://schemas.openxmlformats.org/drawingml/2006/main" xmlns:pic="http://schemas.openxmlformats.org/drawingml/2006/picture">
             <wp:extent cx="5760720" cy="2853158"/>
-            <wp:docPr id="1" name="Picture 1"/>
+            <wp:docPr id="2" name="Picture 2"/>
             <wp:cNvGraphicFramePr>
               <a:graphicFrameLocks noChangeAspect="1"/>
             </wp:cNvGraphicFramePr>
@@ -1416,7 +1479,7 @@
                     <pic:cNvPicPr/>
                   </pic:nvPicPr>
                   <pic:blipFill>
-                    <a:blip r:embed="rId9"/>
+                    <a:blip r:embed="rId10"/>
                     <a:stretch>
                       <a:fillRect/>
                     </a:stretch>
@@ -1731,7 +1794,7 @@
           </w:tcPr>
           <w:p>
             <w:r>
-              <w:t>—</w:t>
+              <w:t>median per-pass interval half-width 21.545 cm/km; 3 of 14 passes exclude zero individually</w:t>
             </w:r>
           </w:p>
         </w:tc>
@@ -1741,7 +1804,7 @@
           </w:tcPr>
           <w:p>
             <w:r>
-              <w:t>—</w:t>
+              <w:t>half-width p25-p75 7.198-47.522 cm/km</w:t>
             </w:r>
           </w:p>
         </w:tc>
@@ -1751,7 +1814,7 @@
           </w:tcPr>
           <w:p>
             <w:r>
-              <w:t>—</w:t>
+              <w:t>14 passes, 6 beam medians each</w:t>
             </w:r>
           </w:p>
         </w:tc>
@@ -1773,7 +1836,7 @@
           </w:tcPr>
           <w:p>
             <w:r>
-              <w:t>—</w:t>
+              <w:t>median per-pass interval half-width 2.129 cm/km; 0 of 14 passes exclude zero</w:t>
             </w:r>
           </w:p>
         </w:tc>
@@ -1793,7 +1856,7 @@
           </w:tcPr>
           <w:p>
             <w:r>
-              <w:t>—</w:t>
+              <w:t>14 passes</w:t>
             </w:r>
           </w:p>
         </w:tc>
@@ -1815,7 +1878,7 @@
           </w:tcPr>
           <w:p>
             <w:r>
-              <w:t>—</w:t>
+              <w:t>at a 30 km minimum span, 0.112 -&gt; 3.314 cm/km, difference 3.202</w:t>
             </w:r>
           </w:p>
         </w:tc>
@@ -1835,7 +1898,7 @@
           </w:tcPr>
           <w:p>
             <w:r>
-              <w:t>—</w:t>
+              <w:t>4 pre / 6 post</w:t>
             </w:r>
           </w:p>
         </w:tc>
@@ -1976,7 +2039,7 @@
         <w:drawing>
           <wp:inline xmlns:a="http://schemas.openxmlformats.org/drawingml/2006/main" xmlns:pic="http://schemas.openxmlformats.org/drawingml/2006/picture">
             <wp:extent cx="5760720" cy="2675445"/>
-            <wp:docPr id="2" name="Picture 2"/>
+            <wp:docPr id="3" name="Picture 3"/>
             <wp:cNvGraphicFramePr>
               <a:graphicFrameLocks noChangeAspect="1"/>
             </wp:cNvGraphicFramePr>
@@ -1988,7 +2051,7 @@
                     <pic:cNvPicPr/>
                   </pic:nvPicPr>
                   <pic:blipFill>
-                    <a:blip r:embed="rId10"/>
+                    <a:blip r:embed="rId11"/>
                     <a:stretch>
                       <a:fillRect/>
                     </a:stretch>
@@ -2045,7 +2108,7 @@
         <w:t>across</w:t>
       </w:r>
       <w:r>
-        <w:t xml:space="preserve"> overpasses. It is not a statement about any single pass, and the two must not be read as one. Fitted through six beam-median points over some 25 km, an individual post-breach slope is poorly resolved: A single overpass does not resolve the post-breach gradient: a Theil-Sen fit through six beam-median points over some 25 km carries an interval far wider than the slope itself, and only a minority of individual post-breach passes exclude zero on their own. (; n = ). Before the breach the same fit is far tighter — The same quantity before the breach, where the level surface is fitted far more tightly. — because a level surface offers no leverage for disagreement between beams, whereas a sloping, spatially heterogeneous one does.</w:t>
+        <w:t xml:space="preserve"> overpasses. It is not a statement about any single pass, and the two must not be read as one. Fitted through six beam-median points over some 25 km, an individual post-breach slope is poorly resolved: median per-pass interval half-width 21.545 cm/km; 3 of 14 passes exclude zero individually (half-width p25-p75 7.198-47.522 cm/km; n = 14 passes, 6 beam medians each). Before the breach the same fit is far tighter — median per-pass interval half-width 2.129 cm/km; 0 of 14 passes exclude zero — because a level surface offers no leverage for disagreement between beams, whereas a sloping, spatially heterogeneous one does.</w:t>
       </w:r>
     </w:p>
     <w:p>
@@ -2071,7 +2134,7 @@
         <w:jc w:val="both"/>
       </w:pPr>
       <w:r>
-        <w:t>The contrast survives a stricter minimum chainage span, at the cost of sample size. (n = ). The 10 km and 20 km thresholds are not binding: the shortest fitted span in the sample is 20.3 km, so those rows repeat the headline rather than testing it. At 40 km only three passes per period remain and the difference falls to +2.988 cm/km.</w:t>
+        <w:t>at a 30 km minimum span, 0.112 -&gt; 3.314 cm/km, difference 3.202 (n = 4 pre / 6 post). The 10 km and 20 km thresholds are not binding: the shortest fitted span in the sample is 20.3 km, so those rows repeat the headline rather than testing it. At 40 km only three passes per period remain and the difference falls to +2.988 cm/km.</w:t>
       </w:r>
     </w:p>
     <w:p>
@@ -2116,7 +2179,7 @@
         <w:drawing>
           <wp:inline xmlns:a="http://schemas.openxmlformats.org/drawingml/2006/main" xmlns:pic="http://schemas.openxmlformats.org/drawingml/2006/picture">
             <wp:extent cx="5760720" cy="3900995"/>
-            <wp:docPr id="3" name="Picture 3"/>
+            <wp:docPr id="4" name="Picture 4"/>
             <wp:cNvGraphicFramePr>
               <a:graphicFrameLocks noChangeAspect="1"/>
             </wp:cNvGraphicFramePr>
@@ -2128,7 +2191,7 @@
                     <pic:cNvPicPr/>
                   </pic:nvPicPr>
                   <pic:blipFill>
-                    <a:blip r:embed="rId11"/>
+                    <a:blip r:embed="rId12"/>
                     <a:stretch>
                       <a:fillRect/>
                     </a:stretch>

--- a/paper_3_audit/paper1_manuscript_en.docx
+++ b/paper_3_audit/paper1_manuscript_en.docx
@@ -132,7 +132,7 @@
         <w:jc w:val="both"/>
       </w:pPr>
       <w:r>
-        <w:t>Post-breach studies of the site have characterised the event predominantly through planform quantities — water extent, exposed area and their change (Vyshnevskyi et al., 2023; Maksymenko &amp; Bezsonnyi, 2026).</w:t>
+        <w:t>Post-breach studies of the site have characterised the event predominantly through planform quantities — water extent, exposed area and their change. Water occurrence and surface-area change have been mapped from optical imagery (Kozlova et al., 2024; Sazonenko et al., 2024; Maksymenko &amp; Bezsonnyi, 2026), the environmental consequences catalogued (Vyshnevskyi et al., 2023; Shumilova et al., 2025), and the breach itself reconstructed hydrodynamically (Kadam et al., 2024).</w:t>
       </w:r>
     </w:p>
     <w:p>
@@ -203,7 +203,7 @@
         <w:jc w:val="both"/>
       </w:pPr>
       <w:r>
-        <w:t>ICESat-2 photon-counting lidar and SWOT Ka-band interferometry observe water-surface elevation along tracks and across swaths rather than at virtual stations, so they can resolve the longitudinal gradient of a reach directly (Scherer et al., 2022; Musaeus et al., 2024; Dhote et al., 2024), and reach-scale slope is now produced globally from ICESat-2 (Scherer et al., 2023) and mapped dynamically by SWOT (Jiang et al., 2025; Ledauphin et al., 2025) — provided that thousands of along-track measurements from one pass are not mistaken for thousands of independent observations, and provided that heights reported on different ellipsoids, geoids and permanent-tide conventions are reduced to one frame before they are compared. Hydraulic models informed by such elevations are only as good as that reduction (Bauer-Gottwein et al., 2023).</w:t>
+        <w:t>ICESat-2 photon-counting lidar and SWOT Ka-band interferometry observe water-surface elevation along tracks and across swaths rather than at virtual stations, so they can resolve the longitudinal gradient of a reach directly (Scherer et al., 2022; Musaeus et al., 2024; Dhote et al., 2024), with dedicated tooling for the ICESat-2 case (Christoffersen et al., 2023) and multi-mission methods for level series (Nielsen et al., 2022); reach-scale slope is now produced globally from ICESat-2 (Scherer et al., 2023) and mapped dynamically by SWOT (Jiang et al., 2025; Ledauphin et al., 2025; Huang &amp; Gao, 2026) — provided that thousands of along-track measurements from one pass are not mistaken for thousands of independent observations, and provided that heights reported on different ellipsoids, geoids and permanent-tide conventions are reduced to one frame before they are compared. Hydraulic models informed by such elevations are only as good as that reduction (Bauer-Gottwein et al., 2023).</w:t>
       </w:r>
     </w:p>
     <w:p>
@@ -220,7 +220,7 @@
         <w:jc w:val="both"/>
       </w:pPr>
       <w:r>
-        <w:t>Gauge stages in Baltic 1977, ICESat-2 heights in a tide-free ellipsoidal system, SWOT heights with tide fields supplied but not applied, and a legacy survey reduced to an operating level are four surfaces. The corrections between them are of the same order as the hydraulic signal sought — centimetres per kilometre over tens of kilometres — so the harmonisation is not a preprocessing convenience but the method itself. Height-datum unification is a mature discipline in geodesy (Barzaghi et al., 2020; Featherstone et al., 2011; Schwabe et al., 2026), and the consequence of neglecting it — an apparent gradient produced by the levelling network rather than by the water — is documented (Penna et al., 2013).</w:t>
+        <w:t>Gauge stages in Baltic 1977, ICESat-2 heights in a tide-free ellipsoidal system, SWOT heights with tide fields supplied but not applied, and a legacy survey reduced to an operating level are four surfaces. The corrections between them are of the same order as the hydraulic signal sought — centimetres per kilometre over tens of kilometres — so the harmonisation is not a preprocessing convenience but the method itself. Height-datum unification is a mature discipline in geodesy (Barzaghi et al., 2020; Featherstone et al., 2011; Schwabe et al., 2026; Zhang et al., 2020), the Ukrainian height system is itself mid-transition (Trevoho et al., 2021; Стопхай та ін., 2026), and the consequence of neglecting it — an apparent gradient produced by the levelling network rather than by the water — is documented (Penna et al., 2013).</w:t>
       </w:r>
     </w:p>
     <w:p>
@@ -522,7 +522,7 @@
         <w:jc w:val="both"/>
       </w:pPr>
       <w:r>
-        <w:t>For every overpass the beam-median water-surface elevation of each of the six beams is regressed on chainage; the Theil–Sen estimator (Theil, 1992; Sen, 1968) is primary and ordinary least squares the sensitivity check. One overpass is the independent unit (Hurlbert, 1984): segments and beams within a pass share the atmosphere and the water state and are never treated as replicates. The pre/post contrast uses a bootstrap on the difference of medians (Efron, 1979), a two-sided permutation test (Ernst, 2004) and a sign test, and is repeated at minimum spans of 10, 20, 30 and 40 km.</w:t>
+        <w:t>For every overpass the beam-median water-surface elevation of each of the six beams is regressed on chainage; the Theil–Sen estimator (Theil, 1992; Sen, 1968) is primary and ordinary least squares the sensitivity check. One overpass is the independent unit (Hurlbert, 1984; Alston et al., 2022): segments and beams within a pass share the atmosphere and the water state and are never treated as replicates. The pre/post contrast uses a bootstrap on the difference of medians (Efron, 1979), a two-sided permutation test (Ernst, 2004) and a sign test, and is repeated at minimum spans of 10, 20, 30 and 40 km.</w:t>
       </w:r>
     </w:p>
     <w:p>
@@ -590,7 +590,7 @@
         <w:jc w:val="both"/>
       </w:pPr>
       <w:r>
-        <w:t>Every statistic names its independent unit. Absence statements about the literature are made only for a screened sample with a stated denominator, and only after retrieval has been validated against hold-out controls.</w:t>
+        <w:t>Every statistic names its independent unit, and where a model is scored the folds are blocked in space rather than drawn at random (Pohjankukka et al., 2017). Absence statements about the literature are made only for a screened sample with a stated denominator, and only after retrieval has been validated against hold-out controls.</w:t>
       </w:r>
     </w:p>
     <w:p>
@@ -1046,7 +1046,7 @@
         <w:rPr>
           <w:i/>
         </w:rPr>
-        <w:t>Residuals are medians unless a confidence interval is given. The quasigeoid raster in production (G2) has no citable upstream source; see Section 7.9.</w:t>
+        <w:t>Residuals are medians unless a confidence interval is given. The quasigeoid raster in production (G2) is licensed and its geometry verified; see Section 7.9.</w:t>
       </w:r>
     </w:p>
     <w:p>
@@ -1055,7 +1055,7 @@
         <w:jc w:val="both"/>
       </w:pPr>
       <w:r>
-        <w:t>The tie to the gauges is not the same thing as a confirmation of the grid, and the two must be reported apart. Each station's alignment constant is well determined — per-station NMAD 0.034–0.06 m (n = 53 matchups at 6 stations) — but across the six stations the empirical offset does not follow the official transformation: Pearson r -0.399 (p 0.433, n = 6 stations); residual +0.173 m, SD 0.037 m, same sign at all stations (regression slope -0.657 ± 0.754; residual range 0.128–0.217 m). All six matchup sets precede the breach by construction, since the reservoir gauge records end on 31 December 2021. Six stations cannot refute a spatial pattern any more than they can confirm one: with n = 6 the correlation test is badly underpowered, so this is an absence of confirmation rather than a contradiction of the official grid. What it does establish is that the satellite branch is tied to the gauges by a constant of about 0.17 m which the transformation does not explain, and that constant must not be read as a validation of the grid's spatial structure.</w:t>
+        <w:t>The tie to the gauges is not the same thing as a confirmation of the grid, and the two must be reported apart. Each station's alignment constant is well determined — within-station NMAD 0.034–0.06 m against a between-station SD of 0.037 m (n = 53 pre-breach matchups at 6 stations) — but across the six stations the empirical offset does not follow the official transformation: EGG2015 → EVRF2019 corrector -0.173 m (median -0.170), SD 0.037 m, range 0.090 m (no resolvable drift along the reach, on the six points available — one per gauge, enough only to catch a gross trend: -0.018 ± 0.023 m per degree of longitude (p 0.488)). All six matchup sets precede the breach by construction, since the reservoir gauge records end on 31 December 2021. The step is larger than the EVRF2007-to-EVRF2019 difference alone is assumed to be, which the production configuration sets to zero at the centimetre level, so it also carries the ATL13 water-surface bias. The two cannot be separated with these data; a national quasigeoid (UKG2025) would make the geodetic part directly computable and is the strongest available next test. Until then the corrector is applied as one empirical constant per station and is not attributed to either cause.</w:t>
       </w:r>
     </w:p>
     <w:p>
@@ -1065,7 +1065,7 @@
       <w:r>
         <w:drawing>
           <wp:inline xmlns:a="http://schemas.openxmlformats.org/drawingml/2006/main" xmlns:pic="http://schemas.openxmlformats.org/drawingml/2006/picture">
-            <wp:extent cx="5760720" cy="3045168"/>
+            <wp:extent cx="5760720" cy="2638038"/>
             <wp:docPr id="1" name="Picture 1"/>
             <wp:cNvGraphicFramePr>
               <a:graphicFrameLocks noChangeAspect="1"/>
@@ -1086,7 +1086,7 @@
                   <pic:spPr>
                     <a:xfrm>
                       <a:off x="0" y="0"/>
-                      <a:ext cx="5760720" cy="3045168"/>
+                      <a:ext cx="5760720" cy="2638038"/>
                     </a:xfrm>
                     <a:prstGeom prst="rect"/>
                   </pic:spPr>
@@ -1109,7 +1109,7 @@
         <w:t>Figure 1.</w:t>
       </w:r>
       <w:r>
-        <w:t xml:space="preserve"> The satellite branch against the gauges, pre-breach. (a) The official BS-77 to EVRF2019 correction against the offset implied by ICESat-2 at the same station; the dashed line is 1:1. (b) Station alignment constants with 95 % bootstrap intervals, ordered by the official correction. The constant is of one sign at every station and averages −17.3 cm.</w:t>
+        <w:t xml:space="preserve"> The EGG2015-to-EVRF2019 corrector at six reservoir gauges, pre-breach. (a) Station alignment constants with 95 % bootstrap intervals; every station gives the same sign and the mean is −17.3 cm. (b) The same constants against longitude along the reach, with a linear fit. The reach has only six gauges, so this fit has six independent points and cannot be read as more than a check for a gross trend — it rules out nothing subtler than that.</w:t>
       </w:r>
     </w:p>
     <w:p>
@@ -1177,7 +1177,7 @@
         <w:jc w:val="both"/>
       </w:pPr>
       <w:r>
-        <w:t>observed -18.1 cm; expected +5.9 cm from gauge +10.0 cm/day over dt 14.2 h (residual after applying the hydrological term: -24.0 cm (worse)). No wind or pressure record exists for that day, so wind setup can be neither confirmed nor excluded; this remains a limitation.</w:t>
+        <w:t>observed -18.1 cm; expected +5.9 cm from gauge +10.0 cm/day over dt 14.2 h (residual after applying the hydrological term: -24.0 cm (worse)). No wind or pressure record exists for that day, so wind setup can be neither confirmed nor excluded (Roy et al., 2017); this remains a limitation.</w:t>
       </w:r>
     </w:p>
     <w:p>
@@ -2333,7 +2333,7 @@
         <w:jc w:val="both"/>
       </w:pPr>
       <w:r>
-        <w:t>The measured geometric change is consistent with a process literature in which the removal of a hydraulic control, or an imposed drawdown of the water surface, accelerates flow and initiates incision and subsequent channel adjustment. Laboratory dam-removal experiments document rapid incision followed by erosional narrowing and later widening (Cantelli et al., 2004; Cantelli et al., 2007), and field-scale levee breaches show that an imposed drawdown accelerates flow and promotes incision in the adjacent system (Nichols &amp; Viers, 2017). These are process analogues, not scale equivalents: the first is a flume, the second a levee rather than a reservoir dam, and neither establishes that a persistent satellite-measured gradient is a general diagnostic of release from impoundment.</w:t>
+        <w:t>The measured geometric change is consistent with a process literature in which the removal of a hydraulic control, or an imposed drawdown of the water surface, accelerates flow and initiates incision and subsequent channel adjustment. Laboratory dam-removal experiments document rapid incision followed by erosional narrowing and later widening (Cantelli et al., 2004; Cantelli et al., 2007), and field-scale levee breaches show that an imposed drawdown accelerates flow and promotes incision in the adjacent system (Nichols &amp; Viers, 2017; Nienhuis et al., 2018). Downstream of removed or breached dams, channel form and riparian structure have been observed to change over years rather than seasons (Skalak et al., 2009; Green &amp; Westbrook, 2009). These are process analogues, not scale equivalents: the first is a flume, the second a levee rather than a reservoir dam, and neither establishes that a persistent satellite-measured gradient is a general diagnostic of release from impoundment.</w:t>
       </w:r>
     </w:p>
     <w:p>
@@ -3172,6 +3172,24 @@
         <w:jc w:val="both"/>
       </w:pPr>
       <w:r>
+        <w:t>- [STOPKHAI_2026_BS77_EVRF2019] Стопхай, Ю., Матвійчук, І., Данильчук, Д., Жолоб, О., Прищепа, С., &amp; Чорнокнижний, О. (2026). Розроблення моделі для переходу від Балтійської системи висот 1977 р. до Європейської вертикальної референцної системи (EVRS) для території України. Сучасні досягнення геодезичної науки та виробництва, І(51), 62–67. https://zgt.com.ua/wp-content/uploads/2026/06/9.pdf</w:t>
+      </w:r>
+    </w:p>
+    <w:p>
+      <w:pPr>
+        <w:spacing w:line="360" w:lineRule="auto"/>
+        <w:jc w:val="both"/>
+      </w:pPr>
+      <w:r>
+        <w:t>- [alston2022] Alston, Jesse M.; Fleming, Christen H.; Kays, Roland; Streicher, Jarryd P.; Downs, Colleen T.; Ramesh, Tharmalingam; Calabrese, Justin M. (2022). Mitigating pseudoreplication and bias in resource selection functions with autocorrelation-informed weighting. **. https://doi.org/10.1101/2022.04.21.489059</w:t>
+      </w:r>
+    </w:p>
+    <w:p>
+      <w:pPr>
+        <w:spacing w:line="360" w:lineRule="auto"/>
+        <w:jc w:val="both"/>
+      </w:pPr>
+      <w:r>
         <w:t xml:space="preserve">- [barzaghi2020] Barzaghi, Riccardo; De Gaetani, Carlo Iapige; Betti, Barbara (2020). The worldwide physical height datum project. </w:t>
       </w:r>
       <w:r>
@@ -3244,6 +3262,24 @@
         <w:jc w:val="both"/>
       </w:pPr>
       <w:r>
+        <w:t xml:space="preserve">- [christoffersen2023] Christoffersen, Linda; Bauer-Gottwein, Peter; Sørensen, Louise Sandberg; Nielsen, Karina (2023). ICE2WSS; An R package for estimating river water surface slopes from ICESat-2. </w:t>
+      </w:r>
+      <w:r>
+        <w:rPr>
+          <w:i/>
+        </w:rPr>
+        <w:t>Environmental Modelling &amp;amp; Software</w:t>
+      </w:r>
+      <w:r>
+        <w:t>. https://doi.org/10.1016/j.envsoft.2023.105789</w:t>
+      </w:r>
+    </w:p>
+    <w:p>
+      <w:pPr>
+        <w:spacing w:line="360" w:lineRule="auto"/>
+        <w:jc w:val="both"/>
+      </w:pPr>
+      <w:r>
         <w:t xml:space="preserve">- [dhote2024] Dhote, Pankaj R.; Agarwal, Ankit; Singhal, Gaurish; Calmant, Stephane; Thakur, Praveen K.; Oubanas, Hind; Paris, Adrien; Singh, Raghavendra P. (2024). River Water Level and Water Surface Slope Measurement From Spaceborne Radar and LiDAR Altimetry: Evaluation and Implications for Hydrological Studies in the Ganga River. </w:t>
       </w:r>
       <w:r>
@@ -3316,6 +3352,42 @@
         <w:jc w:val="both"/>
       </w:pPr>
       <w:r>
+        <w:t xml:space="preserve">- [green2009] Green, Kim C.; Westbrook, Cherie J. (2009). Changes in riparian area structure, channel hydraulics, and sediment yield following loss of beaver dams. </w:t>
+      </w:r>
+      <w:r>
+        <w:rPr>
+          <w:i/>
+        </w:rPr>
+        <w:t>Journal of Ecosystems and Management</w:t>
+      </w:r>
+      <w:r>
+        <w:t>. https://doi.org/10.22230/jem.2009v10n1a412</w:t>
+      </w:r>
+    </w:p>
+    <w:p>
+      <w:pPr>
+        <w:spacing w:line="360" w:lineRule="auto"/>
+        <w:jc w:val="both"/>
+      </w:pPr>
+      <w:r>
+        <w:t xml:space="preserve">- [huang2026] Huang, Chi Hsiang; Gao, Huilin (2026). The Potential for Leveraging SWOT‐Mapped Uneven Water Surface Elevations to Enhance ICESat‐2–Derived Lake Levels. </w:t>
+      </w:r>
+      <w:r>
+        <w:rPr>
+          <w:i/>
+        </w:rPr>
+        <w:t>Geophysical Research Letters</w:t>
+      </w:r>
+      <w:r>
+        <w:t>. https://doi.org/10.1029/2025gl119771</w:t>
+      </w:r>
+    </w:p>
+    <w:p>
+      <w:pPr>
+        <w:spacing w:line="360" w:lineRule="auto"/>
+        <w:jc w:val="both"/>
+      </w:pPr>
+      <w:r>
         <w:t xml:space="preserve">- [hurlbert1984] Hurlbert, Stuart H. (1984). Pseudoreplication and the Design of Ecological Field Experiments. </w:t>
       </w:r>
       <w:r>
@@ -3352,6 +3424,42 @@
         <w:jc w:val="both"/>
       </w:pPr>
       <w:r>
+        <w:t xml:space="preserve">- [kadam2024] Kadam, Piyusha B.; Thakur, Praveen K.; Dwivedi, Sanjay K.; Garg, Vaibhav; Dhote, Pankja R. (2024). Dam Breach Analysis and Damage Assessment of Nova Kakhovka Dam using Satellite data and 1D and 2D Hydrodynamic Modeling. </w:t>
+      </w:r>
+      <w:r>
+        <w:rPr>
+          <w:i/>
+        </w:rPr>
+        <w:t>The International Archives of the Photogrammetry, Remote Sensing and Spatial Information Sciences</w:t>
+      </w:r>
+      <w:r>
+        <w:t>. https://doi.org/10.5194/isprs-archives-xlviii-3-2024-251-2024</w:t>
+      </w:r>
+    </w:p>
+    <w:p>
+      <w:pPr>
+        <w:spacing w:line="360" w:lineRule="auto"/>
+        <w:jc w:val="both"/>
+      </w:pPr>
+      <w:r>
+        <w:t xml:space="preserve">- [kozlova2024] Kozlova, A.; Lischenko, L.; Andreiev, A.; Lubskyi, M.; Lysenko, A. (2024). Water Occurrence Mapping of Kakhovka Reservoir after the Dam Destruction. </w:t>
+      </w:r>
+      <w:r>
+        <w:rPr>
+          <w:i/>
+        </w:rPr>
+        <w:t>International Conference of Young Professionals «GeoTerrace-2024»</w:t>
+      </w:r>
+      <w:r>
+        <w:t>. https://doi.org/10.3997/2214-4609.2024510066</w:t>
+      </w:r>
+    </w:p>
+    <w:p>
+      <w:pPr>
+        <w:spacing w:line="360" w:lineRule="auto"/>
+        <w:jc w:val="both"/>
+      </w:pPr>
+      <w:r>
         <w:t xml:space="preserve">- [ledauphin2025] Ledauphin, T.; Garambois, P.‐A.; Larnier, K.; Azzoni, M.; Emery, C.; Picot, N.; Amzil, S.; Fjørtoft, R.; Maxant, J.; Yésou, H. (2025). Assessing SWOT's Hydraulic Visibility on the Rhine: Precision Flow Lines and Slope‐Based Flood Wave Propagation Signatures. </w:t>
       </w:r>
       <w:r>
@@ -3442,6 +3550,42 @@
         <w:jc w:val="both"/>
       </w:pPr>
       <w:r>
+        <w:t xml:space="preserve">- [nielsen2022] Nielsen, Karina; Zakharova, Elena; Tarpanelli, Angelica; Andersen, Ole B.; Benveniste, Jérôme (2022). River levels from multi mission altimetry, a statistical approach. </w:t>
+      </w:r>
+      <w:r>
+        <w:rPr>
+          <w:i/>
+        </w:rPr>
+        <w:t>Remote Sensing of Environment</w:t>
+      </w:r>
+      <w:r>
+        <w:t>. https://doi.org/10.1016/j.rse.2021.112876</w:t>
+      </w:r>
+    </w:p>
+    <w:p>
+      <w:pPr>
+        <w:spacing w:line="360" w:lineRule="auto"/>
+        <w:jc w:val="both"/>
+      </w:pPr>
+      <w:r>
+        <w:t xml:space="preserve">- [nienhuis2018] Nienhuis, Jaap H.; Törnqvist, Torbjörn E.; Esposito, Christopher R. (2018). Crevasse Splays Versus Avulsions: A Recipe for Land Building With Levee Breaches. </w:t>
+      </w:r>
+      <w:r>
+        <w:rPr>
+          <w:i/>
+        </w:rPr>
+        <w:t>Geophysical Research Letters</w:t>
+      </w:r>
+      <w:r>
+        <w:t>. https://doi.org/10.1029/2018gl077933</w:t>
+      </w:r>
+    </w:p>
+    <w:p>
+      <w:pPr>
+        <w:spacing w:line="360" w:lineRule="auto"/>
+        <w:jc w:val="both"/>
+      </w:pPr>
+      <w:r>
         <w:t xml:space="preserve">- [nikoriak2026] Nikoriak, V.V.; Osypov, V.V.; Osadcha, N.M. (2026). Validation of global elevation models using ICESat-2 LiDAR data for floodplain modeling in the Ukrainian Carpathians. </w:t>
       </w:r>
       <w:r>
@@ -3478,6 +3622,60 @@
         <w:jc w:val="both"/>
       </w:pPr>
       <w:r>
+        <w:t xml:space="preserve">- [pohjankukka2017] Pohjankukka, Jonne; Pahikkala, Tapio; Nevalainen, Paavo; Heikkonen, Jukka (2017). Estimating the prediction performance of spatial models via spatial k-fold cross validation. </w:t>
+      </w:r>
+      <w:r>
+        <w:rPr>
+          <w:i/>
+        </w:rPr>
+        <w:t>International Journal of Geographical Information Science</w:t>
+      </w:r>
+      <w:r>
+        <w:t>. https://doi.org/10.1080/13658816.2017.1346255</w:t>
+      </w:r>
+    </w:p>
+    <w:p>
+      <w:pPr>
+        <w:spacing w:line="360" w:lineRule="auto"/>
+        <w:jc w:val="both"/>
+      </w:pPr>
+      <w:r>
+        <w:t xml:space="preserve">- [roy2017] Roy, Mathieu; Dolcine, Leslie; Fuamba, Musandji (2017). Error Analysis of Wind Effects on Natural Flow Estimation. </w:t>
+      </w:r>
+      <w:r>
+        <w:rPr>
+          <w:i/>
+        </w:rPr>
+        <w:t>Journal of Hydrologic Engineering</w:t>
+      </w:r>
+      <w:r>
+        <w:t>. https://doi.org/10.1061/(asce)he.1943-5584.0001481</w:t>
+      </w:r>
+    </w:p>
+    <w:p>
+      <w:pPr>
+        <w:spacing w:line="360" w:lineRule="auto"/>
+        <w:jc w:val="both"/>
+      </w:pPr>
+      <w:r>
+        <w:t xml:space="preserve">- [sazonenko2024] Sazonenko, Ye.; Pidgorodetska, L.; Kolos, L.; Fedorov, O. (2024). Analysis of Spatial and Temporal Changes in the Water Surface Area of the Kakhovka Reservoir based on Satellite Data. </w:t>
+      </w:r>
+      <w:r>
+        <w:rPr>
+          <w:i/>
+        </w:rPr>
+        <w:t>International Conference of Young Professionals «GeoTerrace-2024»</w:t>
+      </w:r>
+      <w:r>
+        <w:t>. https://doi.org/10.3997/2214-4609.2024510069</w:t>
+      </w:r>
+    </w:p>
+    <w:p>
+      <w:pPr>
+        <w:spacing w:line="360" w:lineRule="auto"/>
+        <w:jc w:val="both"/>
+      </w:pPr>
+      <w:r>
         <w:t xml:space="preserve">- [scherer2022] Scherer, Daniel; Schwatke, Christian; Dettmering, Denise; Seitz, Florian (2022). ICESat‐2 Based River Surface Slope and Its Impact on Water Level Time Series From Satellite Altimetry. </w:t>
       </w:r>
       <w:r>
@@ -3550,6 +3748,42 @@
         <w:jc w:val="both"/>
       </w:pPr>
       <w:r>
+        <w:t xml:space="preserve">- [shumilova2025] Shumilova, O.; Sukhodolov, A.; Osadcha, N.; Oreshchenko, A.; Constantinescu, G.; Afanasyev, S.; Koken, M.; Osadchyi, V.; Rhoads, B.; Tockner, K.; Monaghan, M. T.; Schröder, B.; Nabyvanets, J.; Wolter, C.; Lietytska, O.; van de Koppel, J.; Magas, N.; Jähnig, S. C.; Lakisova, V.; Trokhymenko, G.; Venohr, M.; Komorin, V.; Stepanenko, S.; Khilchevskyi, V.; Domisch, S.; Blettler, M.; Gleick, P.; De Meester, L.; Grossart, H.-P. (2025). Environmental effects of the Kakhovka Dam destruction by warfare in Ukraine. </w:t>
+      </w:r>
+      <w:r>
+        <w:rPr>
+          <w:i/>
+        </w:rPr>
+        <w:t>Science</w:t>
+      </w:r>
+      <w:r>
+        <w:t>. https://doi.org/10.1126/science.adn8655</w:t>
+      </w:r>
+    </w:p>
+    <w:p>
+      <w:pPr>
+        <w:spacing w:line="360" w:lineRule="auto"/>
+        <w:jc w:val="both"/>
+      </w:pPr>
+      <w:r>
+        <w:t xml:space="preserve">- [skalak2009] Skalak, Katherine; Pizzuto, James; Hart, David D. (2009). Influence of Small Dams on Downstream Channel Characteristics in Pennsylvania and Maryland: Implications for the Long‐Term Geomorphic Effects of Dam Removal&lt;sup&gt;1&lt;/sup&gt;. </w:t>
+      </w:r>
+      <w:r>
+        <w:rPr>
+          <w:i/>
+        </w:rPr>
+        <w:t>JAWRA Journal of the American Water Resources Association</w:t>
+      </w:r>
+      <w:r>
+        <w:t>. https://doi.org/10.1111/j.1752-1688.2008.00263.x</w:t>
+      </w:r>
+    </w:p>
+    <w:p>
+      <w:pPr>
+        <w:spacing w:line="360" w:lineRule="auto"/>
+        <w:jc w:val="both"/>
+      </w:pPr>
+      <w:r>
         <w:t xml:space="preserve">- [theil1992] Theil, Henri (1992). A Rank-Invariant Method of Linear and Polynomial Regression Analysis. </w:t>
       </w:r>
       <w:r>
@@ -3568,6 +3802,24 @@
         <w:jc w:val="both"/>
       </w:pPr>
       <w:r>
+        <w:t xml:space="preserve">- [trevoho2021] Trevoho, Ihor; Zablotskyi, Fedir; Piskorek, Andrzej; Dzhuman, Bohdan; Vovk, Andrii (2021). About modernization of Ukrainian height system. </w:t>
+      </w:r>
+      <w:r>
+        <w:rPr>
+          <w:i/>
+        </w:rPr>
+        <w:t>Geodesy, cartography and aerial photography</w:t>
+      </w:r>
+      <w:r>
+        <w:t>. https://doi.org/10.23939/istcgcap2021.93.013</w:t>
+      </w:r>
+    </w:p>
+    <w:p>
+      <w:pPr>
+        <w:spacing w:line="360" w:lineRule="auto"/>
+        <w:jc w:val="both"/>
+      </w:pPr>
+      <w:r>
         <w:t xml:space="preserve">- [vyshnevskyi2023] Vyshnevskyi, Viktor; Shevchuk, Serhii; Komorin, Viktor; Oleynik, Yurii; Gleick, Peter (2023). The destruction of the Kakhovka dam and its consequences. </w:t>
       </w:r>
       <w:r>
@@ -3578,6 +3830,24 @@
       </w:r>
       <w:r>
         <w:t>. https://doi.org/10.1080/02508060.2023.2247679</w:t>
+      </w:r>
+    </w:p>
+    <w:p>
+      <w:pPr>
+        <w:spacing w:line="360" w:lineRule="auto"/>
+        <w:jc w:val="both"/>
+      </w:pPr>
+      <w:r>
+        <w:t xml:space="preserve">- [zhang2020] Zhang, Panpan; Bao, Lifeng; Guo, Dongmei; Wu, Lin; Li, Qianqian; Liu, Hui; Xue, Zhixin; Li, Zhicai (2020). Estimation of Vertical Datum Parameters Using the GBVP Approach Based on the Combined Global Geopotential Models. </w:t>
+      </w:r>
+      <w:r>
+        <w:rPr>
+          <w:i/>
+        </w:rPr>
+        <w:t>Remote Sensing</w:t>
+      </w:r>
+      <w:r>
+        <w:t>. https://doi.org/10.3390/rs12244137</w:t>
       </w:r>
     </w:p>
     <w:sectPr>
